--- a/專題手冊草稿.docx
+++ b/專題手冊草稿.docx
@@ -1099,37 +1099,37 @@
         <w:spacing w:before="200" w:line="240" w:lineRule="auto"/>
         <w:ind w:right="160"/>
         <w:rPr>
+          <w:rFonts w:ascii="標楷體" w:eastAsia="標楷體" w:hAnsi="標楷體" w:cs="Times New Roman"/>
+          <w:b/>
+          <w:bCs/>
+          <w:sz w:val="28"/>
+          <w:szCs w:val="28"/>
+        </w:rPr>
+      </w:pPr>
+      <w:r>
+        <w:rPr>
+          <w:rFonts w:ascii="標楷體" w:eastAsia="標楷體" w:hAnsi="標楷體" w:cs="Times New Roman"/>
+          <w:sz w:val="28"/>
+          <w:szCs w:val="28"/>
+        </w:rPr>
+        <w:t xml:space="preserve">4-2 </w:t>
+      </w:r>
+      <w:r>
+        <w:rPr>
+          <w:rFonts w:ascii="標楷體" w:eastAsia="標楷體" w:hAnsi="標楷體" w:cs="Kai"/>
+          <w:sz w:val="28"/>
+          <w:szCs w:val="28"/>
+        </w:rPr>
+        <w:t>專案組織與分工</w:t>
+      </w:r>
+      <w:r>
+        <w:rPr>
           <w:rFonts w:ascii="標楷體" w:eastAsia="標楷體" w:hAnsi="標楷體" w:cs="Times New Roman" w:hint="eastAsia"/>
           <w:b/>
           <w:bCs/>
           <w:sz w:val="28"/>
           <w:szCs w:val="28"/>
         </w:rPr>
-      </w:pPr>
-      <w:r>
-        <w:rPr>
-          <w:rFonts w:ascii="標楷體" w:eastAsia="標楷體" w:hAnsi="標楷體" w:cs="Times New Roman"/>
-          <w:sz w:val="28"/>
-          <w:szCs w:val="28"/>
-        </w:rPr>
-        <w:t xml:space="preserve">4-2 </w:t>
-      </w:r>
-      <w:r>
-        <w:rPr>
-          <w:rFonts w:ascii="標楷體" w:eastAsia="標楷體" w:hAnsi="標楷體" w:cs="Kai"/>
-          <w:sz w:val="28"/>
-          <w:szCs w:val="28"/>
-        </w:rPr>
-        <w:t>專案組織與分工</w:t>
-      </w:r>
-      <w:r>
-        <w:rPr>
-          <w:rFonts w:ascii="標楷體" w:eastAsia="標楷體" w:hAnsi="標楷體" w:cs="Times New Roman" w:hint="eastAsia"/>
-          <w:b/>
-          <w:bCs/>
-          <w:sz w:val="28"/>
-          <w:szCs w:val="28"/>
-        </w:rPr>
         <w:t>...........................................</w:t>
       </w:r>
       <w:r>
@@ -1147,7 +1147,7 @@
         <w:spacing w:before="200" w:line="240" w:lineRule="auto"/>
         <w:ind w:right="160"/>
         <w:rPr>
-          <w:rFonts w:ascii="標楷體" w:eastAsia="標楷體" w:hAnsi="標楷體" w:cs="Times New Roman" w:hint="eastAsia"/>
+          <w:rFonts w:ascii="標楷體" w:eastAsia="標楷體" w:hAnsi="標楷體" w:cs="Times New Roman"/>
           <w:b/>
           <w:bCs/>
           <w:sz w:val="28"/>
@@ -1295,7 +1295,7 @@
         <w:spacing w:before="200" w:line="240" w:lineRule="auto"/>
         <w:ind w:right="133"/>
         <w:rPr>
-          <w:rFonts w:ascii="標楷體" w:eastAsia="標楷體" w:hAnsi="標楷體" w:cs="Times New Roman" w:hint="eastAsia"/>
+          <w:rFonts w:ascii="標楷體" w:eastAsia="標楷體" w:hAnsi="標楷體" w:cs="Times New Roman"/>
           <w:sz w:val="28"/>
           <w:szCs w:val="28"/>
         </w:rPr>
@@ -1357,7 +1357,7 @@
         <w:spacing w:before="200" w:line="240" w:lineRule="auto"/>
         <w:ind w:right="133"/>
         <w:rPr>
-          <w:rFonts w:ascii="標楷體" w:eastAsia="標楷體" w:hAnsi="標楷體" w:cs="Times New Roman" w:hint="eastAsia"/>
+          <w:rFonts w:ascii="標楷體" w:eastAsia="標楷體" w:hAnsi="標楷體" w:cs="Times New Roman"/>
           <w:sz w:val="28"/>
           <w:szCs w:val="28"/>
         </w:rPr>
@@ -1423,7 +1423,7 @@
         <w:spacing w:before="200" w:line="240" w:lineRule="auto"/>
         <w:ind w:right="138"/>
         <w:rPr>
-          <w:rFonts w:ascii="標楷體" w:eastAsia="標楷體" w:hAnsi="標楷體" w:cs="Times New Roman" w:hint="eastAsia"/>
+          <w:rFonts w:ascii="標楷體" w:eastAsia="標楷體" w:hAnsi="標楷體" w:cs="Times New Roman"/>
           <w:b/>
           <w:bCs/>
           <w:sz w:val="31"/>
@@ -1507,7 +1507,7 @@
         <w:spacing w:before="200" w:line="240" w:lineRule="auto"/>
         <w:ind w:right="138"/>
         <w:rPr>
-          <w:rFonts w:ascii="標楷體" w:eastAsia="標楷體" w:hAnsi="標楷體" w:cs="Times New Roman" w:hint="eastAsia"/>
+          <w:rFonts w:ascii="標楷體" w:eastAsia="標楷體" w:hAnsi="標楷體" w:cs="Times New Roman"/>
           <w:sz w:val="28"/>
           <w:szCs w:val="28"/>
         </w:rPr>
@@ -1589,7 +1589,7 @@
         <w:spacing w:before="200" w:line="240" w:lineRule="auto"/>
         <w:ind w:right="138"/>
         <w:rPr>
-          <w:rFonts w:ascii="標楷體" w:eastAsia="標楷體" w:hAnsi="標楷體" w:cs="Times New Roman" w:hint="eastAsia"/>
+          <w:rFonts w:ascii="標楷體" w:eastAsia="標楷體" w:hAnsi="標楷體" w:cs="Times New Roman"/>
           <w:sz w:val="28"/>
           <w:szCs w:val="28"/>
         </w:rPr>
@@ -2775,7 +2775,7 @@
       <w:pPr>
         <w:spacing w:line="240" w:lineRule="auto"/>
         <w:rPr>
-          <w:rFonts w:ascii="標楷體" w:eastAsia="標楷體" w:hAnsi="標楷體" w:cs="Times New Roman" w:hint="eastAsia"/>
+          <w:rFonts w:ascii="標楷體" w:eastAsia="標楷體" w:hAnsi="標楷體" w:cs="Times New Roman"/>
           <w:b/>
           <w:bCs/>
           <w:sz w:val="28"/>
@@ -3510,7 +3510,7 @@
     <w:p>
       <w:pPr>
         <w:rPr>
-          <w:rFonts w:ascii="標楷體" w:eastAsia="標楷體" w:hAnsi="標楷體" w:cs="標楷體" w:hint="eastAsia"/>
+          <w:rFonts w:ascii="標楷體" w:eastAsia="標楷體" w:hAnsi="標楷體" w:cs="標楷體"/>
           <w:sz w:val="36"/>
           <w:szCs w:val="36"/>
           <w:lang w:val="en-US"/>
@@ -3575,7 +3575,7 @@
           <w:szCs w:val="28"/>
           <w:lang w:val="en-US"/>
         </w:rPr>
-        <w:t>.</w:t>
+        <w:t>...</w:t>
       </w:r>
       <w:r>
         <w:rPr>
@@ -3586,7 +3586,7 @@
           <w:szCs w:val="28"/>
           <w:lang w:val="en-US"/>
         </w:rPr>
-        <w:t>.</w:t>
+        <w:t>....</w:t>
       </w:r>
       <w:r>
         <w:rPr>
@@ -3597,7 +3597,51 @@
           <w:szCs w:val="28"/>
           <w:lang w:val="en-US"/>
         </w:rPr>
-        <w:t>.</w:t>
+        <w:t>..</w:t>
+      </w:r>
+    </w:p>
+    <w:p>
+      <w:pPr>
+        <w:spacing w:line="240" w:lineRule="auto"/>
+        <w:rPr>
+          <w:rFonts w:ascii="標楷體" w:eastAsia="標楷體" w:hAnsi="標楷體" w:cs="標楷體"/>
+          <w:sz w:val="36"/>
+          <w:szCs w:val="36"/>
+          <w:lang w:val="en-US"/>
+        </w:rPr>
+      </w:pPr>
+      <w:r>
+        <w:rPr>
+          <w:rFonts w:ascii="標楷體" w:eastAsia="標楷體" w:hAnsi="標楷體" w:cs="標楷體"/>
+          <w:sz w:val="28"/>
+          <w:szCs w:val="28"/>
+        </w:rPr>
+        <w:t>表</w:t>
+      </w:r>
+      <w:r>
+        <w:rPr>
+          <w:rFonts w:ascii="標楷體" w:eastAsia="標楷體" w:hAnsi="標楷體" w:cs="標楷體"/>
+          <w:sz w:val="28"/>
+          <w:szCs w:val="28"/>
+          <w:lang w:val="en-US"/>
+        </w:rPr>
+        <w:t xml:space="preserve"> 5-2-1 </w:t>
+      </w:r>
+      <w:r>
+        <w:rPr>
+          <w:rFonts w:ascii="標楷體" w:eastAsia="標楷體" w:hAnsi="標楷體" w:cs="標楷體"/>
+          <w:sz w:val="28"/>
+          <w:szCs w:val="28"/>
+        </w:rPr>
+        <w:t>功能性需</w:t>
+      </w:r>
+      <w:r>
+        <w:rPr>
+          <w:rFonts w:ascii="標楷體" w:eastAsia="標楷體" w:hAnsi="標楷體" w:cs="標楷體" w:hint="eastAsia"/>
+          <w:sz w:val="28"/>
+          <w:szCs w:val="28"/>
+        </w:rPr>
+        <w:t>求</w:t>
       </w:r>
       <w:r>
         <w:rPr>
@@ -3608,7 +3652,7 @@
           <w:szCs w:val="28"/>
           <w:lang w:val="en-US"/>
         </w:rPr>
-        <w:t>....</w:t>
+        <w:t>..................................</w:t>
       </w:r>
       <w:r>
         <w:rPr>
@@ -3619,7 +3663,7 @@
           <w:szCs w:val="28"/>
           <w:lang w:val="en-US"/>
         </w:rPr>
-        <w:t>.</w:t>
+        <w:t>...</w:t>
       </w:r>
       <w:r>
         <w:rPr>
@@ -3630,51 +3674,7 @@
           <w:szCs w:val="28"/>
           <w:lang w:val="en-US"/>
         </w:rPr>
-        <w:t>.</w:t>
-      </w:r>
-    </w:p>
-    <w:p>
-      <w:pPr>
-        <w:spacing w:line="240" w:lineRule="auto"/>
-        <w:rPr>
-          <w:rFonts w:ascii="標楷體" w:eastAsia="標楷體" w:hAnsi="標楷體" w:cs="標楷體"/>
-          <w:sz w:val="36"/>
-          <w:szCs w:val="36"/>
-          <w:lang w:val="en-US"/>
-        </w:rPr>
-      </w:pPr>
-      <w:r>
-        <w:rPr>
-          <w:rFonts w:ascii="標楷體" w:eastAsia="標楷體" w:hAnsi="標楷體" w:cs="標楷體"/>
-          <w:sz w:val="28"/>
-          <w:szCs w:val="28"/>
-        </w:rPr>
-        <w:t>表</w:t>
-      </w:r>
-      <w:r>
-        <w:rPr>
-          <w:rFonts w:ascii="標楷體" w:eastAsia="標楷體" w:hAnsi="標楷體" w:cs="標楷體"/>
-          <w:sz w:val="28"/>
-          <w:szCs w:val="28"/>
-          <w:lang w:val="en-US"/>
-        </w:rPr>
-        <w:t xml:space="preserve"> 5-2-1 </w:t>
-      </w:r>
-      <w:r>
-        <w:rPr>
-          <w:rFonts w:ascii="標楷體" w:eastAsia="標楷體" w:hAnsi="標楷體" w:cs="標楷體"/>
-          <w:sz w:val="28"/>
-          <w:szCs w:val="28"/>
-        </w:rPr>
-        <w:t>功能性需</w:t>
-      </w:r>
-      <w:r>
-        <w:rPr>
-          <w:rFonts w:ascii="標楷體" w:eastAsia="標楷體" w:hAnsi="標楷體" w:cs="標楷體" w:hint="eastAsia"/>
-          <w:sz w:val="28"/>
-          <w:szCs w:val="28"/>
-        </w:rPr>
-        <w:t>求</w:t>
+        <w:t>....</w:t>
       </w:r>
       <w:r>
         <w:rPr>
@@ -3685,7 +3685,68 @@
           <w:szCs w:val="28"/>
           <w:lang w:val="en-US"/>
         </w:rPr>
-        <w:t>..................................</w:t>
+        <w:t>.</w:t>
+      </w:r>
+    </w:p>
+    <w:p>
+      <w:pPr>
+        <w:spacing w:line="240" w:lineRule="auto"/>
+        <w:rPr>
+          <w:rFonts w:ascii="標楷體" w:eastAsia="標楷體" w:hAnsi="標楷體" w:cs="Times New Roman"/>
+          <w:b/>
+          <w:bCs/>
+          <w:sz w:val="28"/>
+          <w:szCs w:val="28"/>
+          <w:lang w:val="en-US"/>
+        </w:rPr>
+      </w:pPr>
+      <w:r>
+        <w:rPr>
+          <w:rFonts w:ascii="標楷體" w:eastAsia="標楷體" w:hAnsi="標楷體" w:cs="標楷體"/>
+          <w:sz w:val="28"/>
+          <w:szCs w:val="28"/>
+        </w:rPr>
+        <w:t>表 5-2-</w:t>
+      </w:r>
+      <w:r>
+        <w:rPr>
+          <w:rFonts w:ascii="標楷體" w:eastAsia="標楷體" w:hAnsi="標楷體" w:cs="標楷體" w:hint="eastAsia"/>
+          <w:sz w:val="28"/>
+          <w:szCs w:val="28"/>
+        </w:rPr>
+        <w:t>2</w:t>
+      </w:r>
+      <w:r>
+        <w:rPr>
+          <w:rFonts w:ascii="標楷體" w:eastAsia="標楷體" w:hAnsi="標楷體" w:cs="標楷體"/>
+          <w:sz w:val="28"/>
+          <w:szCs w:val="28"/>
+        </w:rPr>
+        <w:t xml:space="preserve"> </w:t>
+      </w:r>
+      <w:r>
+        <w:rPr>
+          <w:rFonts w:ascii="標楷體" w:eastAsia="標楷體" w:hAnsi="標楷體" w:cs="標楷體" w:hint="eastAsia"/>
+          <w:sz w:val="28"/>
+          <w:szCs w:val="28"/>
+        </w:rPr>
+        <w:t>非</w:t>
+      </w:r>
+      <w:r>
+        <w:rPr>
+          <w:rFonts w:ascii="標楷體" w:eastAsia="標楷體" w:hAnsi="標楷體" w:cs="標楷體"/>
+          <w:sz w:val="28"/>
+          <w:szCs w:val="28"/>
+        </w:rPr>
+        <w:t>功能性需</w:t>
+      </w:r>
+      <w:r>
+        <w:rPr>
+          <w:rFonts w:ascii="標楷體" w:eastAsia="標楷體" w:hAnsi="標楷體" w:cs="標楷體" w:hint="eastAsia"/>
+          <w:sz w:val="28"/>
+          <w:szCs w:val="28"/>
+        </w:rPr>
+        <w:t>求</w:t>
       </w:r>
       <w:r>
         <w:rPr>
@@ -3696,7 +3757,7 @@
           <w:szCs w:val="28"/>
           <w:lang w:val="en-US"/>
         </w:rPr>
-        <w:t>...</w:t>
+        <w:t>.................................</w:t>
       </w:r>
       <w:r>
         <w:rPr>
@@ -3707,7 +3768,7 @@
           <w:szCs w:val="28"/>
           <w:lang w:val="en-US"/>
         </w:rPr>
-        <w:t>....</w:t>
+        <w:t>...</w:t>
       </w:r>
       <w:r>
         <w:rPr>
@@ -3718,7 +3779,982 @@
           <w:szCs w:val="28"/>
           <w:lang w:val="en-US"/>
         </w:rPr>
+        <w:t>....</w:t>
+      </w:r>
+      <w:r>
+        <w:rPr>
+          <w:rFonts w:ascii="標楷體" w:eastAsia="標楷體" w:hAnsi="標楷體" w:cs="Times New Roman" w:hint="eastAsia"/>
+          <w:b/>
+          <w:bCs/>
+          <w:sz w:val="28"/>
+          <w:szCs w:val="28"/>
+          <w:lang w:val="en-US"/>
+        </w:rPr>
         <w:t>.</w:t>
+      </w:r>
+    </w:p>
+    <w:p>
+      <w:pPr>
+        <w:spacing w:line="240" w:lineRule="auto"/>
+        <w:rPr>
+          <w:rFonts w:ascii="標楷體" w:eastAsia="標楷體" w:hAnsi="標楷體" w:cs="Times New Roman"/>
+          <w:sz w:val="28"/>
+          <w:szCs w:val="28"/>
+          <w:lang w:val="en-US"/>
+        </w:rPr>
+      </w:pPr>
+      <w:r>
+        <w:rPr>
+          <w:rFonts w:ascii="標楷體" w:eastAsia="標楷體" w:hAnsi="標楷體" w:cs="標楷體" w:hint="eastAsia"/>
+          <w:sz w:val="28"/>
+          <w:szCs w:val="28"/>
+          <w:lang w:val="en-US"/>
+        </w:rPr>
+        <w:t xml:space="preserve">表6-2-1 </w:t>
+      </w:r>
+      <w:r>
+        <w:rPr>
+          <w:rFonts w:ascii="標楷體" w:eastAsia="標楷體" w:hAnsi="標楷體" w:cs="標楷體"/>
+          <w:sz w:val="28"/>
+          <w:szCs w:val="28"/>
+          <w:lang w:val="en-US"/>
+        </w:rPr>
+        <w:t>帳號與身份處理</w:t>
+      </w:r>
+      <w:r>
+        <w:rPr>
+          <w:rFonts w:ascii="標楷體" w:eastAsia="標楷體" w:hAnsi="標楷體" w:cs="標楷體" w:hint="eastAsia"/>
+          <w:sz w:val="28"/>
+          <w:szCs w:val="28"/>
+          <w:lang w:val="en-US"/>
+        </w:rPr>
+        <w:t>表</w:t>
+      </w:r>
+      <w:r>
+        <w:rPr>
+          <w:rFonts w:ascii="標楷體" w:eastAsia="標楷體" w:hAnsi="標楷體" w:cs="Times New Roman" w:hint="eastAsia"/>
+          <w:b/>
+          <w:bCs/>
+          <w:sz w:val="28"/>
+          <w:szCs w:val="28"/>
+          <w:lang w:val="en-US"/>
+        </w:rPr>
+        <w:t>.............................</w:t>
+      </w:r>
+      <w:r>
+        <w:rPr>
+          <w:rFonts w:ascii="標楷體" w:eastAsia="標楷體" w:hAnsi="標楷體" w:cs="Times New Roman" w:hint="eastAsia"/>
+          <w:b/>
+          <w:bCs/>
+          <w:sz w:val="28"/>
+          <w:szCs w:val="28"/>
+          <w:lang w:val="en-US"/>
+        </w:rPr>
+        <w:t>...</w:t>
+      </w:r>
+      <w:r>
+        <w:rPr>
+          <w:rFonts w:ascii="標楷體" w:eastAsia="標楷體" w:hAnsi="標楷體" w:cs="Times New Roman" w:hint="eastAsia"/>
+          <w:b/>
+          <w:bCs/>
+          <w:sz w:val="28"/>
+          <w:szCs w:val="28"/>
+          <w:lang w:val="en-US"/>
+        </w:rPr>
+        <w:t>....</w:t>
+      </w:r>
+      <w:r>
+        <w:rPr>
+          <w:rFonts w:ascii="標楷體" w:eastAsia="標楷體" w:hAnsi="標楷體" w:cs="Times New Roman" w:hint="eastAsia"/>
+          <w:b/>
+          <w:bCs/>
+          <w:sz w:val="28"/>
+          <w:szCs w:val="28"/>
+          <w:lang w:val="en-US"/>
+        </w:rPr>
+        <w:t>.</w:t>
+      </w:r>
+      <w:r>
+        <w:rPr>
+          <w:rFonts w:ascii="標楷體" w:eastAsia="標楷體" w:hAnsi="標楷體" w:cs="Times New Roman" w:hint="eastAsia"/>
+          <w:sz w:val="28"/>
+          <w:szCs w:val="28"/>
+          <w:lang w:val="en-US"/>
+        </w:rPr>
+        <w:t>23</w:t>
+      </w:r>
+    </w:p>
+    <w:p>
+      <w:pPr>
+        <w:spacing w:line="240" w:lineRule="auto"/>
+        <w:rPr>
+          <w:rFonts w:ascii="標楷體" w:eastAsia="標楷體" w:hAnsi="標楷體" w:cs="Times New Roman"/>
+          <w:sz w:val="28"/>
+          <w:szCs w:val="28"/>
+          <w:lang w:val="en-US"/>
+        </w:rPr>
+      </w:pPr>
+      <w:r>
+        <w:rPr>
+          <w:rFonts w:ascii="標楷體" w:eastAsia="標楷體" w:hAnsi="標楷體" w:cs="標楷體" w:hint="eastAsia"/>
+          <w:sz w:val="28"/>
+          <w:szCs w:val="28"/>
+          <w:lang w:val="en-US"/>
+        </w:rPr>
+        <w:t xml:space="preserve">表6-2-2 </w:t>
+      </w:r>
+      <w:r>
+        <w:rPr>
+          <w:rFonts w:ascii="標楷體" w:eastAsia="標楷體" w:hAnsi="標楷體" w:cs="標楷體"/>
+          <w:sz w:val="28"/>
+          <w:szCs w:val="28"/>
+          <w:lang w:val="en-US"/>
+        </w:rPr>
+        <w:t>工作專案處理</w:t>
+      </w:r>
+      <w:r>
+        <w:rPr>
+          <w:rFonts w:ascii="標楷體" w:eastAsia="標楷體" w:hAnsi="標楷體" w:cs="標楷體" w:hint="eastAsia"/>
+          <w:sz w:val="28"/>
+          <w:szCs w:val="28"/>
+          <w:lang w:val="en-US"/>
+        </w:rPr>
+        <w:t>表</w:t>
+      </w:r>
+      <w:r>
+        <w:rPr>
+          <w:rFonts w:ascii="標楷體" w:eastAsia="標楷體" w:hAnsi="標楷體" w:cs="Times New Roman" w:hint="eastAsia"/>
+          <w:b/>
+          <w:bCs/>
+          <w:sz w:val="28"/>
+          <w:szCs w:val="28"/>
+          <w:lang w:val="en-US"/>
+        </w:rPr>
+        <w:t>...............................</w:t>
+      </w:r>
+      <w:r>
+        <w:rPr>
+          <w:rFonts w:ascii="標楷體" w:eastAsia="標楷體" w:hAnsi="標楷體" w:cs="Times New Roman" w:hint="eastAsia"/>
+          <w:b/>
+          <w:bCs/>
+          <w:sz w:val="28"/>
+          <w:szCs w:val="28"/>
+          <w:lang w:val="en-US"/>
+        </w:rPr>
+        <w:t>...</w:t>
+      </w:r>
+      <w:r>
+        <w:rPr>
+          <w:rFonts w:ascii="標楷體" w:eastAsia="標楷體" w:hAnsi="標楷體" w:cs="Times New Roman" w:hint="eastAsia"/>
+          <w:b/>
+          <w:bCs/>
+          <w:sz w:val="28"/>
+          <w:szCs w:val="28"/>
+          <w:lang w:val="en-US"/>
+        </w:rPr>
+        <w:t>....</w:t>
+      </w:r>
+      <w:r>
+        <w:rPr>
+          <w:rFonts w:ascii="標楷體" w:eastAsia="標楷體" w:hAnsi="標楷體" w:cs="Times New Roman" w:hint="eastAsia"/>
+          <w:b/>
+          <w:bCs/>
+          <w:sz w:val="28"/>
+          <w:szCs w:val="28"/>
+          <w:lang w:val="en-US"/>
+        </w:rPr>
+        <w:t>.</w:t>
+      </w:r>
+      <w:r>
+        <w:rPr>
+          <w:rFonts w:ascii="標楷體" w:eastAsia="標楷體" w:hAnsi="標楷體" w:cs="Times New Roman" w:hint="eastAsia"/>
+          <w:sz w:val="28"/>
+          <w:szCs w:val="28"/>
+          <w:lang w:val="en-US"/>
+        </w:rPr>
+        <w:t>23</w:t>
+      </w:r>
+    </w:p>
+    <w:p>
+      <w:pPr>
+        <w:spacing w:line="240" w:lineRule="auto"/>
+        <w:rPr>
+          <w:rFonts w:ascii="標楷體" w:eastAsia="標楷體" w:hAnsi="標楷體" w:cs="Times New Roman"/>
+          <w:sz w:val="28"/>
+          <w:szCs w:val="28"/>
+          <w:lang w:val="en-US"/>
+        </w:rPr>
+      </w:pPr>
+      <w:r>
+        <w:rPr>
+          <w:rFonts w:ascii="標楷體" w:eastAsia="標楷體" w:hAnsi="標楷體" w:cs="標楷體" w:hint="eastAsia"/>
+          <w:sz w:val="28"/>
+          <w:szCs w:val="28"/>
+          <w:lang w:val="en-US"/>
+        </w:rPr>
+        <w:t xml:space="preserve">表6-2-3 </w:t>
+      </w:r>
+      <w:r>
+        <w:rPr>
+          <w:rFonts w:ascii="標楷體" w:eastAsia="標楷體" w:hAnsi="標楷體" w:cs="標楷體"/>
+          <w:sz w:val="28"/>
+          <w:szCs w:val="28"/>
+          <w:lang w:val="en-US"/>
+        </w:rPr>
+        <w:t>對話互動處理</w:t>
+      </w:r>
+      <w:r>
+        <w:rPr>
+          <w:rFonts w:ascii="標楷體" w:eastAsia="標楷體" w:hAnsi="標楷體" w:cs="標楷體" w:hint="eastAsia"/>
+          <w:sz w:val="28"/>
+          <w:szCs w:val="28"/>
+          <w:lang w:val="en-US"/>
+        </w:rPr>
+        <w:t>表</w:t>
+      </w:r>
+      <w:r>
+        <w:rPr>
+          <w:rFonts w:ascii="標楷體" w:eastAsia="標楷體" w:hAnsi="標楷體" w:cs="Times New Roman" w:hint="eastAsia"/>
+          <w:b/>
+          <w:bCs/>
+          <w:sz w:val="28"/>
+          <w:szCs w:val="28"/>
+          <w:lang w:val="en-US"/>
+        </w:rPr>
+        <w:t>...............................</w:t>
+      </w:r>
+      <w:r>
+        <w:rPr>
+          <w:rFonts w:ascii="標楷體" w:eastAsia="標楷體" w:hAnsi="標楷體" w:cs="Times New Roman" w:hint="eastAsia"/>
+          <w:b/>
+          <w:bCs/>
+          <w:sz w:val="28"/>
+          <w:szCs w:val="28"/>
+          <w:lang w:val="en-US"/>
+        </w:rPr>
+        <w:t>...</w:t>
+      </w:r>
+      <w:r>
+        <w:rPr>
+          <w:rFonts w:ascii="標楷體" w:eastAsia="標楷體" w:hAnsi="標楷體" w:cs="Times New Roman" w:hint="eastAsia"/>
+          <w:b/>
+          <w:bCs/>
+          <w:sz w:val="28"/>
+          <w:szCs w:val="28"/>
+          <w:lang w:val="en-US"/>
+        </w:rPr>
+        <w:t>....</w:t>
+      </w:r>
+      <w:r>
+        <w:rPr>
+          <w:rFonts w:ascii="標楷體" w:eastAsia="標楷體" w:hAnsi="標楷體" w:cs="Times New Roman" w:hint="eastAsia"/>
+          <w:b/>
+          <w:bCs/>
+          <w:sz w:val="28"/>
+          <w:szCs w:val="28"/>
+          <w:lang w:val="en-US"/>
+        </w:rPr>
+        <w:t>.</w:t>
+      </w:r>
+      <w:r>
+        <w:rPr>
+          <w:rFonts w:ascii="標楷體" w:eastAsia="標楷體" w:hAnsi="標楷體" w:cs="Times New Roman" w:hint="eastAsia"/>
+          <w:sz w:val="28"/>
+          <w:szCs w:val="28"/>
+          <w:lang w:val="en-US"/>
+        </w:rPr>
+        <w:t>23</w:t>
+      </w:r>
+    </w:p>
+    <w:p>
+      <w:pPr>
+        <w:spacing w:line="240" w:lineRule="auto"/>
+        <w:rPr>
+          <w:rFonts w:ascii="標楷體" w:eastAsia="標楷體" w:hAnsi="標楷體" w:cs="Times New Roman"/>
+          <w:sz w:val="28"/>
+          <w:szCs w:val="28"/>
+          <w:lang w:val="en-US"/>
+        </w:rPr>
+      </w:pPr>
+      <w:r>
+        <w:rPr>
+          <w:rFonts w:ascii="標楷體" w:eastAsia="標楷體" w:hAnsi="標楷體" w:cs="標楷體" w:hint="eastAsia"/>
+          <w:sz w:val="28"/>
+          <w:szCs w:val="28"/>
+          <w:lang w:val="en-US"/>
+        </w:rPr>
+        <w:t xml:space="preserve">表6-2-4 </w:t>
+      </w:r>
+      <w:r>
+        <w:rPr>
+          <w:rFonts w:ascii="標楷體" w:eastAsia="標楷體" w:hAnsi="標楷體" w:cs="標楷體"/>
+          <w:sz w:val="28"/>
+          <w:szCs w:val="28"/>
+          <w:lang w:val="en-US"/>
+        </w:rPr>
+        <w:t>AI 智能分析處理</w:t>
+      </w:r>
+      <w:r>
+        <w:rPr>
+          <w:rFonts w:ascii="標楷體" w:eastAsia="標楷體" w:hAnsi="標楷體" w:cs="標楷體" w:hint="eastAsia"/>
+          <w:sz w:val="28"/>
+          <w:szCs w:val="28"/>
+          <w:lang w:val="en-US"/>
+        </w:rPr>
+        <w:t>表</w:t>
+      </w:r>
+      <w:r>
+        <w:rPr>
+          <w:rFonts w:ascii="標楷體" w:eastAsia="標楷體" w:hAnsi="標楷體" w:cs="Times New Roman" w:hint="eastAsia"/>
+          <w:b/>
+          <w:bCs/>
+          <w:sz w:val="28"/>
+          <w:szCs w:val="28"/>
+          <w:lang w:val="en-US"/>
+        </w:rPr>
+        <w:t>............................</w:t>
+      </w:r>
+      <w:r>
+        <w:rPr>
+          <w:rFonts w:ascii="標楷體" w:eastAsia="標楷體" w:hAnsi="標楷體" w:cs="Times New Roman" w:hint="eastAsia"/>
+          <w:b/>
+          <w:bCs/>
+          <w:sz w:val="28"/>
+          <w:szCs w:val="28"/>
+          <w:lang w:val="en-US"/>
+        </w:rPr>
+        <w:t>...</w:t>
+      </w:r>
+      <w:r>
+        <w:rPr>
+          <w:rFonts w:ascii="標楷體" w:eastAsia="標楷體" w:hAnsi="標楷體" w:cs="Times New Roman" w:hint="eastAsia"/>
+          <w:b/>
+          <w:bCs/>
+          <w:sz w:val="28"/>
+          <w:szCs w:val="28"/>
+          <w:lang w:val="en-US"/>
+        </w:rPr>
+        <w:t>....</w:t>
+      </w:r>
+      <w:r>
+        <w:rPr>
+          <w:rFonts w:ascii="標楷體" w:eastAsia="標楷體" w:hAnsi="標楷體" w:cs="Times New Roman" w:hint="eastAsia"/>
+          <w:b/>
+          <w:bCs/>
+          <w:sz w:val="28"/>
+          <w:szCs w:val="28"/>
+          <w:lang w:val="en-US"/>
+        </w:rPr>
+        <w:t>.</w:t>
+      </w:r>
+      <w:r>
+        <w:rPr>
+          <w:rFonts w:ascii="標楷體" w:eastAsia="標楷體" w:hAnsi="標楷體" w:cs="Times New Roman" w:hint="eastAsia"/>
+          <w:sz w:val="28"/>
+          <w:szCs w:val="28"/>
+          <w:lang w:val="en-US"/>
+        </w:rPr>
+        <w:t>23</w:t>
+      </w:r>
+    </w:p>
+    <w:p>
+      <w:pPr>
+        <w:spacing w:line="240" w:lineRule="auto"/>
+        <w:rPr>
+          <w:rFonts w:ascii="標楷體" w:eastAsia="標楷體" w:hAnsi="標楷體" w:cs="Times New Roman"/>
+          <w:sz w:val="28"/>
+          <w:szCs w:val="28"/>
+          <w:lang w:val="en-US"/>
+        </w:rPr>
+      </w:pPr>
+      <w:r>
+        <w:rPr>
+          <w:rFonts w:ascii="標楷體" w:eastAsia="標楷體" w:hAnsi="標楷體" w:cs="標楷體" w:hint="eastAsia"/>
+          <w:sz w:val="28"/>
+          <w:szCs w:val="28"/>
+          <w:lang w:val="en-US"/>
+        </w:rPr>
+        <w:t xml:space="preserve">表6-2-5 </w:t>
+      </w:r>
+      <w:r>
+        <w:rPr>
+          <w:rFonts w:ascii="標楷體" w:eastAsia="標楷體" w:hAnsi="標楷體" w:cs="標楷體"/>
+          <w:sz w:val="28"/>
+          <w:szCs w:val="28"/>
+          <w:lang w:val="en-US"/>
+        </w:rPr>
+        <w:t>註冊與登入驗證</w:t>
+      </w:r>
+      <w:r>
+        <w:rPr>
+          <w:rFonts w:ascii="標楷體" w:eastAsia="標楷體" w:hAnsi="標楷體" w:cs="標楷體" w:hint="eastAsia"/>
+          <w:sz w:val="28"/>
+          <w:szCs w:val="28"/>
+          <w:lang w:val="en-US"/>
+        </w:rPr>
+        <w:t>表</w:t>
+      </w:r>
+      <w:r>
+        <w:rPr>
+          <w:rFonts w:ascii="標楷體" w:eastAsia="標楷體" w:hAnsi="標楷體" w:cs="Times New Roman" w:hint="eastAsia"/>
+          <w:b/>
+          <w:bCs/>
+          <w:sz w:val="28"/>
+          <w:szCs w:val="28"/>
+          <w:lang w:val="en-US"/>
+        </w:rPr>
+        <w:t>.............................</w:t>
+      </w:r>
+      <w:r>
+        <w:rPr>
+          <w:rFonts w:ascii="標楷體" w:eastAsia="標楷體" w:hAnsi="標楷體" w:cs="Times New Roman" w:hint="eastAsia"/>
+          <w:b/>
+          <w:bCs/>
+          <w:sz w:val="28"/>
+          <w:szCs w:val="28"/>
+          <w:lang w:val="en-US"/>
+        </w:rPr>
+        <w:t>...</w:t>
+      </w:r>
+      <w:r>
+        <w:rPr>
+          <w:rFonts w:ascii="標楷體" w:eastAsia="標楷體" w:hAnsi="標楷體" w:cs="Times New Roman" w:hint="eastAsia"/>
+          <w:b/>
+          <w:bCs/>
+          <w:sz w:val="28"/>
+          <w:szCs w:val="28"/>
+          <w:lang w:val="en-US"/>
+        </w:rPr>
+        <w:t>....</w:t>
+      </w:r>
+      <w:r>
+        <w:rPr>
+          <w:rFonts w:ascii="標楷體" w:eastAsia="標楷體" w:hAnsi="標楷體" w:cs="Times New Roman" w:hint="eastAsia"/>
+          <w:b/>
+          <w:bCs/>
+          <w:sz w:val="28"/>
+          <w:szCs w:val="28"/>
+          <w:lang w:val="en-US"/>
+        </w:rPr>
+        <w:t>.</w:t>
+      </w:r>
+      <w:r>
+        <w:rPr>
+          <w:rFonts w:ascii="標楷體" w:eastAsia="標楷體" w:hAnsi="標楷體" w:cs="Times New Roman" w:hint="eastAsia"/>
+          <w:sz w:val="28"/>
+          <w:szCs w:val="28"/>
+          <w:lang w:val="en-US"/>
+        </w:rPr>
+        <w:t>2</w:t>
+      </w:r>
+      <w:r>
+        <w:rPr>
+          <w:rFonts w:ascii="標楷體" w:eastAsia="標楷體" w:hAnsi="標楷體" w:cs="Times New Roman" w:hint="eastAsia"/>
+          <w:sz w:val="28"/>
+          <w:szCs w:val="28"/>
+          <w:lang w:val="en-US"/>
+        </w:rPr>
+        <w:t>4</w:t>
+      </w:r>
+    </w:p>
+    <w:p>
+      <w:pPr>
+        <w:spacing w:line="240" w:lineRule="auto"/>
+        <w:rPr>
+          <w:rFonts w:ascii="標楷體" w:eastAsia="標楷體" w:hAnsi="標楷體" w:cs="Times New Roman"/>
+          <w:sz w:val="28"/>
+          <w:szCs w:val="28"/>
+          <w:lang w:val="en-US"/>
+        </w:rPr>
+      </w:pPr>
+      <w:r>
+        <w:rPr>
+          <w:rFonts w:ascii="標楷體" w:eastAsia="標楷體" w:hAnsi="標楷體" w:cs="標楷體" w:hint="eastAsia"/>
+          <w:sz w:val="28"/>
+          <w:szCs w:val="28"/>
+          <w:lang w:val="en-US"/>
+        </w:rPr>
+        <w:t xml:space="preserve">表6-2-6 </w:t>
+      </w:r>
+      <w:r>
+        <w:rPr>
+          <w:rFonts w:ascii="標楷體" w:eastAsia="標楷體" w:hAnsi="標楷體" w:cs="標楷體"/>
+          <w:sz w:val="28"/>
+          <w:szCs w:val="28"/>
+          <w:lang w:val="en-US"/>
+        </w:rPr>
+        <w:t>安全驗證處理</w:t>
+      </w:r>
+      <w:r>
+        <w:rPr>
+          <w:rFonts w:ascii="標楷體" w:eastAsia="標楷體" w:hAnsi="標楷體" w:cs="標楷體" w:hint="eastAsia"/>
+          <w:sz w:val="28"/>
+          <w:szCs w:val="28"/>
+          <w:lang w:val="en-US"/>
+        </w:rPr>
+        <w:t>表</w:t>
+      </w:r>
+      <w:r>
+        <w:rPr>
+          <w:rFonts w:ascii="標楷體" w:eastAsia="標楷體" w:hAnsi="標楷體" w:cs="Times New Roman" w:hint="eastAsia"/>
+          <w:b/>
+          <w:bCs/>
+          <w:sz w:val="28"/>
+          <w:szCs w:val="28"/>
+          <w:lang w:val="en-US"/>
+        </w:rPr>
+        <w:t>...............................</w:t>
+      </w:r>
+      <w:r>
+        <w:rPr>
+          <w:rFonts w:ascii="標楷體" w:eastAsia="標楷體" w:hAnsi="標楷體" w:cs="Times New Roman" w:hint="eastAsia"/>
+          <w:b/>
+          <w:bCs/>
+          <w:sz w:val="28"/>
+          <w:szCs w:val="28"/>
+          <w:lang w:val="en-US"/>
+        </w:rPr>
+        <w:t>...</w:t>
+      </w:r>
+      <w:r>
+        <w:rPr>
+          <w:rFonts w:ascii="標楷體" w:eastAsia="標楷體" w:hAnsi="標楷體" w:cs="Times New Roman" w:hint="eastAsia"/>
+          <w:b/>
+          <w:bCs/>
+          <w:sz w:val="28"/>
+          <w:szCs w:val="28"/>
+          <w:lang w:val="en-US"/>
+        </w:rPr>
+        <w:t>....</w:t>
+      </w:r>
+      <w:r>
+        <w:rPr>
+          <w:rFonts w:ascii="標楷體" w:eastAsia="標楷體" w:hAnsi="標楷體" w:cs="Times New Roman" w:hint="eastAsia"/>
+          <w:b/>
+          <w:bCs/>
+          <w:sz w:val="28"/>
+          <w:szCs w:val="28"/>
+          <w:lang w:val="en-US"/>
+        </w:rPr>
+        <w:t>.</w:t>
+      </w:r>
+      <w:r>
+        <w:rPr>
+          <w:rFonts w:ascii="標楷體" w:eastAsia="標楷體" w:hAnsi="標楷體" w:cs="Times New Roman" w:hint="eastAsia"/>
+          <w:sz w:val="28"/>
+          <w:szCs w:val="28"/>
+          <w:lang w:val="en-US"/>
+        </w:rPr>
+        <w:t>2</w:t>
+      </w:r>
+      <w:r>
+        <w:rPr>
+          <w:rFonts w:ascii="標楷體" w:eastAsia="標楷體" w:hAnsi="標楷體" w:cs="Times New Roman" w:hint="eastAsia"/>
+          <w:sz w:val="28"/>
+          <w:szCs w:val="28"/>
+          <w:lang w:val="en-US"/>
+        </w:rPr>
+        <w:t>4</w:t>
+      </w:r>
+    </w:p>
+    <w:p>
+      <w:pPr>
+        <w:spacing w:line="240" w:lineRule="auto"/>
+        <w:rPr>
+          <w:rFonts w:ascii="標楷體" w:eastAsia="標楷體" w:hAnsi="標楷體" w:cs="Times New Roman"/>
+          <w:sz w:val="28"/>
+          <w:szCs w:val="28"/>
+          <w:lang w:val="en-US"/>
+        </w:rPr>
+      </w:pPr>
+      <w:r>
+        <w:rPr>
+          <w:rFonts w:ascii="標楷體" w:eastAsia="標楷體" w:hAnsi="標楷體" w:cs="標楷體" w:hint="eastAsia"/>
+          <w:sz w:val="28"/>
+          <w:szCs w:val="28"/>
+          <w:lang w:val="en-US"/>
+        </w:rPr>
+        <w:t xml:space="preserve">表6-2-7 </w:t>
+      </w:r>
+      <w:r>
+        <w:rPr>
+          <w:rFonts w:ascii="標楷體" w:eastAsia="標楷體" w:hAnsi="標楷體" w:cs="標楷體"/>
+          <w:sz w:val="28"/>
+          <w:szCs w:val="28"/>
+          <w:lang w:val="en-US"/>
+        </w:rPr>
+        <w:t>個人檔案更新</w:t>
+      </w:r>
+      <w:r>
+        <w:rPr>
+          <w:rFonts w:ascii="標楷體" w:eastAsia="標楷體" w:hAnsi="標楷體" w:cs="標楷體" w:hint="eastAsia"/>
+          <w:sz w:val="28"/>
+          <w:szCs w:val="28"/>
+          <w:lang w:val="en-US"/>
+        </w:rPr>
+        <w:t>表</w:t>
+      </w:r>
+      <w:r>
+        <w:rPr>
+          <w:rFonts w:ascii="標楷體" w:eastAsia="標楷體" w:hAnsi="標楷體" w:cs="Times New Roman" w:hint="eastAsia"/>
+          <w:b/>
+          <w:bCs/>
+          <w:sz w:val="28"/>
+          <w:szCs w:val="28"/>
+          <w:lang w:val="en-US"/>
+        </w:rPr>
+        <w:t>...............................</w:t>
+      </w:r>
+      <w:r>
+        <w:rPr>
+          <w:rFonts w:ascii="標楷體" w:eastAsia="標楷體" w:hAnsi="標楷體" w:cs="Times New Roman" w:hint="eastAsia"/>
+          <w:b/>
+          <w:bCs/>
+          <w:sz w:val="28"/>
+          <w:szCs w:val="28"/>
+          <w:lang w:val="en-US"/>
+        </w:rPr>
+        <w:t>...</w:t>
+      </w:r>
+      <w:r>
+        <w:rPr>
+          <w:rFonts w:ascii="標楷體" w:eastAsia="標楷體" w:hAnsi="標楷體" w:cs="Times New Roman" w:hint="eastAsia"/>
+          <w:b/>
+          <w:bCs/>
+          <w:sz w:val="28"/>
+          <w:szCs w:val="28"/>
+          <w:lang w:val="en-US"/>
+        </w:rPr>
+        <w:t>....</w:t>
+      </w:r>
+      <w:r>
+        <w:rPr>
+          <w:rFonts w:ascii="標楷體" w:eastAsia="標楷體" w:hAnsi="標楷體" w:cs="Times New Roman" w:hint="eastAsia"/>
+          <w:b/>
+          <w:bCs/>
+          <w:sz w:val="28"/>
+          <w:szCs w:val="28"/>
+          <w:lang w:val="en-US"/>
+        </w:rPr>
+        <w:t>.</w:t>
+      </w:r>
+      <w:r>
+        <w:rPr>
+          <w:rFonts w:ascii="標楷體" w:eastAsia="標楷體" w:hAnsi="標楷體" w:cs="Times New Roman" w:hint="eastAsia"/>
+          <w:sz w:val="28"/>
+          <w:szCs w:val="28"/>
+          <w:lang w:val="en-US"/>
+        </w:rPr>
+        <w:t>2</w:t>
+      </w:r>
+      <w:r>
+        <w:rPr>
+          <w:rFonts w:ascii="標楷體" w:eastAsia="標楷體" w:hAnsi="標楷體" w:cs="Times New Roman" w:hint="eastAsia"/>
+          <w:sz w:val="28"/>
+          <w:szCs w:val="28"/>
+          <w:lang w:val="en-US"/>
+        </w:rPr>
+        <w:t>4</w:t>
+      </w:r>
+    </w:p>
+    <w:p>
+      <w:pPr>
+        <w:spacing w:line="240" w:lineRule="auto"/>
+        <w:rPr>
+          <w:rFonts w:ascii="標楷體" w:eastAsia="標楷體" w:hAnsi="標楷體" w:cs="Times New Roman"/>
+          <w:sz w:val="28"/>
+          <w:szCs w:val="28"/>
+          <w:lang w:val="en-US"/>
+        </w:rPr>
+      </w:pPr>
+      <w:r>
+        <w:rPr>
+          <w:rFonts w:ascii="標楷體" w:eastAsia="標楷體" w:hAnsi="標楷體" w:cs="標楷體" w:hint="eastAsia"/>
+          <w:sz w:val="28"/>
+          <w:szCs w:val="28"/>
+          <w:lang w:val="en-US"/>
+        </w:rPr>
+        <w:t xml:space="preserve">表6-2-8 </w:t>
+      </w:r>
+      <w:r>
+        <w:rPr>
+          <w:rFonts w:ascii="標楷體" w:eastAsia="標楷體" w:hAnsi="標楷體" w:cs="標楷體"/>
+          <w:sz w:val="28"/>
+          <w:szCs w:val="28"/>
+          <w:lang w:val="en-US"/>
+        </w:rPr>
+        <w:t>建立新專案</w:t>
+      </w:r>
+      <w:r>
+        <w:rPr>
+          <w:rFonts w:ascii="標楷體" w:eastAsia="標楷體" w:hAnsi="標楷體" w:cs="標楷體" w:hint="eastAsia"/>
+          <w:sz w:val="28"/>
+          <w:szCs w:val="28"/>
+          <w:lang w:val="en-US"/>
+        </w:rPr>
+        <w:t>表</w:t>
+      </w:r>
+      <w:r>
+        <w:rPr>
+          <w:rFonts w:ascii="標楷體" w:eastAsia="標楷體" w:hAnsi="標楷體" w:cs="Times New Roman" w:hint="eastAsia"/>
+          <w:b/>
+          <w:bCs/>
+          <w:sz w:val="28"/>
+          <w:szCs w:val="28"/>
+          <w:lang w:val="en-US"/>
+        </w:rPr>
+        <w:t>.................................</w:t>
+      </w:r>
+      <w:r>
+        <w:rPr>
+          <w:rFonts w:ascii="標楷體" w:eastAsia="標楷體" w:hAnsi="標楷體" w:cs="Times New Roman" w:hint="eastAsia"/>
+          <w:b/>
+          <w:bCs/>
+          <w:sz w:val="28"/>
+          <w:szCs w:val="28"/>
+          <w:lang w:val="en-US"/>
+        </w:rPr>
+        <w:t>...</w:t>
+      </w:r>
+      <w:r>
+        <w:rPr>
+          <w:rFonts w:ascii="標楷體" w:eastAsia="標楷體" w:hAnsi="標楷體" w:cs="Times New Roman" w:hint="eastAsia"/>
+          <w:b/>
+          <w:bCs/>
+          <w:sz w:val="28"/>
+          <w:szCs w:val="28"/>
+          <w:lang w:val="en-US"/>
+        </w:rPr>
+        <w:t>....</w:t>
+      </w:r>
+      <w:r>
+        <w:rPr>
+          <w:rFonts w:ascii="標楷體" w:eastAsia="標楷體" w:hAnsi="標楷體" w:cs="Times New Roman" w:hint="eastAsia"/>
+          <w:b/>
+          <w:bCs/>
+          <w:sz w:val="28"/>
+          <w:szCs w:val="28"/>
+          <w:lang w:val="en-US"/>
+        </w:rPr>
+        <w:t>.</w:t>
+      </w:r>
+      <w:r>
+        <w:rPr>
+          <w:rFonts w:ascii="標楷體" w:eastAsia="標楷體" w:hAnsi="標楷體" w:cs="Times New Roman" w:hint="eastAsia"/>
+          <w:sz w:val="28"/>
+          <w:szCs w:val="28"/>
+          <w:lang w:val="en-US"/>
+        </w:rPr>
+        <w:t>2</w:t>
+      </w:r>
+      <w:r>
+        <w:rPr>
+          <w:rFonts w:ascii="標楷體" w:eastAsia="標楷體" w:hAnsi="標楷體" w:cs="Times New Roman" w:hint="eastAsia"/>
+          <w:sz w:val="28"/>
+          <w:szCs w:val="28"/>
+          <w:lang w:val="en-US"/>
+        </w:rPr>
+        <w:t>4</w:t>
+      </w:r>
+    </w:p>
+    <w:p>
+      <w:pPr>
+        <w:spacing w:line="240" w:lineRule="auto"/>
+        <w:rPr>
+          <w:rFonts w:ascii="標楷體" w:eastAsia="標楷體" w:hAnsi="標楷體" w:cs="Times New Roman"/>
+          <w:sz w:val="28"/>
+          <w:szCs w:val="28"/>
+          <w:lang w:val="en-US"/>
+        </w:rPr>
+      </w:pPr>
+      <w:r>
+        <w:rPr>
+          <w:rFonts w:ascii="標楷體" w:eastAsia="標楷體" w:hAnsi="標楷體" w:cs="標楷體" w:hint="eastAsia"/>
+          <w:sz w:val="28"/>
+          <w:szCs w:val="28"/>
+          <w:lang w:val="en-US"/>
+        </w:rPr>
+        <w:t xml:space="preserve">表6-2-9 </w:t>
+      </w:r>
+      <w:r>
+        <w:rPr>
+          <w:rFonts w:ascii="標楷體" w:eastAsia="標楷體" w:hAnsi="標楷體" w:cs="標楷體"/>
+          <w:sz w:val="28"/>
+          <w:szCs w:val="28"/>
+          <w:lang w:val="en-US"/>
+        </w:rPr>
+        <w:t>歷史專案管理</w:t>
+      </w:r>
+      <w:r>
+        <w:rPr>
+          <w:rFonts w:ascii="標楷體" w:eastAsia="標楷體" w:hAnsi="標楷體" w:cs="標楷體" w:hint="eastAsia"/>
+          <w:sz w:val="28"/>
+          <w:szCs w:val="28"/>
+          <w:lang w:val="en-US"/>
+        </w:rPr>
+        <w:t>表</w:t>
+      </w:r>
+      <w:r>
+        <w:rPr>
+          <w:rFonts w:ascii="標楷體" w:eastAsia="標楷體" w:hAnsi="標楷體" w:cs="Times New Roman" w:hint="eastAsia"/>
+          <w:b/>
+          <w:bCs/>
+          <w:sz w:val="28"/>
+          <w:szCs w:val="28"/>
+          <w:lang w:val="en-US"/>
+        </w:rPr>
+        <w:t>...............................</w:t>
+      </w:r>
+      <w:r>
+        <w:rPr>
+          <w:rFonts w:ascii="標楷體" w:eastAsia="標楷體" w:hAnsi="標楷體" w:cs="Times New Roman" w:hint="eastAsia"/>
+          <w:b/>
+          <w:bCs/>
+          <w:sz w:val="28"/>
+          <w:szCs w:val="28"/>
+          <w:lang w:val="en-US"/>
+        </w:rPr>
+        <w:t>...</w:t>
+      </w:r>
+      <w:r>
+        <w:rPr>
+          <w:rFonts w:ascii="標楷體" w:eastAsia="標楷體" w:hAnsi="標楷體" w:cs="Times New Roman" w:hint="eastAsia"/>
+          <w:b/>
+          <w:bCs/>
+          <w:sz w:val="28"/>
+          <w:szCs w:val="28"/>
+          <w:lang w:val="en-US"/>
+        </w:rPr>
+        <w:t>....</w:t>
+      </w:r>
+      <w:r>
+        <w:rPr>
+          <w:rFonts w:ascii="標楷體" w:eastAsia="標楷體" w:hAnsi="標楷體" w:cs="Times New Roman" w:hint="eastAsia"/>
+          <w:b/>
+          <w:bCs/>
+          <w:sz w:val="28"/>
+          <w:szCs w:val="28"/>
+          <w:lang w:val="en-US"/>
+        </w:rPr>
+        <w:t>.</w:t>
+      </w:r>
+      <w:r>
+        <w:rPr>
+          <w:rFonts w:ascii="標楷體" w:eastAsia="標楷體" w:hAnsi="標楷體" w:cs="Times New Roman" w:hint="eastAsia"/>
+          <w:sz w:val="28"/>
+          <w:szCs w:val="28"/>
+          <w:lang w:val="en-US"/>
+        </w:rPr>
+        <w:t>2</w:t>
+      </w:r>
+      <w:r>
+        <w:rPr>
+          <w:rFonts w:ascii="標楷體" w:eastAsia="標楷體" w:hAnsi="標楷體" w:cs="Times New Roman" w:hint="eastAsia"/>
+          <w:sz w:val="28"/>
+          <w:szCs w:val="28"/>
+          <w:lang w:val="en-US"/>
+        </w:rPr>
+        <w:t>4</w:t>
+      </w:r>
+    </w:p>
+    <w:p>
+      <w:pPr>
+        <w:spacing w:line="240" w:lineRule="auto"/>
+        <w:rPr>
+          <w:rFonts w:ascii="標楷體" w:eastAsia="標楷體" w:hAnsi="標楷體" w:cs="Times New Roman"/>
+          <w:sz w:val="28"/>
+          <w:szCs w:val="28"/>
+          <w:lang w:val="en-US"/>
+        </w:rPr>
+      </w:pPr>
+      <w:r>
+        <w:rPr>
+          <w:rFonts w:ascii="標楷體" w:eastAsia="標楷體" w:hAnsi="標楷體" w:cs="標楷體" w:hint="eastAsia"/>
+          <w:sz w:val="28"/>
+          <w:szCs w:val="28"/>
+          <w:lang w:val="en-US"/>
+        </w:rPr>
+        <w:t xml:space="preserve">表6-2-10 </w:t>
+      </w:r>
+      <w:r>
+        <w:rPr>
+          <w:rFonts w:ascii="標楷體" w:eastAsia="標楷體" w:hAnsi="標楷體" w:cs="標楷體"/>
+          <w:sz w:val="28"/>
+          <w:szCs w:val="28"/>
+          <w:lang w:val="en-US"/>
+        </w:rPr>
+        <w:t>專案搜尋</w:t>
+      </w:r>
+      <w:r>
+        <w:rPr>
+          <w:rFonts w:ascii="標楷體" w:eastAsia="標楷體" w:hAnsi="標楷體" w:cs="標楷體" w:hint="eastAsia"/>
+          <w:sz w:val="28"/>
+          <w:szCs w:val="28"/>
+          <w:lang w:val="en-US"/>
+        </w:rPr>
+        <w:t>表</w:t>
+      </w:r>
+      <w:r>
+        <w:rPr>
+          <w:rFonts w:ascii="標楷體" w:eastAsia="標楷體" w:hAnsi="標楷體" w:cs="Times New Roman" w:hint="eastAsia"/>
+          <w:b/>
+          <w:bCs/>
+          <w:sz w:val="28"/>
+          <w:szCs w:val="28"/>
+          <w:lang w:val="en-US"/>
+        </w:rPr>
+        <w:t>..................................</w:t>
+      </w:r>
+      <w:r>
+        <w:rPr>
+          <w:rFonts w:ascii="標楷體" w:eastAsia="標楷體" w:hAnsi="標楷體" w:cs="Times New Roman" w:hint="eastAsia"/>
+          <w:b/>
+          <w:bCs/>
+          <w:sz w:val="28"/>
+          <w:szCs w:val="28"/>
+          <w:lang w:val="en-US"/>
+        </w:rPr>
+        <w:t>...</w:t>
+      </w:r>
+      <w:r>
+        <w:rPr>
+          <w:rFonts w:ascii="標楷體" w:eastAsia="標楷體" w:hAnsi="標楷體" w:cs="Times New Roman" w:hint="eastAsia"/>
+          <w:b/>
+          <w:bCs/>
+          <w:sz w:val="28"/>
+          <w:szCs w:val="28"/>
+          <w:lang w:val="en-US"/>
+        </w:rPr>
+        <w:t>....</w:t>
+      </w:r>
+      <w:r>
+        <w:rPr>
+          <w:rFonts w:ascii="標楷體" w:eastAsia="標楷體" w:hAnsi="標楷體" w:cs="Times New Roman" w:hint="eastAsia"/>
+          <w:b/>
+          <w:bCs/>
+          <w:sz w:val="28"/>
+          <w:szCs w:val="28"/>
+          <w:lang w:val="en-US"/>
+        </w:rPr>
+        <w:t>.</w:t>
+      </w:r>
+      <w:r>
+        <w:rPr>
+          <w:rFonts w:ascii="標楷體" w:eastAsia="標楷體" w:hAnsi="標楷體" w:cs="Times New Roman" w:hint="eastAsia"/>
+          <w:sz w:val="28"/>
+          <w:szCs w:val="28"/>
+          <w:lang w:val="en-US"/>
+        </w:rPr>
+        <w:t>2</w:t>
+      </w:r>
+      <w:r>
+        <w:rPr>
+          <w:rFonts w:ascii="標楷體" w:eastAsia="標楷體" w:hAnsi="標楷體" w:cs="Times New Roman" w:hint="eastAsia"/>
+          <w:sz w:val="28"/>
+          <w:szCs w:val="28"/>
+          <w:lang w:val="en-US"/>
+        </w:rPr>
+        <w:t>5</w:t>
       </w:r>
     </w:p>
     <w:p>
@@ -3735,51 +4771,30 @@
       </w:pPr>
       <w:r>
         <w:rPr>
-          <w:rFonts w:ascii="標楷體" w:eastAsia="標楷體" w:hAnsi="標楷體" w:cs="標楷體"/>
-          <w:sz w:val="28"/>
-          <w:szCs w:val="28"/>
-        </w:rPr>
-        <w:t>表 5-2-</w:t>
-      </w:r>
-      <w:r>
-        <w:rPr>
           <w:rFonts w:ascii="標楷體" w:eastAsia="標楷體" w:hAnsi="標楷體" w:cs="標楷體" w:hint="eastAsia"/>
           <w:sz w:val="28"/>
           <w:szCs w:val="28"/>
-        </w:rPr>
-        <w:t>2</w:t>
-      </w:r>
-      <w:r>
-        <w:rPr>
-          <w:rFonts w:ascii="標楷體" w:eastAsia="標楷體" w:hAnsi="標楷體" w:cs="標楷體"/>
-          <w:sz w:val="28"/>
-          <w:szCs w:val="28"/>
-        </w:rPr>
-        <w:t xml:space="preserve"> </w:t>
+          <w:lang w:val="en-US"/>
+        </w:rPr>
+        <w:t xml:space="preserve">表6-2-11 </w:t>
+      </w:r>
+      <w:r>
+        <w:rPr>
+          <w:rFonts w:ascii="標楷體" w:eastAsia="標楷體" w:hAnsi="標楷體" w:cs="標楷體"/>
+          <w:sz w:val="28"/>
+          <w:szCs w:val="28"/>
+          <w:lang w:val="en-US"/>
+        </w:rPr>
+        <w:t>專案</w:t>
       </w:r>
       <w:r>
         <w:rPr>
           <w:rFonts w:ascii="標楷體" w:eastAsia="標楷體" w:hAnsi="標楷體" w:cs="標楷體" w:hint="eastAsia"/>
           <w:sz w:val="28"/>
           <w:szCs w:val="28"/>
-        </w:rPr>
-        <w:t>非</w:t>
-      </w:r>
-      <w:r>
-        <w:rPr>
-          <w:rFonts w:ascii="標楷體" w:eastAsia="標楷體" w:hAnsi="標楷體" w:cs="標楷體"/>
-          <w:sz w:val="28"/>
-          <w:szCs w:val="28"/>
-        </w:rPr>
-        <w:t>功能性需</w:t>
-      </w:r>
-      <w:r>
-        <w:rPr>
-          <w:rFonts w:ascii="標楷體" w:eastAsia="標楷體" w:hAnsi="標楷體" w:cs="標楷體" w:hint="eastAsia"/>
-          <w:sz w:val="28"/>
-          <w:szCs w:val="28"/>
-        </w:rPr>
-        <w:t>求</w:t>
+          <w:lang w:val="en-US"/>
+        </w:rPr>
+        <w:t>共享表</w:t>
       </w:r>
       <w:r>
         <w:rPr>
@@ -3790,7 +4805,7 @@
           <w:szCs w:val="28"/>
           <w:lang w:val="en-US"/>
         </w:rPr>
-        <w:t>.................................</w:t>
+        <w:t>..................................</w:t>
       </w:r>
       <w:r>
         <w:rPr>
@@ -3825,6 +4840,24 @@
         </w:rPr>
         <w:t>.</w:t>
       </w:r>
+      <w:r>
+        <w:rPr>
+          <w:rFonts w:ascii="標楷體" w:eastAsia="標楷體" w:hAnsi="標楷體" w:cs="Times New Roman" w:hint="eastAsia"/>
+          <w:sz w:val="28"/>
+          <w:szCs w:val="28"/>
+          <w:lang w:val="en-US"/>
+        </w:rPr>
+        <w:t>2</w:t>
+      </w:r>
+      <w:r>
+        <w:rPr>
+          <w:rFonts w:ascii="標楷體" w:eastAsia="標楷體" w:hAnsi="標楷體" w:cs="Times New Roman" w:hint="eastAsia"/>
+          <w:sz w:val="28"/>
+          <w:szCs w:val="28"/>
+          <w:lang w:val="en-US"/>
+        </w:rPr>
+        <w:t>5</w:t>
+      </w:r>
     </w:p>
     <w:p>
       <w:pPr>
@@ -3843,16 +4876,16 @@
           <w:szCs w:val="28"/>
           <w:lang w:val="en-US"/>
         </w:rPr>
-        <w:t xml:space="preserve">表6-2-1 </w:t>
-      </w:r>
-      <w:r>
-        <w:rPr>
-          <w:rFonts w:ascii="標楷體" w:eastAsia="標楷體" w:hAnsi="標楷體" w:cs="標楷體"/>
-          <w:sz w:val="28"/>
-          <w:szCs w:val="28"/>
-          <w:lang w:val="en-US"/>
-        </w:rPr>
-        <w:t>帳號與身份處理</w:t>
+        <w:t xml:space="preserve">表6-2-12 </w:t>
+      </w:r>
+      <w:r>
+        <w:rPr>
+          <w:rFonts w:ascii="標楷體" w:eastAsia="標楷體" w:hAnsi="標楷體" w:cs="標楷體"/>
+          <w:sz w:val="28"/>
+          <w:szCs w:val="28"/>
+          <w:lang w:val="en-US"/>
+        </w:rPr>
+        <w:t>儲存發送訊息</w:t>
       </w:r>
       <w:r>
         <w:rPr>
@@ -3872,7 +4905,7 @@
           <w:szCs w:val="28"/>
           <w:lang w:val="en-US"/>
         </w:rPr>
-        <w:t>.............................</w:t>
+        <w:t>..............................</w:t>
       </w:r>
       <w:r>
         <w:rPr>
@@ -3914,7 +4947,16 @@
           <w:szCs w:val="28"/>
           <w:lang w:val="en-US"/>
         </w:rPr>
-        <w:t>23</w:t>
+        <w:t>2</w:t>
+      </w:r>
+      <w:r>
+        <w:rPr>
+          <w:rFonts w:ascii="標楷體" w:eastAsia="標楷體" w:hAnsi="標楷體" w:cs="Times New Roman" w:hint="eastAsia"/>
+          <w:sz w:val="28"/>
+          <w:szCs w:val="28"/>
+          <w:lang w:val="en-US"/>
+        </w:rPr>
+        <w:t>5</w:t>
       </w:r>
     </w:p>
     <w:p>
@@ -3934,16 +4976,16 @@
           <w:szCs w:val="28"/>
           <w:lang w:val="en-US"/>
         </w:rPr>
-        <w:t xml:space="preserve">表6-2-2 </w:t>
-      </w:r>
-      <w:r>
-        <w:rPr>
-          <w:rFonts w:ascii="標楷體" w:eastAsia="標楷體" w:hAnsi="標楷體" w:cs="標楷體"/>
-          <w:sz w:val="28"/>
-          <w:szCs w:val="28"/>
-          <w:lang w:val="en-US"/>
-        </w:rPr>
-        <w:t>工作專案處理</w:t>
+        <w:t xml:space="preserve">表6-2-13 </w:t>
+      </w:r>
+      <w:r>
+        <w:rPr>
+          <w:rFonts w:ascii="標楷體" w:eastAsia="標楷體" w:hAnsi="標楷體" w:cs="標楷體"/>
+          <w:sz w:val="28"/>
+          <w:szCs w:val="28"/>
+          <w:lang w:val="en-US"/>
+        </w:rPr>
+        <w:t>調閱歷史紀錄</w:t>
       </w:r>
       <w:r>
         <w:rPr>
@@ -3963,7 +5005,7 @@
           <w:szCs w:val="28"/>
           <w:lang w:val="en-US"/>
         </w:rPr>
-        <w:t>...............................</w:t>
+        <w:t>..............................</w:t>
       </w:r>
       <w:r>
         <w:rPr>
@@ -4005,7 +5047,16 @@
           <w:szCs w:val="28"/>
           <w:lang w:val="en-US"/>
         </w:rPr>
-        <w:t>23</w:t>
+        <w:t>2</w:t>
+      </w:r>
+      <w:r>
+        <w:rPr>
+          <w:rFonts w:ascii="標楷體" w:eastAsia="標楷體" w:hAnsi="標楷體" w:cs="Times New Roman" w:hint="eastAsia"/>
+          <w:sz w:val="28"/>
+          <w:szCs w:val="28"/>
+          <w:lang w:val="en-US"/>
+        </w:rPr>
+        <w:t>5</w:t>
       </w:r>
     </w:p>
     <w:p>
@@ -4025,16 +5076,16 @@
           <w:szCs w:val="28"/>
           <w:lang w:val="en-US"/>
         </w:rPr>
-        <w:t xml:space="preserve">表6-2-3 </w:t>
-      </w:r>
-      <w:r>
-        <w:rPr>
-          <w:rFonts w:ascii="標楷體" w:eastAsia="標楷體" w:hAnsi="標楷體" w:cs="標楷體"/>
-          <w:sz w:val="28"/>
-          <w:szCs w:val="28"/>
-          <w:lang w:val="en-US"/>
-        </w:rPr>
-        <w:t>對話互動處理</w:t>
+        <w:t xml:space="preserve">表6-2-14 </w:t>
+      </w:r>
+      <w:r>
+        <w:rPr>
+          <w:rFonts w:ascii="標楷體" w:eastAsia="標楷體" w:hAnsi="標楷體" w:cs="標楷體"/>
+          <w:sz w:val="28"/>
+          <w:szCs w:val="28"/>
+          <w:lang w:val="en-US"/>
+        </w:rPr>
+        <w:t>獲取對話素材</w:t>
       </w:r>
       <w:r>
         <w:rPr>
@@ -4054,7 +5105,7 @@
           <w:szCs w:val="28"/>
           <w:lang w:val="en-US"/>
         </w:rPr>
-        <w:t>...............................</w:t>
+        <w:t>..............................</w:t>
       </w:r>
       <w:r>
         <w:rPr>
@@ -4096,7 +5147,16 @@
           <w:szCs w:val="28"/>
           <w:lang w:val="en-US"/>
         </w:rPr>
-        <w:t>23</w:t>
+        <w:t>2</w:t>
+      </w:r>
+      <w:r>
+        <w:rPr>
+          <w:rFonts w:ascii="標楷體" w:eastAsia="標楷體" w:hAnsi="標楷體" w:cs="Times New Roman" w:hint="eastAsia"/>
+          <w:sz w:val="28"/>
+          <w:szCs w:val="28"/>
+          <w:lang w:val="en-US"/>
+        </w:rPr>
+        <w:t>5</w:t>
       </w:r>
     </w:p>
     <w:p>
@@ -4116,16 +5176,16 @@
           <w:szCs w:val="28"/>
           <w:lang w:val="en-US"/>
         </w:rPr>
-        <w:t xml:space="preserve">表6-2-4 </w:t>
-      </w:r>
-      <w:r>
-        <w:rPr>
-          <w:rFonts w:ascii="標楷體" w:eastAsia="標楷體" w:hAnsi="標楷體" w:cs="標楷體"/>
-          <w:sz w:val="28"/>
-          <w:szCs w:val="28"/>
-          <w:lang w:val="en-US"/>
-        </w:rPr>
-        <w:t>AI 智能分析處理</w:t>
+        <w:t xml:space="preserve">表6-2-15 </w:t>
+      </w:r>
+      <w:r>
+        <w:rPr>
+          <w:rFonts w:ascii="標楷體" w:eastAsia="標楷體" w:hAnsi="標楷體" w:cs="標楷體"/>
+          <w:sz w:val="28"/>
+          <w:szCs w:val="28"/>
+          <w:lang w:val="en-US"/>
+        </w:rPr>
+        <w:t>調用分析模板</w:t>
       </w:r>
       <w:r>
         <w:rPr>
@@ -4145,7 +5205,7 @@
           <w:szCs w:val="28"/>
           <w:lang w:val="en-US"/>
         </w:rPr>
-        <w:t>............................</w:t>
+        <w:t>..............................</w:t>
       </w:r>
       <w:r>
         <w:rPr>
@@ -4187,14 +5247,22 @@
           <w:szCs w:val="28"/>
           <w:lang w:val="en-US"/>
         </w:rPr>
-        <w:t>23</w:t>
-      </w:r>
-    </w:p>
-    <w:p>
-      <w:pPr>
-        <w:spacing w:line="240" w:lineRule="auto"/>
-        <w:rPr>
-          <w:rFonts w:ascii="標楷體" w:eastAsia="標楷體" w:hAnsi="標楷體" w:cs="Times New Roman"/>
+        <w:t>2</w:t>
+      </w:r>
+      <w:r>
+        <w:rPr>
+          <w:rFonts w:ascii="標楷體" w:eastAsia="標楷體" w:hAnsi="標楷體" w:cs="Times New Roman" w:hint="eastAsia"/>
+          <w:sz w:val="28"/>
+          <w:szCs w:val="28"/>
+          <w:lang w:val="en-US"/>
+        </w:rPr>
+        <w:t>6</w:t>
+      </w:r>
+    </w:p>
+    <w:p>
+      <w:pPr>
+        <w:rPr>
+          <w:rFonts w:ascii="標楷體" w:eastAsia="標楷體" w:hAnsi="標楷體" w:cs="標楷體"/>
           <w:sz w:val="28"/>
           <w:szCs w:val="28"/>
           <w:lang w:val="en-US"/>
@@ -4207,16 +5275,16 @@
           <w:szCs w:val="28"/>
           <w:lang w:val="en-US"/>
         </w:rPr>
-        <w:t xml:space="preserve">表6-2-5 </w:t>
-      </w:r>
-      <w:r>
-        <w:rPr>
-          <w:rFonts w:ascii="標楷體" w:eastAsia="標楷體" w:hAnsi="標楷體" w:cs="標楷體"/>
-          <w:sz w:val="28"/>
-          <w:szCs w:val="28"/>
-          <w:lang w:val="en-US"/>
-        </w:rPr>
-        <w:t>註冊與登入驗證</w:t>
+        <w:t xml:space="preserve">表6-2-16 </w:t>
+      </w:r>
+      <w:r>
+        <w:rPr>
+          <w:rFonts w:ascii="標楷體" w:eastAsia="標楷體" w:hAnsi="標楷體" w:cs="標楷體"/>
+          <w:sz w:val="28"/>
+          <w:szCs w:val="28"/>
+          <w:lang w:val="en-US"/>
+        </w:rPr>
+        <w:t>執行分析運算</w:t>
       </w:r>
       <w:r>
         <w:rPr>
@@ -4236,7 +5304,7 @@
           <w:szCs w:val="28"/>
           <w:lang w:val="en-US"/>
         </w:rPr>
-        <w:t>.............................</w:t>
+        <w:t>..............................</w:t>
       </w:r>
       <w:r>
         <w:rPr>
@@ -4287,7 +5355,7 @@
           <w:szCs w:val="28"/>
           <w:lang w:val="en-US"/>
         </w:rPr>
-        <w:t>4</w:t>
+        <w:t>6</w:t>
       </w:r>
     </w:p>
     <w:p>
@@ -4307,16 +5375,16 @@
           <w:szCs w:val="28"/>
           <w:lang w:val="en-US"/>
         </w:rPr>
-        <w:t xml:space="preserve">表6-2-6 </w:t>
-      </w:r>
-      <w:r>
-        <w:rPr>
-          <w:rFonts w:ascii="標楷體" w:eastAsia="標楷體" w:hAnsi="標楷體" w:cs="標楷體"/>
-          <w:sz w:val="28"/>
-          <w:szCs w:val="28"/>
-          <w:lang w:val="en-US"/>
-        </w:rPr>
-        <w:t>安全驗證處理</w:t>
+        <w:t xml:space="preserve">表6-2-17 </w:t>
+      </w:r>
+      <w:r>
+        <w:rPr>
+          <w:rFonts w:ascii="標楷體" w:eastAsia="標楷體" w:hAnsi="標楷體" w:cs="標楷體"/>
+          <w:sz w:val="28"/>
+          <w:szCs w:val="28"/>
+          <w:lang w:val="en-US"/>
+        </w:rPr>
+        <w:t>儲存分析報告</w:t>
       </w:r>
       <w:r>
         <w:rPr>
@@ -4336,7 +5404,7 @@
           <w:szCs w:val="28"/>
           <w:lang w:val="en-US"/>
         </w:rPr>
-        <w:t>...............................</w:t>
+        <w:t>..............................</w:t>
       </w:r>
       <w:r>
         <w:rPr>
@@ -4387,7 +5455,7 @@
           <w:szCs w:val="28"/>
           <w:lang w:val="en-US"/>
         </w:rPr>
-        <w:t>4</w:t>
+        <w:t>6</w:t>
       </w:r>
     </w:p>
     <w:p>
@@ -4395,6 +5463,8 @@
         <w:spacing w:line="240" w:lineRule="auto"/>
         <w:rPr>
           <w:rFonts w:ascii="標楷體" w:eastAsia="標楷體" w:hAnsi="標楷體" w:cs="Times New Roman"/>
+          <w:b/>
+          <w:bCs/>
           <w:sz w:val="28"/>
           <w:szCs w:val="28"/>
           <w:lang w:val="en-US"/>
@@ -4407,16 +5477,16 @@
           <w:szCs w:val="28"/>
           <w:lang w:val="en-US"/>
         </w:rPr>
-        <w:t xml:space="preserve">表6-2-7 </w:t>
-      </w:r>
-      <w:r>
-        <w:rPr>
-          <w:rFonts w:ascii="標楷體" w:eastAsia="標楷體" w:hAnsi="標楷體" w:cs="標楷體"/>
-          <w:sz w:val="28"/>
-          <w:szCs w:val="28"/>
-          <w:lang w:val="en-US"/>
-        </w:rPr>
-        <w:t>個人檔案更新</w:t>
+        <w:t xml:space="preserve">表6-2-18 </w:t>
+      </w:r>
+      <w:r>
+        <w:rPr>
+          <w:rFonts w:ascii="標楷體" w:eastAsia="標楷體" w:hAnsi="標楷體" w:cs="標楷體"/>
+          <w:sz w:val="28"/>
+          <w:szCs w:val="28"/>
+          <w:lang w:val="en-US"/>
+        </w:rPr>
+        <w:t>輸出分析結果</w:t>
       </w:r>
       <w:r>
         <w:rPr>
@@ -4436,7 +5506,7 @@
           <w:szCs w:val="28"/>
           <w:lang w:val="en-US"/>
         </w:rPr>
-        <w:t>...............................</w:t>
+        <w:t>..............................</w:t>
       </w:r>
       <w:r>
         <w:rPr>
@@ -4487,43 +5557,49 @@
           <w:szCs w:val="28"/>
           <w:lang w:val="en-US"/>
         </w:rPr>
-        <w:t>4</w:t>
+        <w:t>6</w:t>
       </w:r>
     </w:p>
     <w:p>
       <w:pPr>
         <w:spacing w:line="240" w:lineRule="auto"/>
         <w:rPr>
-          <w:rFonts w:ascii="標楷體" w:eastAsia="標楷體" w:hAnsi="標楷體" w:cs="Times New Roman"/>
-          <w:sz w:val="28"/>
-          <w:szCs w:val="28"/>
-          <w:lang w:val="en-US"/>
-        </w:rPr>
-      </w:pPr>
+          <w:rFonts w:ascii="標楷體" w:eastAsia="標楷體" w:hAnsi="標楷體" w:cs="標楷體"/>
+          <w:sz w:val="36"/>
+          <w:szCs w:val="36"/>
+          <w:lang w:val="en-US"/>
+        </w:rPr>
+      </w:pPr>
+      <w:r>
+        <w:rPr>
+          <w:rFonts w:ascii="標楷體" w:eastAsia="標楷體" w:hAnsi="標楷體" w:cs="標楷體"/>
+          <w:sz w:val="28"/>
+          <w:szCs w:val="28"/>
+        </w:rPr>
+        <w:t>表</w:t>
+      </w:r>
+      <w:r>
+        <w:rPr>
+          <w:rFonts w:ascii="標楷體" w:eastAsia="標楷體" w:hAnsi="標楷體" w:cs="標楷體"/>
+          <w:sz w:val="28"/>
+          <w:szCs w:val="28"/>
+          <w:lang w:val="en-US"/>
+        </w:rPr>
+        <w:t xml:space="preserve"> 7-2-1 </w:t>
+      </w:r>
+      <w:r>
+        <w:rPr>
+          <w:rFonts w:ascii="標楷體" w:eastAsia="標楷體" w:hAnsi="標楷體" w:cs="標楷體"/>
+          <w:sz w:val="28"/>
+          <w:szCs w:val="28"/>
+        </w:rPr>
+        <w:t>資料字典</w:t>
+      </w:r>
       <w:r>
         <w:rPr>
           <w:rFonts w:ascii="標楷體" w:eastAsia="標楷體" w:hAnsi="標楷體" w:cs="標楷體" w:hint="eastAsia"/>
           <w:sz w:val="28"/>
           <w:szCs w:val="28"/>
-          <w:lang w:val="en-US"/>
-        </w:rPr>
-        <w:t xml:space="preserve">表6-2-8 </w:t>
-      </w:r>
-      <w:r>
-        <w:rPr>
-          <w:rFonts w:ascii="標楷體" w:eastAsia="標楷體" w:hAnsi="標楷體" w:cs="標楷體"/>
-          <w:sz w:val="28"/>
-          <w:szCs w:val="28"/>
-          <w:lang w:val="en-US"/>
-        </w:rPr>
-        <w:t>建立新專案</w:t>
-      </w:r>
-      <w:r>
-        <w:rPr>
-          <w:rFonts w:ascii="標楷體" w:eastAsia="標楷體" w:hAnsi="標楷體" w:cs="標楷體" w:hint="eastAsia"/>
-          <w:sz w:val="28"/>
-          <w:szCs w:val="28"/>
-          <w:lang w:val="en-US"/>
         </w:rPr>
         <w:t>表</w:t>
       </w:r>
@@ -4536,7 +5612,7 @@
           <w:szCs w:val="28"/>
           <w:lang w:val="en-US"/>
         </w:rPr>
-        <w:t>.................................</w:t>
+        <w:t>................................</w:t>
       </w:r>
       <w:r>
         <w:rPr>
@@ -4569,37 +5645,53 @@
           <w:szCs w:val="28"/>
           <w:lang w:val="en-US"/>
         </w:rPr>
-        <w:t>.</w:t>
-      </w:r>
-      <w:r>
-        <w:rPr>
-          <w:rFonts w:ascii="標楷體" w:eastAsia="標楷體" w:hAnsi="標楷體" w:cs="Times New Roman" w:hint="eastAsia"/>
-          <w:sz w:val="28"/>
-          <w:szCs w:val="28"/>
-          <w:lang w:val="en-US"/>
-        </w:rPr>
-        <w:t>2</w:t>
-      </w:r>
-      <w:r>
-        <w:rPr>
-          <w:rFonts w:ascii="標楷體" w:eastAsia="標楷體" w:hAnsi="標楷體" w:cs="Times New Roman" w:hint="eastAsia"/>
-          <w:sz w:val="28"/>
-          <w:szCs w:val="28"/>
-          <w:lang w:val="en-US"/>
-        </w:rPr>
-        <w:t>4</w:t>
+        <w:t>....</w:t>
       </w:r>
     </w:p>
     <w:p>
       <w:pPr>
         <w:spacing w:line="240" w:lineRule="auto"/>
         <w:rPr>
-          <w:rFonts w:ascii="標楷體" w:eastAsia="標楷體" w:hAnsi="標楷體" w:cs="Times New Roman"/>
-          <w:sz w:val="28"/>
-          <w:szCs w:val="28"/>
-          <w:lang w:val="en-US"/>
-        </w:rPr>
-      </w:pPr>
+          <w:rFonts w:ascii="標楷體" w:eastAsia="標楷體" w:hAnsi="標楷體" w:cs="標楷體"/>
+          <w:sz w:val="36"/>
+          <w:szCs w:val="36"/>
+          <w:lang w:val="en-US"/>
+        </w:rPr>
+      </w:pPr>
+      <w:r>
+        <w:rPr>
+          <w:rFonts w:ascii="標楷體" w:eastAsia="標楷體" w:hAnsi="標楷體" w:cs="標楷體"/>
+          <w:sz w:val="28"/>
+          <w:szCs w:val="28"/>
+        </w:rPr>
+        <w:t>表</w:t>
+      </w:r>
+      <w:r>
+        <w:rPr>
+          <w:rFonts w:ascii="標楷體" w:eastAsia="標楷體" w:hAnsi="標楷體" w:cs="標楷體"/>
+          <w:sz w:val="28"/>
+          <w:szCs w:val="28"/>
+          <w:lang w:val="en-US"/>
+        </w:rPr>
+        <w:t xml:space="preserve"> 8-2-1</w:t>
+      </w:r>
+      <w:r>
+        <w:rPr>
+          <w:rFonts w:ascii="標楷體" w:eastAsia="標楷體" w:hAnsi="標楷體" w:cs="標楷體"/>
+          <w:sz w:val="28"/>
+          <w:szCs w:val="28"/>
+        </w:rPr>
+        <w:t>、資料表敘述</w:t>
+      </w:r>
+      <w:r>
+        <w:rPr>
+          <w:rFonts w:ascii="標楷體" w:eastAsia="標楷體" w:hAnsi="標楷體" w:cs="標楷體"/>
+          <w:sz w:val="28"/>
+          <w:szCs w:val="28"/>
+          <w:lang w:val="en-US"/>
+        </w:rPr>
+        <w:t xml:space="preserve">  T01.Use</w:t>
+      </w:r>
       <w:r>
         <w:rPr>
           <w:rFonts w:ascii="標楷體" w:eastAsia="標楷體" w:hAnsi="標楷體" w:cs="標楷體" w:hint="eastAsia"/>
@@ -4607,25 +5699,7 @@
           <w:szCs w:val="28"/>
           <w:lang w:val="en-US"/>
         </w:rPr>
-        <w:t xml:space="preserve">表6-2-9 </w:t>
-      </w:r>
-      <w:r>
-        <w:rPr>
-          <w:rFonts w:ascii="標楷體" w:eastAsia="標楷體" w:hAnsi="標楷體" w:cs="標楷體"/>
-          <w:sz w:val="28"/>
-          <w:szCs w:val="28"/>
-          <w:lang w:val="en-US"/>
-        </w:rPr>
-        <w:t>歷史專案管理</w:t>
-      </w:r>
-      <w:r>
-        <w:rPr>
-          <w:rFonts w:ascii="標楷體" w:eastAsia="標楷體" w:hAnsi="標楷體" w:cs="標楷體" w:hint="eastAsia"/>
-          <w:sz w:val="28"/>
-          <w:szCs w:val="28"/>
-          <w:lang w:val="en-US"/>
-        </w:rPr>
-        <w:t>表</w:t>
+        <w:t>r</w:t>
       </w:r>
       <w:r>
         <w:rPr>
@@ -4636,7 +5710,7 @@
           <w:szCs w:val="28"/>
           <w:lang w:val="en-US"/>
         </w:rPr>
-        <w:t>...............................</w:t>
+        <w:t>....................</w:t>
       </w:r>
       <w:r>
         <w:rPr>
@@ -4669,37 +5743,53 @@
           <w:szCs w:val="28"/>
           <w:lang w:val="en-US"/>
         </w:rPr>
-        <w:t>.</w:t>
-      </w:r>
-      <w:r>
-        <w:rPr>
-          <w:rFonts w:ascii="標楷體" w:eastAsia="標楷體" w:hAnsi="標楷體" w:cs="Times New Roman" w:hint="eastAsia"/>
-          <w:sz w:val="28"/>
-          <w:szCs w:val="28"/>
-          <w:lang w:val="en-US"/>
-        </w:rPr>
-        <w:t>2</w:t>
-      </w:r>
-      <w:r>
-        <w:rPr>
-          <w:rFonts w:ascii="標楷體" w:eastAsia="標楷體" w:hAnsi="標楷體" w:cs="Times New Roman" w:hint="eastAsia"/>
-          <w:sz w:val="28"/>
-          <w:szCs w:val="28"/>
-          <w:lang w:val="en-US"/>
-        </w:rPr>
-        <w:t>4</w:t>
+        <w:t>.....</w:t>
       </w:r>
     </w:p>
     <w:p>
       <w:pPr>
         <w:spacing w:line="240" w:lineRule="auto"/>
         <w:rPr>
-          <w:rFonts w:ascii="標楷體" w:eastAsia="標楷體" w:hAnsi="標楷體" w:cs="Times New Roman"/>
-          <w:sz w:val="28"/>
-          <w:szCs w:val="28"/>
-          <w:lang w:val="en-US"/>
-        </w:rPr>
-      </w:pPr>
+          <w:rFonts w:ascii="標楷體" w:eastAsia="標楷體" w:hAnsi="標楷體" w:cs="標楷體"/>
+          <w:sz w:val="28"/>
+          <w:szCs w:val="28"/>
+          <w:lang w:val="en-US"/>
+        </w:rPr>
+      </w:pPr>
+      <w:r>
+        <w:rPr>
+          <w:rFonts w:ascii="標楷體" w:eastAsia="標楷體" w:hAnsi="標楷體" w:cs="標楷體"/>
+          <w:sz w:val="28"/>
+          <w:szCs w:val="28"/>
+        </w:rPr>
+        <w:t>表</w:t>
+      </w:r>
+      <w:r>
+        <w:rPr>
+          <w:rFonts w:ascii="標楷體" w:eastAsia="標楷體" w:hAnsi="標楷體" w:cs="標楷體"/>
+          <w:sz w:val="28"/>
+          <w:szCs w:val="28"/>
+          <w:lang w:val="en-US"/>
+        </w:rPr>
+        <w:t xml:space="preserve"> 8-2-2</w:t>
+      </w:r>
+      <w:r>
+        <w:rPr>
+          <w:rFonts w:ascii="標楷體" w:eastAsia="標楷體" w:hAnsi="標楷體" w:cs="標楷體"/>
+          <w:sz w:val="28"/>
+          <w:szCs w:val="28"/>
+        </w:rPr>
+        <w:t>、資料表敘述</w:t>
+      </w:r>
+      <w:r>
+        <w:rPr>
+          <w:rFonts w:ascii="標楷體" w:eastAsia="標楷體" w:hAnsi="標楷體" w:cs="標楷體"/>
+          <w:sz w:val="28"/>
+          <w:szCs w:val="28"/>
+          <w:lang w:val="en-US"/>
+        </w:rPr>
+        <w:t xml:space="preserve">  T02.User_Profil</w:t>
+      </w:r>
       <w:r>
         <w:rPr>
           <w:rFonts w:ascii="標楷體" w:eastAsia="標楷體" w:hAnsi="標楷體" w:cs="標楷體" w:hint="eastAsia"/>
@@ -4707,25 +5797,7 @@
           <w:szCs w:val="28"/>
           <w:lang w:val="en-US"/>
         </w:rPr>
-        <w:t xml:space="preserve">表6-2-10 </w:t>
-      </w:r>
-      <w:r>
-        <w:rPr>
-          <w:rFonts w:ascii="標楷體" w:eastAsia="標楷體" w:hAnsi="標楷體" w:cs="標楷體"/>
-          <w:sz w:val="28"/>
-          <w:szCs w:val="28"/>
-          <w:lang w:val="en-US"/>
-        </w:rPr>
-        <w:t>專案搜尋</w:t>
-      </w:r>
-      <w:r>
-        <w:rPr>
-          <w:rFonts w:ascii="標楷體" w:eastAsia="標楷體" w:hAnsi="標楷體" w:cs="標楷體" w:hint="eastAsia"/>
-          <w:sz w:val="28"/>
-          <w:szCs w:val="28"/>
-          <w:lang w:val="en-US"/>
-        </w:rPr>
-        <w:t>表</w:t>
+        <w:t>e</w:t>
       </w:r>
       <w:r>
         <w:rPr>
@@ -4736,7 +5808,7 @@
           <w:szCs w:val="28"/>
           <w:lang w:val="en-US"/>
         </w:rPr>
-        <w:t>..................................</w:t>
+        <w:t>...........</w:t>
       </w:r>
       <w:r>
         <w:rPr>
@@ -4769,30 +5841,63 @@
           <w:szCs w:val="28"/>
           <w:lang w:val="en-US"/>
         </w:rPr>
-        <w:t>.</w:t>
-      </w:r>
-      <w:r>
-        <w:rPr>
-          <w:rFonts w:ascii="標楷體" w:eastAsia="標楷體" w:hAnsi="標楷體" w:cs="Times New Roman" w:hint="eastAsia"/>
-          <w:sz w:val="28"/>
-          <w:szCs w:val="28"/>
-          <w:lang w:val="en-US"/>
-        </w:rPr>
-        <w:t>2</w:t>
-      </w:r>
-      <w:r>
-        <w:rPr>
-          <w:rFonts w:ascii="標楷體" w:eastAsia="標楷體" w:hAnsi="標楷體" w:cs="Times New Roman" w:hint="eastAsia"/>
-          <w:sz w:val="28"/>
-          <w:szCs w:val="28"/>
-          <w:lang w:val="en-US"/>
-        </w:rPr>
-        <w:t>5</w:t>
+        <w:t>......</w:t>
       </w:r>
     </w:p>
     <w:p>
       <w:pPr>
         <w:spacing w:line="240" w:lineRule="auto"/>
+        <w:rPr>
+          <w:rFonts w:ascii="標楷體" w:eastAsia="標楷體" w:hAnsi="標楷體" w:cs="標楷體"/>
+          <w:sz w:val="36"/>
+          <w:szCs w:val="36"/>
+          <w:lang w:val="en-US"/>
+        </w:rPr>
+      </w:pPr>
+      <w:r>
+        <w:rPr>
+          <w:rFonts w:ascii="標楷體" w:eastAsia="標楷體" w:hAnsi="標楷體" w:cs="標楷體"/>
+          <w:sz w:val="28"/>
+          <w:szCs w:val="28"/>
+        </w:rPr>
+        <w:t>表</w:t>
+      </w:r>
+      <w:r>
+        <w:rPr>
+          <w:rFonts w:ascii="標楷體" w:eastAsia="標楷體" w:hAnsi="標楷體" w:cs="標楷體"/>
+          <w:sz w:val="28"/>
+          <w:szCs w:val="28"/>
+          <w:lang w:val="en-US"/>
+        </w:rPr>
+        <w:t xml:space="preserve"> 8-2-3</w:t>
+      </w:r>
+      <w:r>
+        <w:rPr>
+          <w:rFonts w:ascii="標楷體" w:eastAsia="標楷體" w:hAnsi="標楷體" w:cs="標楷體"/>
+          <w:sz w:val="28"/>
+          <w:szCs w:val="28"/>
+        </w:rPr>
+        <w:t>、資料表敘述</w:t>
+      </w:r>
+      <w:r>
+        <w:rPr>
+          <w:rFonts w:ascii="標楷體" w:eastAsia="標楷體" w:hAnsi="標楷體" w:cs="標楷體"/>
+          <w:sz w:val="28"/>
+          <w:szCs w:val="28"/>
+          <w:lang w:val="en-US"/>
+        </w:rPr>
+        <w:t xml:space="preserve">  T03.User_Verificatio</w:t>
+      </w:r>
+      <w:r>
+        <w:rPr>
+          <w:rFonts w:ascii="標楷體" w:eastAsia="標楷體" w:hAnsi="標楷體" w:cs="標楷體" w:hint="eastAsia"/>
+          <w:sz w:val="28"/>
+          <w:szCs w:val="28"/>
+          <w:lang w:val="en-US"/>
+        </w:rPr>
+        <w:t>n</w:t>
+      </w:r>
+      <w:r>
         <w:rPr>
           <w:rFonts w:ascii="標楷體" w:eastAsia="標楷體" w:hAnsi="標楷體" w:cs="Times New Roman" w:hint="eastAsia"/>
           <w:b/>
@@ -4801,60 +5906,7 @@
           <w:szCs w:val="28"/>
           <w:lang w:val="en-US"/>
         </w:rPr>
-      </w:pPr>
-      <w:r>
-        <w:rPr>
-          <w:rFonts w:ascii="標楷體" w:eastAsia="標楷體" w:hAnsi="標楷體" w:cs="標楷體" w:hint="eastAsia"/>
-          <w:sz w:val="28"/>
-          <w:szCs w:val="28"/>
-          <w:lang w:val="en-US"/>
-        </w:rPr>
-        <w:t>表6-2-1</w:t>
-      </w:r>
-      <w:r>
-        <w:rPr>
-          <w:rFonts w:ascii="標楷體" w:eastAsia="標楷體" w:hAnsi="標楷體" w:cs="標楷體" w:hint="eastAsia"/>
-          <w:sz w:val="28"/>
-          <w:szCs w:val="28"/>
-          <w:lang w:val="en-US"/>
-        </w:rPr>
-        <w:t>1</w:t>
-      </w:r>
-      <w:r>
-        <w:rPr>
-          <w:rFonts w:ascii="標楷體" w:eastAsia="標楷體" w:hAnsi="標楷體" w:cs="標楷體" w:hint="eastAsia"/>
-          <w:sz w:val="28"/>
-          <w:szCs w:val="28"/>
-          <w:lang w:val="en-US"/>
-        </w:rPr>
-        <w:t xml:space="preserve"> </w:t>
-      </w:r>
-      <w:r>
-        <w:rPr>
-          <w:rFonts w:ascii="標楷體" w:eastAsia="標楷體" w:hAnsi="標楷體" w:cs="標楷體"/>
-          <w:sz w:val="28"/>
-          <w:szCs w:val="28"/>
-          <w:lang w:val="en-US"/>
-        </w:rPr>
-        <w:t>專案</w:t>
-      </w:r>
-      <w:r>
-        <w:rPr>
-          <w:rFonts w:ascii="標楷體" w:eastAsia="標楷體" w:hAnsi="標楷體" w:cs="標楷體" w:hint="eastAsia"/>
-          <w:sz w:val="28"/>
-          <w:szCs w:val="28"/>
-          <w:lang w:val="en-US"/>
-        </w:rPr>
-        <w:t>共享</w:t>
-      </w:r>
-      <w:r>
-        <w:rPr>
-          <w:rFonts w:ascii="標楷體" w:eastAsia="標楷體" w:hAnsi="標楷體" w:cs="標楷體" w:hint="eastAsia"/>
-          <w:sz w:val="28"/>
-          <w:szCs w:val="28"/>
-          <w:lang w:val="en-US"/>
-        </w:rPr>
-        <w:t>表</w:t>
+        <w:t>......</w:t>
       </w:r>
       <w:r>
         <w:rPr>
@@ -4865,7 +5917,7 @@
           <w:szCs w:val="28"/>
           <w:lang w:val="en-US"/>
         </w:rPr>
-        <w:t>..................................</w:t>
+        <w:t>...</w:t>
       </w:r>
       <w:r>
         <w:rPr>
@@ -4876,7 +5928,7 @@
           <w:szCs w:val="28"/>
           <w:lang w:val="en-US"/>
         </w:rPr>
-        <w:t>...</w:t>
+        <w:t>....</w:t>
       </w:r>
       <w:r>
         <w:rPr>
@@ -4887,7 +5939,61 @@
           <w:szCs w:val="28"/>
           <w:lang w:val="en-US"/>
         </w:rPr>
-        <w:t>....</w:t>
+        <w:t>......</w:t>
+      </w:r>
+    </w:p>
+    <w:p>
+      <w:pPr>
+        <w:spacing w:line="240" w:lineRule="auto"/>
+        <w:rPr>
+          <w:rFonts w:ascii="標楷體" w:eastAsia="標楷體" w:hAnsi="標楷體" w:cs="標楷體"/>
+          <w:sz w:val="36"/>
+          <w:szCs w:val="36"/>
+          <w:lang w:val="en-US"/>
+        </w:rPr>
+      </w:pPr>
+      <w:r>
+        <w:rPr>
+          <w:rFonts w:ascii="標楷體" w:eastAsia="標楷體" w:hAnsi="標楷體" w:cs="標楷體"/>
+          <w:sz w:val="28"/>
+          <w:szCs w:val="28"/>
+        </w:rPr>
+        <w:t>表</w:t>
+      </w:r>
+      <w:r>
+        <w:rPr>
+          <w:rFonts w:ascii="標楷體" w:eastAsia="標楷體" w:hAnsi="標楷體" w:cs="標楷體"/>
+          <w:sz w:val="28"/>
+          <w:szCs w:val="28"/>
+          <w:lang w:val="en-US"/>
+        </w:rPr>
+        <w:t xml:space="preserve"> 8-2-4</w:t>
+      </w:r>
+      <w:r>
+        <w:rPr>
+          <w:rFonts w:ascii="標楷體" w:eastAsia="標楷體" w:hAnsi="標楷體" w:cs="標楷體"/>
+          <w:sz w:val="28"/>
+          <w:szCs w:val="28"/>
+        </w:rPr>
+        <w:t>、資料表敘述</w:t>
+      </w:r>
+      <w:r>
+        <w:rPr>
+          <w:rFonts w:ascii="標楷體" w:eastAsia="標楷體" w:hAnsi="標楷體" w:cs="標楷體"/>
+          <w:sz w:val="28"/>
+          <w:szCs w:val="28"/>
+          <w:lang w:val="en-US"/>
+        </w:rPr>
+        <w:t xml:space="preserve">  T04.Workspac</w:t>
+      </w:r>
+      <w:r>
+        <w:rPr>
+          <w:rFonts w:ascii="標楷體" w:eastAsia="標楷體" w:hAnsi="標楷體" w:cs="標楷體" w:hint="eastAsia"/>
+          <w:sz w:val="28"/>
+          <w:szCs w:val="28"/>
+          <w:lang w:val="en-US"/>
+        </w:rPr>
+        <w:t>e</w:t>
       </w:r>
       <w:r>
         <w:rPr>
@@ -4898,63 +6004,7 @@
           <w:szCs w:val="28"/>
           <w:lang w:val="en-US"/>
         </w:rPr>
-        <w:t>.</w:t>
-      </w:r>
-      <w:r>
-        <w:rPr>
-          <w:rFonts w:ascii="標楷體" w:eastAsia="標楷體" w:hAnsi="標楷體" w:cs="Times New Roman" w:hint="eastAsia"/>
-          <w:sz w:val="28"/>
-          <w:szCs w:val="28"/>
-          <w:lang w:val="en-US"/>
-        </w:rPr>
-        <w:t>2</w:t>
-      </w:r>
-      <w:r>
-        <w:rPr>
-          <w:rFonts w:ascii="標楷體" w:eastAsia="標楷體" w:hAnsi="標楷體" w:cs="Times New Roman" w:hint="eastAsia"/>
-          <w:sz w:val="28"/>
-          <w:szCs w:val="28"/>
-          <w:lang w:val="en-US"/>
-        </w:rPr>
-        <w:t>5</w:t>
-      </w:r>
-    </w:p>
-    <w:p>
-      <w:pPr>
-        <w:spacing w:line="240" w:lineRule="auto"/>
-        <w:rPr>
-          <w:rFonts w:ascii="標楷體" w:eastAsia="標楷體" w:hAnsi="標楷體" w:cs="Times New Roman"/>
-          <w:sz w:val="28"/>
-          <w:szCs w:val="28"/>
-          <w:lang w:val="en-US"/>
-        </w:rPr>
-      </w:pPr>
-      <w:r>
-        <w:rPr>
-          <w:rFonts w:ascii="標楷體" w:eastAsia="標楷體" w:hAnsi="標楷體" w:cs="標楷體" w:hint="eastAsia"/>
-          <w:sz w:val="28"/>
-          <w:szCs w:val="28"/>
-          <w:lang w:val="en-US"/>
-        </w:rPr>
-        <w:t xml:space="preserve">表6-2-12 </w:t>
-      </w:r>
-      <w:r>
-        <w:rPr>
-          <w:rFonts w:ascii="標楷體" w:eastAsia="標楷體" w:hAnsi="標楷體" w:cs="標楷體"/>
-          <w:sz w:val="28"/>
-          <w:szCs w:val="28"/>
-          <w:lang w:val="en-US"/>
-        </w:rPr>
-        <w:t>儲存發送訊息</w:t>
-      </w:r>
-      <w:r>
-        <w:rPr>
-          <w:rFonts w:ascii="標楷體" w:eastAsia="標楷體" w:hAnsi="標楷體" w:cs="標楷體" w:hint="eastAsia"/>
-          <w:sz w:val="28"/>
-          <w:szCs w:val="28"/>
-          <w:lang w:val="en-US"/>
-        </w:rPr>
-        <w:t>表</w:t>
+        <w:t xml:space="preserve"> </w:t>
       </w:r>
       <w:r>
         <w:rPr>
@@ -4965,7 +6015,7 @@
           <w:szCs w:val="28"/>
           <w:lang w:val="en-US"/>
         </w:rPr>
-        <w:t>..............................</w:t>
+        <w:t>.................</w:t>
       </w:r>
       <w:r>
         <w:rPr>
@@ -4998,37 +6048,53 @@
           <w:szCs w:val="28"/>
           <w:lang w:val="en-US"/>
         </w:rPr>
-        <w:t>.</w:t>
-      </w:r>
-      <w:r>
-        <w:rPr>
-          <w:rFonts w:ascii="標楷體" w:eastAsia="標楷體" w:hAnsi="標楷體" w:cs="Times New Roman" w:hint="eastAsia"/>
-          <w:sz w:val="28"/>
-          <w:szCs w:val="28"/>
-          <w:lang w:val="en-US"/>
-        </w:rPr>
-        <w:t>2</w:t>
-      </w:r>
-      <w:r>
-        <w:rPr>
-          <w:rFonts w:ascii="標楷體" w:eastAsia="標楷體" w:hAnsi="標楷體" w:cs="Times New Roman" w:hint="eastAsia"/>
-          <w:sz w:val="28"/>
-          <w:szCs w:val="28"/>
-          <w:lang w:val="en-US"/>
-        </w:rPr>
-        <w:t>5</w:t>
+        <w:t>...</w:t>
       </w:r>
     </w:p>
     <w:p>
       <w:pPr>
         <w:spacing w:line="240" w:lineRule="auto"/>
         <w:rPr>
-          <w:rFonts w:ascii="標楷體" w:eastAsia="標楷體" w:hAnsi="標楷體" w:cs="Times New Roman"/>
-          <w:sz w:val="28"/>
-          <w:szCs w:val="28"/>
-          <w:lang w:val="en-US"/>
-        </w:rPr>
-      </w:pPr>
+          <w:rFonts w:ascii="標楷體" w:eastAsia="標楷體" w:hAnsi="標楷體" w:cs="標楷體"/>
+          <w:sz w:val="36"/>
+          <w:szCs w:val="36"/>
+          <w:lang w:val="en-US"/>
+        </w:rPr>
+      </w:pPr>
+      <w:r>
+        <w:rPr>
+          <w:rFonts w:ascii="標楷體" w:eastAsia="標楷體" w:hAnsi="標楷體" w:cs="標楷體"/>
+          <w:sz w:val="28"/>
+          <w:szCs w:val="28"/>
+        </w:rPr>
+        <w:t>表</w:t>
+      </w:r>
+      <w:r>
+        <w:rPr>
+          <w:rFonts w:ascii="標楷體" w:eastAsia="標楷體" w:hAnsi="標楷體" w:cs="標楷體"/>
+          <w:sz w:val="28"/>
+          <w:szCs w:val="28"/>
+          <w:lang w:val="en-US"/>
+        </w:rPr>
+        <w:t xml:space="preserve"> 8-2-5</w:t>
+      </w:r>
+      <w:r>
+        <w:rPr>
+          <w:rFonts w:ascii="標楷體" w:eastAsia="標楷體" w:hAnsi="標楷體" w:cs="標楷體"/>
+          <w:sz w:val="28"/>
+          <w:szCs w:val="28"/>
+        </w:rPr>
+        <w:t>、資料表敘述</w:t>
+      </w:r>
+      <w:r>
+        <w:rPr>
+          <w:rFonts w:ascii="標楷體" w:eastAsia="標楷體" w:hAnsi="標楷體" w:cs="標楷體"/>
+          <w:sz w:val="28"/>
+          <w:szCs w:val="28"/>
+          <w:lang w:val="en-US"/>
+        </w:rPr>
+        <w:t xml:space="preserve"> T05.AI_Analysi</w:t>
+      </w:r>
       <w:r>
         <w:rPr>
           <w:rFonts w:ascii="標楷體" w:eastAsia="標楷體" w:hAnsi="標楷體" w:cs="標楷體" w:hint="eastAsia"/>
@@ -5036,25 +6102,7 @@
           <w:szCs w:val="28"/>
           <w:lang w:val="en-US"/>
         </w:rPr>
-        <w:t xml:space="preserve">表6-2-13 </w:t>
-      </w:r>
-      <w:r>
-        <w:rPr>
-          <w:rFonts w:ascii="標楷體" w:eastAsia="標楷體" w:hAnsi="標楷體" w:cs="標楷體"/>
-          <w:sz w:val="28"/>
-          <w:szCs w:val="28"/>
-          <w:lang w:val="en-US"/>
-        </w:rPr>
-        <w:t>調閱歷史紀錄</w:t>
-      </w:r>
-      <w:r>
-        <w:rPr>
-          <w:rFonts w:ascii="標楷體" w:eastAsia="標楷體" w:hAnsi="標楷體" w:cs="標楷體" w:hint="eastAsia"/>
-          <w:sz w:val="28"/>
-          <w:szCs w:val="28"/>
-          <w:lang w:val="en-US"/>
-        </w:rPr>
-        <w:t>表</w:t>
+        <w:t>s</w:t>
       </w:r>
       <w:r>
         <w:rPr>
@@ -5065,7 +6113,7 @@
           <w:szCs w:val="28"/>
           <w:lang w:val="en-US"/>
         </w:rPr>
-        <w:t>..............................</w:t>
+        <w:t>................</w:t>
       </w:r>
       <w:r>
         <w:rPr>
@@ -5098,37 +6146,53 @@
           <w:szCs w:val="28"/>
           <w:lang w:val="en-US"/>
         </w:rPr>
-        <w:t>.</w:t>
-      </w:r>
-      <w:r>
-        <w:rPr>
-          <w:rFonts w:ascii="標楷體" w:eastAsia="標楷體" w:hAnsi="標楷體" w:cs="Times New Roman" w:hint="eastAsia"/>
-          <w:sz w:val="28"/>
-          <w:szCs w:val="28"/>
-          <w:lang w:val="en-US"/>
-        </w:rPr>
-        <w:t>2</w:t>
-      </w:r>
-      <w:r>
-        <w:rPr>
-          <w:rFonts w:ascii="標楷體" w:eastAsia="標楷體" w:hAnsi="標楷體" w:cs="Times New Roman" w:hint="eastAsia"/>
-          <w:sz w:val="28"/>
-          <w:szCs w:val="28"/>
-          <w:lang w:val="en-US"/>
-        </w:rPr>
-        <w:t>5</w:t>
+        <w:t>....</w:t>
       </w:r>
     </w:p>
     <w:p>
       <w:pPr>
         <w:spacing w:line="240" w:lineRule="auto"/>
         <w:rPr>
-          <w:rFonts w:ascii="標楷體" w:eastAsia="標楷體" w:hAnsi="標楷體" w:cs="Times New Roman"/>
-          <w:sz w:val="28"/>
-          <w:szCs w:val="28"/>
-          <w:lang w:val="en-US"/>
-        </w:rPr>
-      </w:pPr>
+          <w:rFonts w:ascii="標楷體" w:eastAsia="標楷體" w:hAnsi="標楷體" w:cs="標楷體"/>
+          <w:sz w:val="28"/>
+          <w:szCs w:val="28"/>
+          <w:lang w:val="en-US"/>
+        </w:rPr>
+      </w:pPr>
+      <w:r>
+        <w:rPr>
+          <w:rFonts w:ascii="標楷體" w:eastAsia="標楷體" w:hAnsi="標楷體" w:cs="標楷體"/>
+          <w:sz w:val="28"/>
+          <w:szCs w:val="28"/>
+        </w:rPr>
+        <w:t>表</w:t>
+      </w:r>
+      <w:r>
+        <w:rPr>
+          <w:rFonts w:ascii="標楷體" w:eastAsia="標楷體" w:hAnsi="標楷體" w:cs="標楷體"/>
+          <w:sz w:val="28"/>
+          <w:szCs w:val="28"/>
+          <w:lang w:val="en-US"/>
+        </w:rPr>
+        <w:t xml:space="preserve"> 8-2-6</w:t>
+      </w:r>
+      <w:r>
+        <w:rPr>
+          <w:rFonts w:ascii="標楷體" w:eastAsia="標楷體" w:hAnsi="標楷體" w:cs="標楷體"/>
+          <w:sz w:val="28"/>
+          <w:szCs w:val="28"/>
+        </w:rPr>
+        <w:t>、資料表敘述</w:t>
+      </w:r>
+      <w:r>
+        <w:rPr>
+          <w:rFonts w:ascii="標楷體" w:eastAsia="標楷體" w:hAnsi="標楷體" w:cs="標楷體"/>
+          <w:sz w:val="28"/>
+          <w:szCs w:val="28"/>
+          <w:lang w:val="en-US"/>
+        </w:rPr>
+        <w:t xml:space="preserve"> T06.Chat_Histor</w:t>
+      </w:r>
       <w:r>
         <w:rPr>
           <w:rFonts w:ascii="標楷體" w:eastAsia="標楷體" w:hAnsi="標楷體" w:cs="標楷體" w:hint="eastAsia"/>
@@ -5136,25 +6200,7 @@
           <w:szCs w:val="28"/>
           <w:lang w:val="en-US"/>
         </w:rPr>
-        <w:t xml:space="preserve">表6-2-14 </w:t>
-      </w:r>
-      <w:r>
-        <w:rPr>
-          <w:rFonts w:ascii="標楷體" w:eastAsia="標楷體" w:hAnsi="標楷體" w:cs="標楷體"/>
-          <w:sz w:val="28"/>
-          <w:szCs w:val="28"/>
-          <w:lang w:val="en-US"/>
-        </w:rPr>
-        <w:t>獲取對話素材</w:t>
-      </w:r>
-      <w:r>
-        <w:rPr>
-          <w:rFonts w:ascii="標楷體" w:eastAsia="標楷體" w:hAnsi="標楷體" w:cs="標楷體" w:hint="eastAsia"/>
-          <w:sz w:val="28"/>
-          <w:szCs w:val="28"/>
-          <w:lang w:val="en-US"/>
-        </w:rPr>
-        <w:t>表</w:t>
+        <w:t>y</w:t>
       </w:r>
       <w:r>
         <w:rPr>
@@ -5165,7 +6211,7 @@
           <w:szCs w:val="28"/>
           <w:lang w:val="en-US"/>
         </w:rPr>
-        <w:t>..............................</w:t>
+        <w:t>...............</w:t>
       </w:r>
       <w:r>
         <w:rPr>
@@ -5198,37 +6244,53 @@
           <w:szCs w:val="28"/>
           <w:lang w:val="en-US"/>
         </w:rPr>
-        <w:t>.</w:t>
-      </w:r>
-      <w:r>
-        <w:rPr>
-          <w:rFonts w:ascii="標楷體" w:eastAsia="標楷體" w:hAnsi="標楷體" w:cs="Times New Roman" w:hint="eastAsia"/>
-          <w:sz w:val="28"/>
-          <w:szCs w:val="28"/>
-          <w:lang w:val="en-US"/>
-        </w:rPr>
-        <w:t>2</w:t>
-      </w:r>
-      <w:r>
-        <w:rPr>
-          <w:rFonts w:ascii="標楷體" w:eastAsia="標楷體" w:hAnsi="標楷體" w:cs="Times New Roman" w:hint="eastAsia"/>
-          <w:sz w:val="28"/>
-          <w:szCs w:val="28"/>
-          <w:lang w:val="en-US"/>
-        </w:rPr>
-        <w:t>5</w:t>
+        <w:t>....</w:t>
       </w:r>
     </w:p>
     <w:p>
       <w:pPr>
         <w:spacing w:line="240" w:lineRule="auto"/>
         <w:rPr>
-          <w:rFonts w:ascii="標楷體" w:eastAsia="標楷體" w:hAnsi="標楷體" w:cs="Times New Roman"/>
-          <w:sz w:val="28"/>
-          <w:szCs w:val="28"/>
-          <w:lang w:val="en-US"/>
-        </w:rPr>
-      </w:pPr>
+          <w:rFonts w:ascii="標楷體" w:eastAsia="標楷體" w:hAnsi="標楷體" w:cs="標楷體"/>
+          <w:sz w:val="36"/>
+          <w:szCs w:val="36"/>
+          <w:lang w:val="en-US"/>
+        </w:rPr>
+      </w:pPr>
+      <w:r>
+        <w:rPr>
+          <w:rFonts w:ascii="標楷體" w:eastAsia="標楷體" w:hAnsi="標楷體" w:cs="標楷體"/>
+          <w:sz w:val="28"/>
+          <w:szCs w:val="28"/>
+        </w:rPr>
+        <w:t>表</w:t>
+      </w:r>
+      <w:r>
+        <w:rPr>
+          <w:rFonts w:ascii="標楷體" w:eastAsia="標楷體" w:hAnsi="標楷體" w:cs="標楷體"/>
+          <w:sz w:val="28"/>
+          <w:szCs w:val="28"/>
+          <w:lang w:val="en-US"/>
+        </w:rPr>
+        <w:t xml:space="preserve"> 8-2-7</w:t>
+      </w:r>
+      <w:r>
+        <w:rPr>
+          <w:rFonts w:ascii="標楷體" w:eastAsia="標楷體" w:hAnsi="標楷體" w:cs="標楷體"/>
+          <w:sz w:val="28"/>
+          <w:szCs w:val="28"/>
+        </w:rPr>
+        <w:t>、資料表敘述</w:t>
+      </w:r>
+      <w:r>
+        <w:rPr>
+          <w:rFonts w:ascii="標楷體" w:eastAsia="標楷體" w:hAnsi="標楷體" w:cs="標楷體"/>
+          <w:sz w:val="28"/>
+          <w:szCs w:val="28"/>
+          <w:lang w:val="en-US"/>
+        </w:rPr>
+        <w:t xml:space="preserve"> T07.Survey_Templat</w:t>
+      </w:r>
       <w:r>
         <w:rPr>
           <w:rFonts w:ascii="標楷體" w:eastAsia="標楷體" w:hAnsi="標楷體" w:cs="標楷體" w:hint="eastAsia"/>
@@ -5236,25 +6298,7 @@
           <w:szCs w:val="28"/>
           <w:lang w:val="en-US"/>
         </w:rPr>
-        <w:t xml:space="preserve">表6-2-15 </w:t>
-      </w:r>
-      <w:r>
-        <w:rPr>
-          <w:rFonts w:ascii="標楷體" w:eastAsia="標楷體" w:hAnsi="標楷體" w:cs="標楷體"/>
-          <w:sz w:val="28"/>
-          <w:szCs w:val="28"/>
-          <w:lang w:val="en-US"/>
-        </w:rPr>
-        <w:t>調用分析模板</w:t>
-      </w:r>
-      <w:r>
-        <w:rPr>
-          <w:rFonts w:ascii="標楷體" w:eastAsia="標楷體" w:hAnsi="標楷體" w:cs="標楷體" w:hint="eastAsia"/>
-          <w:sz w:val="28"/>
-          <w:szCs w:val="28"/>
-          <w:lang w:val="en-US"/>
-        </w:rPr>
-        <w:t>表</w:t>
+        <w:t>e</w:t>
       </w:r>
       <w:r>
         <w:rPr>
@@ -5265,7 +6309,7 @@
           <w:szCs w:val="28"/>
           <w:lang w:val="en-US"/>
         </w:rPr>
-        <w:t>..............................</w:t>
+        <w:t>...........</w:t>
       </w:r>
       <w:r>
         <w:rPr>
@@ -5298,62 +6342,61 @@
           <w:szCs w:val="28"/>
           <w:lang w:val="en-US"/>
         </w:rPr>
-        <w:t>.</w:t>
-      </w:r>
-      <w:r>
-        <w:rPr>
-          <w:rFonts w:ascii="標楷體" w:eastAsia="標楷體" w:hAnsi="標楷體" w:cs="Times New Roman" w:hint="eastAsia"/>
-          <w:sz w:val="28"/>
-          <w:szCs w:val="28"/>
-          <w:lang w:val="en-US"/>
-        </w:rPr>
-        <w:t>2</w:t>
-      </w:r>
-      <w:r>
-        <w:rPr>
-          <w:rFonts w:ascii="標楷體" w:eastAsia="標楷體" w:hAnsi="標楷體" w:cs="Times New Roman" w:hint="eastAsia"/>
-          <w:sz w:val="28"/>
-          <w:szCs w:val="28"/>
-          <w:lang w:val="en-US"/>
-        </w:rPr>
-        <w:t>6</w:t>
-      </w:r>
-    </w:p>
-    <w:p>
-      <w:pPr>
+        <w:t>.....</w:t>
+      </w:r>
+    </w:p>
+    <w:p>
+      <w:pPr>
+        <w:spacing w:line="240" w:lineRule="auto"/>
+        <w:rPr>
+          <w:rFonts w:ascii="標楷體" w:eastAsia="標楷體" w:hAnsi="標楷體" w:cs="標楷體"/>
+          <w:sz w:val="36"/>
+          <w:szCs w:val="36"/>
+          <w:lang w:val="en-US"/>
+        </w:rPr>
+      </w:pPr>
+      <w:r>
+        <w:rPr>
+          <w:rFonts w:ascii="標楷體" w:eastAsia="標楷體" w:hAnsi="標楷體" w:cs="標楷體"/>
+          <w:sz w:val="28"/>
+          <w:szCs w:val="28"/>
+        </w:rPr>
+        <w:t>表</w:t>
+      </w:r>
+      <w:r>
+        <w:rPr>
+          <w:rFonts w:ascii="標楷體" w:eastAsia="標楷體" w:hAnsi="標楷體" w:cs="標楷體"/>
+          <w:sz w:val="28"/>
+          <w:szCs w:val="28"/>
+          <w:lang w:val="en-US"/>
+        </w:rPr>
+        <w:t xml:space="preserve"> 8-2-8</w:t>
+      </w:r>
+      <w:r>
+        <w:rPr>
+          <w:rFonts w:ascii="標楷體" w:eastAsia="標楷體" w:hAnsi="標楷體" w:cs="標楷體"/>
+          <w:sz w:val="28"/>
+          <w:szCs w:val="28"/>
+        </w:rPr>
+        <w:t>、資料表敘述</w:t>
+      </w:r>
+      <w:r>
+        <w:rPr>
+          <w:rFonts w:ascii="標楷體" w:eastAsia="標楷體" w:hAnsi="標楷體" w:cs="標楷體"/>
+          <w:sz w:val="28"/>
+          <w:szCs w:val="28"/>
+          <w:lang w:val="en-US"/>
+        </w:rPr>
+        <w:t xml:space="preserve"> T08.Survey_Respons</w:t>
+      </w:r>
+      <w:r>
         <w:rPr>
           <w:rFonts w:ascii="標楷體" w:eastAsia="標楷體" w:hAnsi="標楷體" w:cs="標楷體" w:hint="eastAsia"/>
           <w:sz w:val="28"/>
           <w:szCs w:val="28"/>
           <w:lang w:val="en-US"/>
         </w:rPr>
-      </w:pPr>
-      <w:r>
-        <w:rPr>
-          <w:rFonts w:ascii="標楷體" w:eastAsia="標楷體" w:hAnsi="標楷體" w:cs="標楷體" w:hint="eastAsia"/>
-          <w:sz w:val="28"/>
-          <w:szCs w:val="28"/>
-          <w:lang w:val="en-US"/>
-        </w:rPr>
-        <w:t xml:space="preserve">表6-2-16 </w:t>
-      </w:r>
-      <w:r>
-        <w:rPr>
-          <w:rFonts w:ascii="標楷體" w:eastAsia="標楷體" w:hAnsi="標楷體" w:cs="標楷體"/>
-          <w:sz w:val="28"/>
-          <w:szCs w:val="28"/>
-          <w:lang w:val="en-US"/>
-        </w:rPr>
-        <w:t>執行分析運算</w:t>
-      </w:r>
-      <w:r>
-        <w:rPr>
-          <w:rFonts w:ascii="標楷體" w:eastAsia="標楷體" w:hAnsi="標楷體" w:cs="標楷體" w:hint="eastAsia"/>
-          <w:sz w:val="28"/>
-          <w:szCs w:val="28"/>
-          <w:lang w:val="en-US"/>
-        </w:rPr>
-        <w:t>表</w:t>
+        <w:t>e</w:t>
       </w:r>
       <w:r>
         <w:rPr>
@@ -5364,7 +6407,7 @@
           <w:szCs w:val="28"/>
           <w:lang w:val="en-US"/>
         </w:rPr>
-        <w:t>..............................</w:t>
+        <w:t>..........</w:t>
       </w:r>
       <w:r>
         <w:rPr>
@@ -5397,37 +6440,54 @@
           <w:szCs w:val="28"/>
           <w:lang w:val="en-US"/>
         </w:rPr>
-        <w:t>.</w:t>
-      </w:r>
-      <w:r>
-        <w:rPr>
-          <w:rFonts w:ascii="標楷體" w:eastAsia="標楷體" w:hAnsi="標楷體" w:cs="Times New Roman" w:hint="eastAsia"/>
-          <w:sz w:val="28"/>
-          <w:szCs w:val="28"/>
-          <w:lang w:val="en-US"/>
-        </w:rPr>
-        <w:t>2</w:t>
-      </w:r>
-      <w:r>
-        <w:rPr>
-          <w:rFonts w:ascii="標楷體" w:eastAsia="標楷體" w:hAnsi="標楷體" w:cs="Times New Roman" w:hint="eastAsia"/>
-          <w:sz w:val="28"/>
-          <w:szCs w:val="28"/>
-          <w:lang w:val="en-US"/>
-        </w:rPr>
-        <w:t>6</w:t>
+        <w:t>......</w:t>
       </w:r>
     </w:p>
     <w:p>
       <w:pPr>
         <w:spacing w:line="240" w:lineRule="auto"/>
         <w:rPr>
-          <w:rFonts w:ascii="標楷體" w:eastAsia="標楷體" w:hAnsi="標楷體" w:cs="Times New Roman"/>
-          <w:sz w:val="28"/>
-          <w:szCs w:val="28"/>
-          <w:lang w:val="en-US"/>
-        </w:rPr>
-      </w:pPr>
+          <w:rFonts w:ascii="標楷體" w:eastAsia="標楷體" w:hAnsi="標楷體" w:cs="標楷體"/>
+          <w:sz w:val="36"/>
+          <w:szCs w:val="36"/>
+          <w:lang w:val="en-US"/>
+        </w:rPr>
+      </w:pPr>
+      <w:r>
+        <w:rPr>
+          <w:rFonts w:ascii="標楷體" w:eastAsia="標楷體" w:hAnsi="標楷體" w:cs="標楷體"/>
+          <w:sz w:val="28"/>
+          <w:szCs w:val="28"/>
+        </w:rPr>
+        <w:lastRenderedPageBreak/>
+        <w:t>表</w:t>
+      </w:r>
+      <w:r>
+        <w:rPr>
+          <w:rFonts w:ascii="標楷體" w:eastAsia="標楷體" w:hAnsi="標楷體" w:cs="標楷體"/>
+          <w:sz w:val="28"/>
+          <w:szCs w:val="28"/>
+          <w:lang w:val="en-US"/>
+        </w:rPr>
+        <w:t xml:space="preserve"> 8-2-9</w:t>
+      </w:r>
+      <w:r>
+        <w:rPr>
+          <w:rFonts w:ascii="標楷體" w:eastAsia="標楷體" w:hAnsi="標楷體" w:cs="標楷體"/>
+          <w:sz w:val="28"/>
+          <w:szCs w:val="28"/>
+        </w:rPr>
+        <w:t>、資料表敘述</w:t>
+      </w:r>
+      <w:r>
+        <w:rPr>
+          <w:rFonts w:ascii="標楷體" w:eastAsia="標楷體" w:hAnsi="標楷體" w:cs="標楷體"/>
+          <w:sz w:val="28"/>
+          <w:szCs w:val="28"/>
+          <w:lang w:val="en-US"/>
+        </w:rPr>
+        <w:t xml:space="preserve"> T09.Admi</w:t>
+      </w:r>
       <w:r>
         <w:rPr>
           <w:rFonts w:ascii="標楷體" w:eastAsia="標楷體" w:hAnsi="標楷體" w:cs="標楷體" w:hint="eastAsia"/>
@@ -5435,25 +6495,7 @@
           <w:szCs w:val="28"/>
           <w:lang w:val="en-US"/>
         </w:rPr>
-        <w:t xml:space="preserve">表6-2-17 </w:t>
-      </w:r>
-      <w:r>
-        <w:rPr>
-          <w:rFonts w:ascii="標楷體" w:eastAsia="標楷體" w:hAnsi="標楷體" w:cs="標楷體"/>
-          <w:sz w:val="28"/>
-          <w:szCs w:val="28"/>
-          <w:lang w:val="en-US"/>
-        </w:rPr>
-        <w:t>儲存分析報告</w:t>
-      </w:r>
-      <w:r>
-        <w:rPr>
-          <w:rFonts w:ascii="標楷體" w:eastAsia="標楷體" w:hAnsi="標楷體" w:cs="標楷體" w:hint="eastAsia"/>
-          <w:sz w:val="28"/>
-          <w:szCs w:val="28"/>
-          <w:lang w:val="en-US"/>
-        </w:rPr>
-        <w:t>表</w:t>
+        <w:t>n</w:t>
       </w:r>
       <w:r>
         <w:rPr>
@@ -5464,7 +6506,7 @@
           <w:szCs w:val="28"/>
           <w:lang w:val="en-US"/>
         </w:rPr>
-        <w:t>..............................</w:t>
+        <w:t>...................</w:t>
       </w:r>
       <w:r>
         <w:rPr>
@@ -5497,132 +6539,13 @@
           <w:szCs w:val="28"/>
           <w:lang w:val="en-US"/>
         </w:rPr>
-        <w:t>.</w:t>
-      </w:r>
-      <w:r>
-        <w:rPr>
-          <w:rFonts w:ascii="標楷體" w:eastAsia="標楷體" w:hAnsi="標楷體" w:cs="Times New Roman" w:hint="eastAsia"/>
-          <w:sz w:val="28"/>
-          <w:szCs w:val="28"/>
-          <w:lang w:val="en-US"/>
-        </w:rPr>
-        <w:t>2</w:t>
-      </w:r>
-      <w:r>
-        <w:rPr>
-          <w:rFonts w:ascii="標楷體" w:eastAsia="標楷體" w:hAnsi="標楷體" w:cs="Times New Roman" w:hint="eastAsia"/>
-          <w:sz w:val="28"/>
-          <w:szCs w:val="28"/>
-          <w:lang w:val="en-US"/>
-        </w:rPr>
-        <w:t>6</w:t>
+        <w:t>.......</w:t>
       </w:r>
     </w:p>
     <w:p>
       <w:pPr>
         <w:spacing w:line="240" w:lineRule="auto"/>
-        <w:rPr>
-          <w:rFonts w:ascii="標楷體" w:eastAsia="標楷體" w:hAnsi="標楷體" w:cs="Times New Roman" w:hint="eastAsia"/>
-          <w:b/>
-          <w:bCs/>
-          <w:sz w:val="28"/>
-          <w:szCs w:val="28"/>
-          <w:lang w:val="en-US"/>
-        </w:rPr>
-      </w:pPr>
-      <w:r>
-        <w:rPr>
-          <w:rFonts w:ascii="標楷體" w:eastAsia="標楷體" w:hAnsi="標楷體" w:cs="標楷體" w:hint="eastAsia"/>
-          <w:sz w:val="28"/>
-          <w:szCs w:val="28"/>
-          <w:lang w:val="en-US"/>
-        </w:rPr>
-        <w:t xml:space="preserve">表6-2-18 </w:t>
-      </w:r>
-      <w:r>
-        <w:rPr>
-          <w:rFonts w:ascii="標楷體" w:eastAsia="標楷體" w:hAnsi="標楷體" w:cs="標楷體"/>
-          <w:sz w:val="28"/>
-          <w:szCs w:val="28"/>
-          <w:lang w:val="en-US"/>
-        </w:rPr>
-        <w:t>輸出分析結果</w:t>
-      </w:r>
-      <w:r>
-        <w:rPr>
-          <w:rFonts w:ascii="標楷體" w:eastAsia="標楷體" w:hAnsi="標楷體" w:cs="標楷體" w:hint="eastAsia"/>
-          <w:sz w:val="28"/>
-          <w:szCs w:val="28"/>
-          <w:lang w:val="en-US"/>
-        </w:rPr>
-        <w:t>表</w:t>
-      </w:r>
-      <w:r>
-        <w:rPr>
-          <w:rFonts w:ascii="標楷體" w:eastAsia="標楷體" w:hAnsi="標楷體" w:cs="Times New Roman" w:hint="eastAsia"/>
-          <w:b/>
-          <w:bCs/>
-          <w:sz w:val="28"/>
-          <w:szCs w:val="28"/>
-          <w:lang w:val="en-US"/>
-        </w:rPr>
-        <w:t>..............................</w:t>
-      </w:r>
-      <w:r>
-        <w:rPr>
-          <w:rFonts w:ascii="標楷體" w:eastAsia="標楷體" w:hAnsi="標楷體" w:cs="Times New Roman" w:hint="eastAsia"/>
-          <w:b/>
-          <w:bCs/>
-          <w:sz w:val="28"/>
-          <w:szCs w:val="28"/>
-          <w:lang w:val="en-US"/>
-        </w:rPr>
-        <w:t>...</w:t>
-      </w:r>
-      <w:r>
-        <w:rPr>
-          <w:rFonts w:ascii="標楷體" w:eastAsia="標楷體" w:hAnsi="標楷體" w:cs="Times New Roman" w:hint="eastAsia"/>
-          <w:b/>
-          <w:bCs/>
-          <w:sz w:val="28"/>
-          <w:szCs w:val="28"/>
-          <w:lang w:val="en-US"/>
-        </w:rPr>
-        <w:t>....</w:t>
-      </w:r>
-      <w:r>
-        <w:rPr>
-          <w:rFonts w:ascii="標楷體" w:eastAsia="標楷體" w:hAnsi="標楷體" w:cs="Times New Roman" w:hint="eastAsia"/>
-          <w:b/>
-          <w:bCs/>
-          <w:sz w:val="28"/>
-          <w:szCs w:val="28"/>
-          <w:lang w:val="en-US"/>
-        </w:rPr>
-        <w:t>.</w:t>
-      </w:r>
-      <w:r>
-        <w:rPr>
-          <w:rFonts w:ascii="標楷體" w:eastAsia="標楷體" w:hAnsi="標楷體" w:cs="Times New Roman" w:hint="eastAsia"/>
-          <w:sz w:val="28"/>
-          <w:szCs w:val="28"/>
-          <w:lang w:val="en-US"/>
-        </w:rPr>
-        <w:t>2</w:t>
-      </w:r>
-      <w:r>
-        <w:rPr>
-          <w:rFonts w:ascii="標楷體" w:eastAsia="標楷體" w:hAnsi="標楷體" w:cs="Times New Roman" w:hint="eastAsia"/>
-          <w:sz w:val="28"/>
-          <w:szCs w:val="28"/>
-          <w:lang w:val="en-US"/>
-        </w:rPr>
-        <w:t>6</w:t>
-      </w:r>
-    </w:p>
-    <w:p>
-      <w:pPr>
-        <w:spacing w:line="240" w:lineRule="auto"/>
+        <w:jc w:val="center"/>
         <w:rPr>
           <w:rFonts w:ascii="標楷體" w:eastAsia="標楷體" w:hAnsi="標楷體" w:cs="標楷體"/>
           <w:sz w:val="36"/>
@@ -5630,70 +6553,11 @@
           <w:lang w:val="en-US"/>
         </w:rPr>
       </w:pPr>
-      <w:r>
-        <w:rPr>
-          <w:rFonts w:ascii="標楷體" w:eastAsia="標楷體" w:hAnsi="標楷體" w:cs="標楷體"/>
-          <w:sz w:val="28"/>
-          <w:szCs w:val="28"/>
-        </w:rPr>
-        <w:t>表 7-2-1 資料字典</w:t>
-      </w:r>
-      <w:r>
-        <w:rPr>
-          <w:rFonts w:ascii="標楷體" w:eastAsia="標楷體" w:hAnsi="標楷體" w:cs="標楷體" w:hint="eastAsia"/>
-          <w:sz w:val="28"/>
-          <w:szCs w:val="28"/>
-        </w:rPr>
-        <w:t>表</w:t>
-      </w:r>
-      <w:r>
-        <w:rPr>
-          <w:rFonts w:ascii="標楷體" w:eastAsia="標楷體" w:hAnsi="標楷體" w:cs="Times New Roman" w:hint="eastAsia"/>
-          <w:b/>
-          <w:bCs/>
-          <w:sz w:val="28"/>
-          <w:szCs w:val="28"/>
-          <w:lang w:val="en-US"/>
-        </w:rPr>
-        <w:t>................................</w:t>
-      </w:r>
-      <w:r>
-        <w:rPr>
-          <w:rFonts w:ascii="標楷體" w:eastAsia="標楷體" w:hAnsi="標楷體" w:cs="Times New Roman" w:hint="eastAsia"/>
-          <w:b/>
-          <w:bCs/>
-          <w:sz w:val="28"/>
-          <w:szCs w:val="28"/>
-          <w:lang w:val="en-US"/>
-        </w:rPr>
-        <w:t>...</w:t>
-      </w:r>
-      <w:r>
-        <w:rPr>
-          <w:rFonts w:ascii="標楷體" w:eastAsia="標楷體" w:hAnsi="標楷體" w:cs="Times New Roman" w:hint="eastAsia"/>
-          <w:b/>
-          <w:bCs/>
-          <w:sz w:val="28"/>
-          <w:szCs w:val="28"/>
-          <w:lang w:val="en-US"/>
-        </w:rPr>
-        <w:t>....</w:t>
-      </w:r>
-      <w:r>
-        <w:rPr>
-          <w:rFonts w:ascii="標楷體" w:eastAsia="標楷體" w:hAnsi="標楷體" w:cs="Times New Roman" w:hint="eastAsia"/>
-          <w:b/>
-          <w:bCs/>
-          <w:sz w:val="28"/>
-          <w:szCs w:val="28"/>
-          <w:lang w:val="en-US"/>
-        </w:rPr>
-        <w:t>....</w:t>
-      </w:r>
     </w:p>
     <w:p>
       <w:pPr>
         <w:spacing w:line="240" w:lineRule="auto"/>
+        <w:jc w:val="center"/>
         <w:rPr>
           <w:rFonts w:ascii="標楷體" w:eastAsia="標楷體" w:hAnsi="標楷體" w:cs="標楷體"/>
           <w:sz w:val="36"/>
@@ -5701,195 +6565,11 @@
           <w:lang w:val="en-US"/>
         </w:rPr>
       </w:pPr>
-      <w:r>
-        <w:rPr>
-          <w:rFonts w:ascii="標楷體" w:eastAsia="標楷體" w:hAnsi="標楷體" w:cs="標楷體"/>
-          <w:sz w:val="28"/>
-          <w:szCs w:val="28"/>
-        </w:rPr>
-        <w:t>表</w:t>
-      </w:r>
-      <w:r>
-        <w:rPr>
-          <w:rFonts w:ascii="標楷體" w:eastAsia="標楷體" w:hAnsi="標楷體" w:cs="標楷體"/>
-          <w:sz w:val="28"/>
-          <w:szCs w:val="28"/>
-          <w:lang w:val="en-US"/>
-        </w:rPr>
-        <w:t xml:space="preserve"> 8-2-1</w:t>
-      </w:r>
-      <w:r>
-        <w:rPr>
-          <w:rFonts w:ascii="標楷體" w:eastAsia="標楷體" w:hAnsi="標楷體" w:cs="標楷體"/>
-          <w:sz w:val="28"/>
-          <w:szCs w:val="28"/>
-        </w:rPr>
-        <w:t>、資料表敘述</w:t>
-      </w:r>
-      <w:r>
-        <w:rPr>
-          <w:rFonts w:ascii="標楷體" w:eastAsia="標楷體" w:hAnsi="標楷體" w:cs="標楷體"/>
-          <w:sz w:val="28"/>
-          <w:szCs w:val="28"/>
-          <w:lang w:val="en-US"/>
-        </w:rPr>
-        <w:t xml:space="preserve">  T01.Use</w:t>
-      </w:r>
-      <w:r>
-        <w:rPr>
-          <w:rFonts w:ascii="標楷體" w:eastAsia="標楷體" w:hAnsi="標楷體" w:cs="標楷體" w:hint="eastAsia"/>
-          <w:sz w:val="28"/>
-          <w:szCs w:val="28"/>
-          <w:lang w:val="en-US"/>
-        </w:rPr>
-        <w:t>r</w:t>
-      </w:r>
-      <w:r>
-        <w:rPr>
-          <w:rFonts w:ascii="標楷體" w:eastAsia="標楷體" w:hAnsi="標楷體" w:cs="Times New Roman" w:hint="eastAsia"/>
-          <w:b/>
-          <w:bCs/>
-          <w:sz w:val="28"/>
-          <w:szCs w:val="28"/>
-          <w:lang w:val="en-US"/>
-        </w:rPr>
-        <w:t>....................</w:t>
-      </w:r>
-      <w:r>
-        <w:rPr>
-          <w:rFonts w:ascii="標楷體" w:eastAsia="標楷體" w:hAnsi="標楷體" w:cs="Times New Roman" w:hint="eastAsia"/>
-          <w:b/>
-          <w:bCs/>
-          <w:sz w:val="28"/>
-          <w:szCs w:val="28"/>
-          <w:lang w:val="en-US"/>
-        </w:rPr>
-        <w:t>...</w:t>
-      </w:r>
-      <w:r>
-        <w:rPr>
-          <w:rFonts w:ascii="標楷體" w:eastAsia="標楷體" w:hAnsi="標楷體" w:cs="Times New Roman" w:hint="eastAsia"/>
-          <w:b/>
-          <w:bCs/>
-          <w:sz w:val="28"/>
-          <w:szCs w:val="28"/>
-          <w:lang w:val="en-US"/>
-        </w:rPr>
-        <w:t>....</w:t>
-      </w:r>
-      <w:r>
-        <w:rPr>
-          <w:rFonts w:ascii="標楷體" w:eastAsia="標楷體" w:hAnsi="標楷體" w:cs="Times New Roman" w:hint="eastAsia"/>
-          <w:b/>
-          <w:bCs/>
-          <w:sz w:val="28"/>
-          <w:szCs w:val="28"/>
-          <w:lang w:val="en-US"/>
-        </w:rPr>
-        <w:t>.....</w:t>
-      </w:r>
     </w:p>
     <w:p>
       <w:pPr>
         <w:spacing w:line="240" w:lineRule="auto"/>
-        <w:rPr>
-          <w:rFonts w:ascii="標楷體" w:eastAsia="標楷體" w:hAnsi="標楷體" w:cs="標楷體"/>
-          <w:sz w:val="28"/>
-          <w:szCs w:val="28"/>
-          <w:lang w:val="en-US"/>
-        </w:rPr>
-      </w:pPr>
-      <w:r>
-        <w:rPr>
-          <w:rFonts w:ascii="標楷體" w:eastAsia="標楷體" w:hAnsi="標楷體" w:cs="標楷體"/>
-          <w:sz w:val="28"/>
-          <w:szCs w:val="28"/>
-        </w:rPr>
-        <w:t>表</w:t>
-      </w:r>
-      <w:r>
-        <w:rPr>
-          <w:rFonts w:ascii="標楷體" w:eastAsia="標楷體" w:hAnsi="標楷體" w:cs="標楷體"/>
-          <w:sz w:val="28"/>
-          <w:szCs w:val="28"/>
-          <w:lang w:val="en-US"/>
-        </w:rPr>
-        <w:t xml:space="preserve"> 8-2-2</w:t>
-      </w:r>
-      <w:r>
-        <w:rPr>
-          <w:rFonts w:ascii="標楷體" w:eastAsia="標楷體" w:hAnsi="標楷體" w:cs="標楷體"/>
-          <w:sz w:val="28"/>
-          <w:szCs w:val="28"/>
-        </w:rPr>
-        <w:t>、資料表敘述</w:t>
-      </w:r>
-      <w:r>
-        <w:rPr>
-          <w:rFonts w:ascii="標楷體" w:eastAsia="標楷體" w:hAnsi="標楷體" w:cs="標楷體"/>
-          <w:sz w:val="28"/>
-          <w:szCs w:val="28"/>
-          <w:lang w:val="en-US"/>
-        </w:rPr>
-        <w:t xml:space="preserve">  T02.User_Profil</w:t>
-      </w:r>
-      <w:r>
-        <w:rPr>
-          <w:rFonts w:ascii="標楷體" w:eastAsia="標楷體" w:hAnsi="標楷體" w:cs="標楷體" w:hint="eastAsia"/>
-          <w:sz w:val="28"/>
-          <w:szCs w:val="28"/>
-          <w:lang w:val="en-US"/>
-        </w:rPr>
-        <w:t>e</w:t>
-      </w:r>
-      <w:r>
-        <w:rPr>
-          <w:rFonts w:ascii="標楷體" w:eastAsia="標楷體" w:hAnsi="標楷體" w:cs="Times New Roman" w:hint="eastAsia"/>
-          <w:b/>
-          <w:bCs/>
-          <w:sz w:val="28"/>
-          <w:szCs w:val="28"/>
-          <w:lang w:val="en-US"/>
-        </w:rPr>
-        <w:t>...........</w:t>
-      </w:r>
-      <w:r>
-        <w:rPr>
-          <w:rFonts w:ascii="標楷體" w:eastAsia="標楷體" w:hAnsi="標楷體" w:cs="Times New Roman" w:hint="eastAsia"/>
-          <w:b/>
-          <w:bCs/>
-          <w:sz w:val="28"/>
-          <w:szCs w:val="28"/>
-          <w:lang w:val="en-US"/>
-        </w:rPr>
-        <w:t>...</w:t>
-      </w:r>
-      <w:r>
-        <w:rPr>
-          <w:rFonts w:ascii="標楷體" w:eastAsia="標楷體" w:hAnsi="標楷體" w:cs="Times New Roman" w:hint="eastAsia"/>
-          <w:b/>
-          <w:bCs/>
-          <w:sz w:val="28"/>
-          <w:szCs w:val="28"/>
-          <w:lang w:val="en-US"/>
-        </w:rPr>
-        <w:t>....</w:t>
-      </w:r>
-      <w:r>
-        <w:rPr>
-          <w:rFonts w:ascii="標楷體" w:eastAsia="標楷體" w:hAnsi="標楷體" w:cs="Times New Roman" w:hint="eastAsia"/>
-          <w:b/>
-          <w:bCs/>
-          <w:sz w:val="28"/>
-          <w:szCs w:val="28"/>
-          <w:lang w:val="en-US"/>
-        </w:rPr>
-        <w:t>......</w:t>
-      </w:r>
-    </w:p>
-    <w:p>
-      <w:pPr>
-        <w:spacing w:line="240" w:lineRule="auto"/>
+        <w:jc w:val="center"/>
         <w:rPr>
           <w:rFonts w:ascii="標楷體" w:eastAsia="標楷體" w:hAnsi="標楷體" w:cs="標楷體"/>
           <w:sz w:val="36"/>
@@ -5897,97 +6577,11 @@
           <w:lang w:val="en-US"/>
         </w:rPr>
       </w:pPr>
-      <w:r>
-        <w:rPr>
-          <w:rFonts w:ascii="標楷體" w:eastAsia="標楷體" w:hAnsi="標楷體" w:cs="標楷體"/>
-          <w:sz w:val="28"/>
-          <w:szCs w:val="28"/>
-        </w:rPr>
-        <w:t>表</w:t>
-      </w:r>
-      <w:r>
-        <w:rPr>
-          <w:rFonts w:ascii="標楷體" w:eastAsia="標楷體" w:hAnsi="標楷體" w:cs="標楷體"/>
-          <w:sz w:val="28"/>
-          <w:szCs w:val="28"/>
-          <w:lang w:val="en-US"/>
-        </w:rPr>
-        <w:t xml:space="preserve"> 8-2-3</w:t>
-      </w:r>
-      <w:r>
-        <w:rPr>
-          <w:rFonts w:ascii="標楷體" w:eastAsia="標楷體" w:hAnsi="標楷體" w:cs="標楷體"/>
-          <w:sz w:val="28"/>
-          <w:szCs w:val="28"/>
-        </w:rPr>
-        <w:t>、資料表敘述</w:t>
-      </w:r>
-      <w:r>
-        <w:rPr>
-          <w:rFonts w:ascii="標楷體" w:eastAsia="標楷體" w:hAnsi="標楷體" w:cs="標楷體"/>
-          <w:sz w:val="28"/>
-          <w:szCs w:val="28"/>
-          <w:lang w:val="en-US"/>
-        </w:rPr>
-        <w:t xml:space="preserve">  T03.User_Verificatio</w:t>
-      </w:r>
-      <w:r>
-        <w:rPr>
-          <w:rFonts w:ascii="標楷體" w:eastAsia="標楷體" w:hAnsi="標楷體" w:cs="標楷體" w:hint="eastAsia"/>
-          <w:sz w:val="28"/>
-          <w:szCs w:val="28"/>
-          <w:lang w:val="en-US"/>
-        </w:rPr>
-        <w:t>n</w:t>
-      </w:r>
-      <w:r>
-        <w:rPr>
-          <w:rFonts w:ascii="標楷體" w:eastAsia="標楷體" w:hAnsi="標楷體" w:cs="Times New Roman" w:hint="eastAsia"/>
-          <w:b/>
-          <w:bCs/>
-          <w:sz w:val="28"/>
-          <w:szCs w:val="28"/>
-          <w:lang w:val="en-US"/>
-        </w:rPr>
-        <w:t>......</w:t>
-      </w:r>
-      <w:r>
-        <w:rPr>
-          <w:rFonts w:ascii="標楷體" w:eastAsia="標楷體" w:hAnsi="標楷體" w:cs="Times New Roman" w:hint="eastAsia"/>
-          <w:b/>
-          <w:bCs/>
-          <w:sz w:val="28"/>
-          <w:szCs w:val="28"/>
-          <w:lang w:val="en-US"/>
-        </w:rPr>
-        <w:t>...</w:t>
-      </w:r>
-      <w:r>
-        <w:rPr>
-          <w:rFonts w:ascii="標楷體" w:eastAsia="標楷體" w:hAnsi="標楷體" w:cs="Times New Roman" w:hint="eastAsia"/>
-          <w:b/>
-          <w:bCs/>
-          <w:sz w:val="28"/>
-          <w:szCs w:val="28"/>
-          <w:lang w:val="en-US"/>
-        </w:rPr>
-        <w:t>....</w:t>
-      </w:r>
-      <w:r>
-        <w:rPr>
-          <w:rFonts w:ascii="標楷體" w:eastAsia="標楷體" w:hAnsi="標楷體" w:cs="Times New Roman" w:hint="eastAsia"/>
-          <w:b/>
-          <w:bCs/>
-          <w:sz w:val="28"/>
-          <w:szCs w:val="28"/>
-          <w:lang w:val="en-US"/>
-        </w:rPr>
-        <w:t>......</w:t>
-      </w:r>
     </w:p>
     <w:p>
       <w:pPr>
         <w:spacing w:line="240" w:lineRule="auto"/>
+        <w:jc w:val="center"/>
         <w:rPr>
           <w:rFonts w:ascii="標楷體" w:eastAsia="標楷體" w:hAnsi="標楷體" w:cs="標楷體"/>
           <w:sz w:val="36"/>
@@ -5995,108 +6589,11 @@
           <w:lang w:val="en-US"/>
         </w:rPr>
       </w:pPr>
-      <w:r>
-        <w:rPr>
-          <w:rFonts w:ascii="標楷體" w:eastAsia="標楷體" w:hAnsi="標楷體" w:cs="標楷體"/>
-          <w:sz w:val="28"/>
-          <w:szCs w:val="28"/>
-        </w:rPr>
-        <w:t>表</w:t>
-      </w:r>
-      <w:r>
-        <w:rPr>
-          <w:rFonts w:ascii="標楷體" w:eastAsia="標楷體" w:hAnsi="標楷體" w:cs="標楷體"/>
-          <w:sz w:val="28"/>
-          <w:szCs w:val="28"/>
-          <w:lang w:val="en-US"/>
-        </w:rPr>
-        <w:t xml:space="preserve"> 8-2-4</w:t>
-      </w:r>
-      <w:r>
-        <w:rPr>
-          <w:rFonts w:ascii="標楷體" w:eastAsia="標楷體" w:hAnsi="標楷體" w:cs="標楷體"/>
-          <w:sz w:val="28"/>
-          <w:szCs w:val="28"/>
-        </w:rPr>
-        <w:t>、資料表敘述</w:t>
-      </w:r>
-      <w:r>
-        <w:rPr>
-          <w:rFonts w:ascii="標楷體" w:eastAsia="標楷體" w:hAnsi="標楷體" w:cs="標楷體"/>
-          <w:sz w:val="28"/>
-          <w:szCs w:val="28"/>
-          <w:lang w:val="en-US"/>
-        </w:rPr>
-        <w:t xml:space="preserve">  T04.Workspac</w:t>
-      </w:r>
-      <w:r>
-        <w:rPr>
-          <w:rFonts w:ascii="標楷體" w:eastAsia="標楷體" w:hAnsi="標楷體" w:cs="標楷體" w:hint="eastAsia"/>
-          <w:sz w:val="28"/>
-          <w:szCs w:val="28"/>
-          <w:lang w:val="en-US"/>
-        </w:rPr>
-        <w:t>e</w:t>
-      </w:r>
-      <w:r>
-        <w:rPr>
-          <w:rFonts w:ascii="標楷體" w:eastAsia="標楷體" w:hAnsi="標楷體" w:cs="Times New Roman" w:hint="eastAsia"/>
-          <w:b/>
-          <w:bCs/>
-          <w:sz w:val="28"/>
-          <w:szCs w:val="28"/>
-          <w:lang w:val="en-US"/>
-        </w:rPr>
-        <w:t xml:space="preserve"> </w:t>
-      </w:r>
-      <w:r>
-        <w:rPr>
-          <w:rFonts w:ascii="標楷體" w:eastAsia="標楷體" w:hAnsi="標楷體" w:cs="Times New Roman" w:hint="eastAsia"/>
-          <w:b/>
-          <w:bCs/>
-          <w:sz w:val="28"/>
-          <w:szCs w:val="28"/>
-          <w:lang w:val="en-US"/>
-        </w:rPr>
-        <w:t>.................</w:t>
-      </w:r>
-      <w:r>
-        <w:rPr>
-          <w:rFonts w:ascii="標楷體" w:eastAsia="標楷體" w:hAnsi="標楷體" w:cs="Times New Roman" w:hint="eastAsia"/>
-          <w:b/>
-          <w:bCs/>
-          <w:sz w:val="28"/>
-          <w:szCs w:val="28"/>
-          <w:lang w:val="en-US"/>
-        </w:rPr>
-        <w:t>...</w:t>
-      </w:r>
-      <w:r>
-        <w:rPr>
-          <w:rFonts w:ascii="標楷體" w:eastAsia="標楷體" w:hAnsi="標楷體" w:cs="Times New Roman" w:hint="eastAsia"/>
-          <w:b/>
-          <w:bCs/>
-          <w:sz w:val="28"/>
-          <w:szCs w:val="28"/>
-          <w:lang w:val="en-US"/>
-        </w:rPr>
-        <w:t>....</w:t>
-      </w:r>
-      <w:r>
-        <w:rPr>
-          <w:rFonts w:ascii="標楷體" w:eastAsia="標楷體" w:hAnsi="標楷體" w:cs="Times New Roman" w:hint="eastAsia"/>
-          <w:b/>
-          <w:bCs/>
-          <w:sz w:val="28"/>
-          <w:szCs w:val="28"/>
-          <w:lang w:val="en-US"/>
-        </w:rPr>
-        <w:t>...</w:t>
-      </w:r>
     </w:p>
     <w:p>
       <w:pPr>
         <w:spacing w:line="240" w:lineRule="auto"/>
+        <w:jc w:val="center"/>
         <w:rPr>
           <w:rFonts w:ascii="標楷體" w:eastAsia="標楷體" w:hAnsi="標楷體" w:cs="標楷體"/>
           <w:sz w:val="36"/>
@@ -6104,195 +6601,11 @@
           <w:lang w:val="en-US"/>
         </w:rPr>
       </w:pPr>
-      <w:r>
-        <w:rPr>
-          <w:rFonts w:ascii="標楷體" w:eastAsia="標楷體" w:hAnsi="標楷體" w:cs="標楷體"/>
-          <w:sz w:val="28"/>
-          <w:szCs w:val="28"/>
-        </w:rPr>
-        <w:t>表</w:t>
-      </w:r>
-      <w:r>
-        <w:rPr>
-          <w:rFonts w:ascii="標楷體" w:eastAsia="標楷體" w:hAnsi="標楷體" w:cs="標楷體"/>
-          <w:sz w:val="28"/>
-          <w:szCs w:val="28"/>
-          <w:lang w:val="en-US"/>
-        </w:rPr>
-        <w:t xml:space="preserve"> 8-2-5</w:t>
-      </w:r>
-      <w:r>
-        <w:rPr>
-          <w:rFonts w:ascii="標楷體" w:eastAsia="標楷體" w:hAnsi="標楷體" w:cs="標楷體"/>
-          <w:sz w:val="28"/>
-          <w:szCs w:val="28"/>
-        </w:rPr>
-        <w:t>、資料表敘述</w:t>
-      </w:r>
-      <w:r>
-        <w:rPr>
-          <w:rFonts w:ascii="標楷體" w:eastAsia="標楷體" w:hAnsi="標楷體" w:cs="標楷體"/>
-          <w:sz w:val="28"/>
-          <w:szCs w:val="28"/>
-          <w:lang w:val="en-US"/>
-        </w:rPr>
-        <w:t xml:space="preserve"> T05.AI_Analysi</w:t>
-      </w:r>
-      <w:r>
-        <w:rPr>
-          <w:rFonts w:ascii="標楷體" w:eastAsia="標楷體" w:hAnsi="標楷體" w:cs="標楷體" w:hint="eastAsia"/>
-          <w:sz w:val="28"/>
-          <w:szCs w:val="28"/>
-          <w:lang w:val="en-US"/>
-        </w:rPr>
-        <w:t>s</w:t>
-      </w:r>
-      <w:r>
-        <w:rPr>
-          <w:rFonts w:ascii="標楷體" w:eastAsia="標楷體" w:hAnsi="標楷體" w:cs="Times New Roman" w:hint="eastAsia"/>
-          <w:b/>
-          <w:bCs/>
-          <w:sz w:val="28"/>
-          <w:szCs w:val="28"/>
-          <w:lang w:val="en-US"/>
-        </w:rPr>
-        <w:t>................</w:t>
-      </w:r>
-      <w:r>
-        <w:rPr>
-          <w:rFonts w:ascii="標楷體" w:eastAsia="標楷體" w:hAnsi="標楷體" w:cs="Times New Roman" w:hint="eastAsia"/>
-          <w:b/>
-          <w:bCs/>
-          <w:sz w:val="28"/>
-          <w:szCs w:val="28"/>
-          <w:lang w:val="en-US"/>
-        </w:rPr>
-        <w:t>...</w:t>
-      </w:r>
-      <w:r>
-        <w:rPr>
-          <w:rFonts w:ascii="標楷體" w:eastAsia="標楷體" w:hAnsi="標楷體" w:cs="Times New Roman" w:hint="eastAsia"/>
-          <w:b/>
-          <w:bCs/>
-          <w:sz w:val="28"/>
-          <w:szCs w:val="28"/>
-          <w:lang w:val="en-US"/>
-        </w:rPr>
-        <w:t>....</w:t>
-      </w:r>
-      <w:r>
-        <w:rPr>
-          <w:rFonts w:ascii="標楷體" w:eastAsia="標楷體" w:hAnsi="標楷體" w:cs="Times New Roman" w:hint="eastAsia"/>
-          <w:b/>
-          <w:bCs/>
-          <w:sz w:val="28"/>
-          <w:szCs w:val="28"/>
-          <w:lang w:val="en-US"/>
-        </w:rPr>
-        <w:t>....</w:t>
-      </w:r>
     </w:p>
     <w:p>
       <w:pPr>
         <w:spacing w:line="240" w:lineRule="auto"/>
-        <w:rPr>
-          <w:rFonts w:ascii="標楷體" w:eastAsia="標楷體" w:hAnsi="標楷體" w:cs="標楷體"/>
-          <w:sz w:val="28"/>
-          <w:szCs w:val="28"/>
-          <w:lang w:val="en-US"/>
-        </w:rPr>
-      </w:pPr>
-      <w:r>
-        <w:rPr>
-          <w:rFonts w:ascii="標楷體" w:eastAsia="標楷體" w:hAnsi="標楷體" w:cs="標楷體"/>
-          <w:sz w:val="28"/>
-          <w:szCs w:val="28"/>
-        </w:rPr>
-        <w:t>表</w:t>
-      </w:r>
-      <w:r>
-        <w:rPr>
-          <w:rFonts w:ascii="標楷體" w:eastAsia="標楷體" w:hAnsi="標楷體" w:cs="標楷體"/>
-          <w:sz w:val="28"/>
-          <w:szCs w:val="28"/>
-          <w:lang w:val="en-US"/>
-        </w:rPr>
-        <w:t xml:space="preserve"> 8-2-6</w:t>
-      </w:r>
-      <w:r>
-        <w:rPr>
-          <w:rFonts w:ascii="標楷體" w:eastAsia="標楷體" w:hAnsi="標楷體" w:cs="標楷體"/>
-          <w:sz w:val="28"/>
-          <w:szCs w:val="28"/>
-        </w:rPr>
-        <w:t>、資料表敘述</w:t>
-      </w:r>
-      <w:r>
-        <w:rPr>
-          <w:rFonts w:ascii="標楷體" w:eastAsia="標楷體" w:hAnsi="標楷體" w:cs="標楷體"/>
-          <w:sz w:val="28"/>
-          <w:szCs w:val="28"/>
-          <w:lang w:val="en-US"/>
-        </w:rPr>
-        <w:t xml:space="preserve"> T06.Chat_Histor</w:t>
-      </w:r>
-      <w:r>
-        <w:rPr>
-          <w:rFonts w:ascii="標楷體" w:eastAsia="標楷體" w:hAnsi="標楷體" w:cs="標楷體" w:hint="eastAsia"/>
-          <w:sz w:val="28"/>
-          <w:szCs w:val="28"/>
-          <w:lang w:val="en-US"/>
-        </w:rPr>
-        <w:t>y</w:t>
-      </w:r>
-      <w:r>
-        <w:rPr>
-          <w:rFonts w:ascii="標楷體" w:eastAsia="標楷體" w:hAnsi="標楷體" w:cs="Times New Roman" w:hint="eastAsia"/>
-          <w:b/>
-          <w:bCs/>
-          <w:sz w:val="28"/>
-          <w:szCs w:val="28"/>
-          <w:lang w:val="en-US"/>
-        </w:rPr>
-        <w:t>...............</w:t>
-      </w:r>
-      <w:r>
-        <w:rPr>
-          <w:rFonts w:ascii="標楷體" w:eastAsia="標楷體" w:hAnsi="標楷體" w:cs="Times New Roman" w:hint="eastAsia"/>
-          <w:b/>
-          <w:bCs/>
-          <w:sz w:val="28"/>
-          <w:szCs w:val="28"/>
-          <w:lang w:val="en-US"/>
-        </w:rPr>
-        <w:t>...</w:t>
-      </w:r>
-      <w:r>
-        <w:rPr>
-          <w:rFonts w:ascii="標楷體" w:eastAsia="標楷體" w:hAnsi="標楷體" w:cs="Times New Roman" w:hint="eastAsia"/>
-          <w:b/>
-          <w:bCs/>
-          <w:sz w:val="28"/>
-          <w:szCs w:val="28"/>
-          <w:lang w:val="en-US"/>
-        </w:rPr>
-        <w:t>....</w:t>
-      </w:r>
-      <w:r>
-        <w:rPr>
-          <w:rFonts w:ascii="標楷體" w:eastAsia="標楷體" w:hAnsi="標楷體" w:cs="Times New Roman" w:hint="eastAsia"/>
-          <w:b/>
-          <w:bCs/>
-          <w:sz w:val="28"/>
-          <w:szCs w:val="28"/>
-          <w:lang w:val="en-US"/>
-        </w:rPr>
-        <w:t>....</w:t>
-      </w:r>
-    </w:p>
-    <w:p>
-      <w:pPr>
-        <w:spacing w:line="240" w:lineRule="auto"/>
+        <w:jc w:val="center"/>
         <w:rPr>
           <w:rFonts w:ascii="標楷體" w:eastAsia="標楷體" w:hAnsi="標楷體" w:cs="標楷體"/>
           <w:sz w:val="36"/>
@@ -6300,97 +6613,11 @@
           <w:lang w:val="en-US"/>
         </w:rPr>
       </w:pPr>
-      <w:r>
-        <w:rPr>
-          <w:rFonts w:ascii="標楷體" w:eastAsia="標楷體" w:hAnsi="標楷體" w:cs="標楷體"/>
-          <w:sz w:val="28"/>
-          <w:szCs w:val="28"/>
-        </w:rPr>
-        <w:t>表</w:t>
-      </w:r>
-      <w:r>
-        <w:rPr>
-          <w:rFonts w:ascii="標楷體" w:eastAsia="標楷體" w:hAnsi="標楷體" w:cs="標楷體"/>
-          <w:sz w:val="28"/>
-          <w:szCs w:val="28"/>
-          <w:lang w:val="en-US"/>
-        </w:rPr>
-        <w:t xml:space="preserve"> 8-2-7</w:t>
-      </w:r>
-      <w:r>
-        <w:rPr>
-          <w:rFonts w:ascii="標楷體" w:eastAsia="標楷體" w:hAnsi="標楷體" w:cs="標楷體"/>
-          <w:sz w:val="28"/>
-          <w:szCs w:val="28"/>
-        </w:rPr>
-        <w:t>、資料表敘述</w:t>
-      </w:r>
-      <w:r>
-        <w:rPr>
-          <w:rFonts w:ascii="標楷體" w:eastAsia="標楷體" w:hAnsi="標楷體" w:cs="標楷體"/>
-          <w:sz w:val="28"/>
-          <w:szCs w:val="28"/>
-          <w:lang w:val="en-US"/>
-        </w:rPr>
-        <w:t xml:space="preserve"> T07.Survey_Templat</w:t>
-      </w:r>
-      <w:r>
-        <w:rPr>
-          <w:rFonts w:ascii="標楷體" w:eastAsia="標楷體" w:hAnsi="標楷體" w:cs="標楷體" w:hint="eastAsia"/>
-          <w:sz w:val="28"/>
-          <w:szCs w:val="28"/>
-          <w:lang w:val="en-US"/>
-        </w:rPr>
-        <w:t>e</w:t>
-      </w:r>
-      <w:r>
-        <w:rPr>
-          <w:rFonts w:ascii="標楷體" w:eastAsia="標楷體" w:hAnsi="標楷體" w:cs="Times New Roman" w:hint="eastAsia"/>
-          <w:b/>
-          <w:bCs/>
-          <w:sz w:val="28"/>
-          <w:szCs w:val="28"/>
-          <w:lang w:val="en-US"/>
-        </w:rPr>
-        <w:t>...........</w:t>
-      </w:r>
-      <w:r>
-        <w:rPr>
-          <w:rFonts w:ascii="標楷體" w:eastAsia="標楷體" w:hAnsi="標楷體" w:cs="Times New Roman" w:hint="eastAsia"/>
-          <w:b/>
-          <w:bCs/>
-          <w:sz w:val="28"/>
-          <w:szCs w:val="28"/>
-          <w:lang w:val="en-US"/>
-        </w:rPr>
-        <w:t>...</w:t>
-      </w:r>
-      <w:r>
-        <w:rPr>
-          <w:rFonts w:ascii="標楷體" w:eastAsia="標楷體" w:hAnsi="標楷體" w:cs="Times New Roman" w:hint="eastAsia"/>
-          <w:b/>
-          <w:bCs/>
-          <w:sz w:val="28"/>
-          <w:szCs w:val="28"/>
-          <w:lang w:val="en-US"/>
-        </w:rPr>
-        <w:t>....</w:t>
-      </w:r>
-      <w:r>
-        <w:rPr>
-          <w:rFonts w:ascii="標楷體" w:eastAsia="標楷體" w:hAnsi="標楷體" w:cs="Times New Roman" w:hint="eastAsia"/>
-          <w:b/>
-          <w:bCs/>
-          <w:sz w:val="28"/>
-          <w:szCs w:val="28"/>
-          <w:lang w:val="en-US"/>
-        </w:rPr>
-        <w:t>.....</w:t>
-      </w:r>
     </w:p>
     <w:p>
       <w:pPr>
         <w:spacing w:line="240" w:lineRule="auto"/>
+        <w:jc w:val="center"/>
         <w:rPr>
           <w:rFonts w:ascii="標楷體" w:eastAsia="標楷體" w:hAnsi="標楷體" w:cs="標楷體"/>
           <w:sz w:val="36"/>
@@ -6398,97 +6625,11 @@
           <w:lang w:val="en-US"/>
         </w:rPr>
       </w:pPr>
-      <w:r>
-        <w:rPr>
-          <w:rFonts w:ascii="標楷體" w:eastAsia="標楷體" w:hAnsi="標楷體" w:cs="標楷體"/>
-          <w:sz w:val="28"/>
-          <w:szCs w:val="28"/>
-        </w:rPr>
-        <w:t>表</w:t>
-      </w:r>
-      <w:r>
-        <w:rPr>
-          <w:rFonts w:ascii="標楷體" w:eastAsia="標楷體" w:hAnsi="標楷體" w:cs="標楷體"/>
-          <w:sz w:val="28"/>
-          <w:szCs w:val="28"/>
-          <w:lang w:val="en-US"/>
-        </w:rPr>
-        <w:t xml:space="preserve"> 8-2-8</w:t>
-      </w:r>
-      <w:r>
-        <w:rPr>
-          <w:rFonts w:ascii="標楷體" w:eastAsia="標楷體" w:hAnsi="標楷體" w:cs="標楷體"/>
-          <w:sz w:val="28"/>
-          <w:szCs w:val="28"/>
-        </w:rPr>
-        <w:t>、資料表敘述</w:t>
-      </w:r>
-      <w:r>
-        <w:rPr>
-          <w:rFonts w:ascii="標楷體" w:eastAsia="標楷體" w:hAnsi="標楷體" w:cs="標楷體"/>
-          <w:sz w:val="28"/>
-          <w:szCs w:val="28"/>
-          <w:lang w:val="en-US"/>
-        </w:rPr>
-        <w:t xml:space="preserve"> T08.Survey_Respons</w:t>
-      </w:r>
-      <w:r>
-        <w:rPr>
-          <w:rFonts w:ascii="標楷體" w:eastAsia="標楷體" w:hAnsi="標楷體" w:cs="標楷體" w:hint="eastAsia"/>
-          <w:sz w:val="28"/>
-          <w:szCs w:val="28"/>
-          <w:lang w:val="en-US"/>
-        </w:rPr>
-        <w:t>e</w:t>
-      </w:r>
-      <w:r>
-        <w:rPr>
-          <w:rFonts w:ascii="標楷體" w:eastAsia="標楷體" w:hAnsi="標楷體" w:cs="Times New Roman" w:hint="eastAsia"/>
-          <w:b/>
-          <w:bCs/>
-          <w:sz w:val="28"/>
-          <w:szCs w:val="28"/>
-          <w:lang w:val="en-US"/>
-        </w:rPr>
-        <w:t>..........</w:t>
-      </w:r>
-      <w:r>
-        <w:rPr>
-          <w:rFonts w:ascii="標楷體" w:eastAsia="標楷體" w:hAnsi="標楷體" w:cs="Times New Roman" w:hint="eastAsia"/>
-          <w:b/>
-          <w:bCs/>
-          <w:sz w:val="28"/>
-          <w:szCs w:val="28"/>
-          <w:lang w:val="en-US"/>
-        </w:rPr>
-        <w:t>...</w:t>
-      </w:r>
-      <w:r>
-        <w:rPr>
-          <w:rFonts w:ascii="標楷體" w:eastAsia="標楷體" w:hAnsi="標楷體" w:cs="Times New Roman" w:hint="eastAsia"/>
-          <w:b/>
-          <w:bCs/>
-          <w:sz w:val="28"/>
-          <w:szCs w:val="28"/>
-          <w:lang w:val="en-US"/>
-        </w:rPr>
-        <w:t>....</w:t>
-      </w:r>
-      <w:r>
-        <w:rPr>
-          <w:rFonts w:ascii="標楷體" w:eastAsia="標楷體" w:hAnsi="標楷體" w:cs="Times New Roman" w:hint="eastAsia"/>
-          <w:b/>
-          <w:bCs/>
-          <w:sz w:val="28"/>
-          <w:szCs w:val="28"/>
-          <w:lang w:val="en-US"/>
-        </w:rPr>
-        <w:t>......</w:t>
-      </w:r>
     </w:p>
     <w:p>
       <w:pPr>
         <w:spacing w:line="240" w:lineRule="auto"/>
+        <w:jc w:val="center"/>
         <w:rPr>
           <w:rFonts w:ascii="標楷體" w:eastAsia="標楷體" w:hAnsi="標楷體" w:cs="標楷體"/>
           <w:sz w:val="36"/>
@@ -6496,94 +6637,6 @@
           <w:lang w:val="en-US"/>
         </w:rPr>
       </w:pPr>
-      <w:r>
-        <w:rPr>
-          <w:rFonts w:ascii="標楷體" w:eastAsia="標楷體" w:hAnsi="標楷體" w:cs="標楷體"/>
-          <w:sz w:val="28"/>
-          <w:szCs w:val="28"/>
-        </w:rPr>
-        <w:lastRenderedPageBreak/>
-        <w:t>表</w:t>
-      </w:r>
-      <w:r>
-        <w:rPr>
-          <w:rFonts w:ascii="標楷體" w:eastAsia="標楷體" w:hAnsi="標楷體" w:cs="標楷體"/>
-          <w:sz w:val="28"/>
-          <w:szCs w:val="28"/>
-          <w:lang w:val="en-US"/>
-        </w:rPr>
-        <w:t xml:space="preserve"> 8-2-9</w:t>
-      </w:r>
-      <w:r>
-        <w:rPr>
-          <w:rFonts w:ascii="標楷體" w:eastAsia="標楷體" w:hAnsi="標楷體" w:cs="標楷體"/>
-          <w:sz w:val="28"/>
-          <w:szCs w:val="28"/>
-        </w:rPr>
-        <w:t>、資料表敘述</w:t>
-      </w:r>
-      <w:r>
-        <w:rPr>
-          <w:rFonts w:ascii="標楷體" w:eastAsia="標楷體" w:hAnsi="標楷體" w:cs="標楷體"/>
-          <w:sz w:val="28"/>
-          <w:szCs w:val="28"/>
-          <w:lang w:val="en-US"/>
-        </w:rPr>
-        <w:t xml:space="preserve"> T09.Admi</w:t>
-      </w:r>
-      <w:r>
-        <w:rPr>
-          <w:rFonts w:ascii="標楷體" w:eastAsia="標楷體" w:hAnsi="標楷體" w:cs="標楷體" w:hint="eastAsia"/>
-          <w:sz w:val="28"/>
-          <w:szCs w:val="28"/>
-          <w:lang w:val="en-US"/>
-        </w:rPr>
-        <w:t>n</w:t>
-      </w:r>
-      <w:r>
-        <w:rPr>
-          <w:rFonts w:ascii="標楷體" w:eastAsia="標楷體" w:hAnsi="標楷體" w:cs="Times New Roman" w:hint="eastAsia"/>
-          <w:b/>
-          <w:bCs/>
-          <w:sz w:val="28"/>
-          <w:szCs w:val="28"/>
-          <w:lang w:val="en-US"/>
-        </w:rPr>
-        <w:t>...................</w:t>
-      </w:r>
-      <w:r>
-        <w:rPr>
-          <w:rFonts w:ascii="標楷體" w:eastAsia="標楷體" w:hAnsi="標楷體" w:cs="Times New Roman" w:hint="eastAsia"/>
-          <w:b/>
-          <w:bCs/>
-          <w:sz w:val="28"/>
-          <w:szCs w:val="28"/>
-          <w:lang w:val="en-US"/>
-        </w:rPr>
-        <w:t>...</w:t>
-      </w:r>
-      <w:r>
-        <w:rPr>
-          <w:rFonts w:ascii="標楷體" w:eastAsia="標楷體" w:hAnsi="標楷體" w:cs="Times New Roman" w:hint="eastAsia"/>
-          <w:b/>
-          <w:bCs/>
-          <w:sz w:val="28"/>
-          <w:szCs w:val="28"/>
-          <w:lang w:val="en-US"/>
-        </w:rPr>
-        <w:t>....</w:t>
-      </w:r>
-      <w:r>
-        <w:rPr>
-          <w:rFonts w:ascii="標楷體" w:eastAsia="標楷體" w:hAnsi="標楷體" w:cs="Times New Roman" w:hint="eastAsia"/>
-          <w:b/>
-          <w:bCs/>
-          <w:sz w:val="28"/>
-          <w:szCs w:val="28"/>
-          <w:lang w:val="en-US"/>
-        </w:rPr>
-        <w:t>.......</w:t>
-      </w:r>
     </w:p>
     <w:p>
       <w:pPr>
@@ -6624,104 +6677,8 @@
     <w:p>
       <w:pPr>
         <w:spacing w:line="240" w:lineRule="auto"/>
-        <w:jc w:val="center"/>
-        <w:rPr>
-          <w:rFonts w:ascii="標楷體" w:eastAsia="標楷體" w:hAnsi="標楷體" w:cs="標楷體"/>
-          <w:sz w:val="36"/>
-          <w:szCs w:val="36"/>
-          <w:lang w:val="en-US"/>
-        </w:rPr>
-      </w:pPr>
-    </w:p>
-    <w:p>
-      <w:pPr>
-        <w:spacing w:line="240" w:lineRule="auto"/>
-        <w:jc w:val="center"/>
-        <w:rPr>
-          <w:rFonts w:ascii="標楷體" w:eastAsia="標楷體" w:hAnsi="標楷體" w:cs="標楷體"/>
-          <w:sz w:val="36"/>
-          <w:szCs w:val="36"/>
-          <w:lang w:val="en-US"/>
-        </w:rPr>
-      </w:pPr>
-    </w:p>
-    <w:p>
-      <w:pPr>
-        <w:spacing w:line="240" w:lineRule="auto"/>
-        <w:jc w:val="center"/>
-        <w:rPr>
-          <w:rFonts w:ascii="標楷體" w:eastAsia="標楷體" w:hAnsi="標楷體" w:cs="標楷體"/>
-          <w:sz w:val="36"/>
-          <w:szCs w:val="36"/>
-          <w:lang w:val="en-US"/>
-        </w:rPr>
-      </w:pPr>
-    </w:p>
-    <w:p>
-      <w:pPr>
-        <w:spacing w:line="240" w:lineRule="auto"/>
-        <w:jc w:val="center"/>
-        <w:rPr>
-          <w:rFonts w:ascii="標楷體" w:eastAsia="標楷體" w:hAnsi="標楷體" w:cs="標楷體"/>
-          <w:sz w:val="36"/>
-          <w:szCs w:val="36"/>
-          <w:lang w:val="en-US"/>
-        </w:rPr>
-      </w:pPr>
-    </w:p>
-    <w:p>
-      <w:pPr>
-        <w:spacing w:line="240" w:lineRule="auto"/>
-        <w:jc w:val="center"/>
-        <w:rPr>
-          <w:rFonts w:ascii="標楷體" w:eastAsia="標楷體" w:hAnsi="標楷體" w:cs="標楷體"/>
-          <w:sz w:val="36"/>
-          <w:szCs w:val="36"/>
-          <w:lang w:val="en-US"/>
-        </w:rPr>
-      </w:pPr>
-    </w:p>
-    <w:p>
-      <w:pPr>
-        <w:spacing w:line="240" w:lineRule="auto"/>
-        <w:jc w:val="center"/>
-        <w:rPr>
-          <w:rFonts w:ascii="標楷體" w:eastAsia="標楷體" w:hAnsi="標楷體" w:cs="標楷體"/>
-          <w:sz w:val="36"/>
-          <w:szCs w:val="36"/>
-          <w:lang w:val="en-US"/>
-        </w:rPr>
-      </w:pPr>
-    </w:p>
-    <w:p>
-      <w:pPr>
-        <w:spacing w:line="240" w:lineRule="auto"/>
-        <w:jc w:val="center"/>
-        <w:rPr>
-          <w:rFonts w:ascii="標楷體" w:eastAsia="標楷體" w:hAnsi="標楷體" w:cs="標楷體"/>
-          <w:sz w:val="36"/>
-          <w:szCs w:val="36"/>
-          <w:lang w:val="en-US"/>
-        </w:rPr>
-      </w:pPr>
-    </w:p>
-    <w:p>
-      <w:pPr>
-        <w:spacing w:line="240" w:lineRule="auto"/>
-        <w:jc w:val="center"/>
-        <w:rPr>
-          <w:rFonts w:ascii="標楷體" w:eastAsia="標楷體" w:hAnsi="標楷體" w:cs="標楷體"/>
-          <w:sz w:val="36"/>
-          <w:szCs w:val="36"/>
-          <w:lang w:val="en-US"/>
-        </w:rPr>
-      </w:pPr>
-    </w:p>
-    <w:p>
-      <w:pPr>
-        <w:spacing w:line="240" w:lineRule="auto"/>
-        <w:rPr>
-          <w:rFonts w:ascii="標楷體" w:eastAsia="標楷體" w:hAnsi="標楷體" w:cs="標楷體" w:hint="eastAsia"/>
+        <w:rPr>
+          <w:rFonts w:ascii="標楷體" w:eastAsia="標楷體" w:hAnsi="標楷體" w:cs="標楷體"/>
           <w:sz w:val="36"/>
           <w:szCs w:val="36"/>
           <w:lang w:val="en-US"/>
@@ -6740,7 +6697,7 @@
       <w:pPr>
         <w:spacing w:line="240" w:lineRule="auto"/>
         <w:rPr>
-          <w:rFonts w:ascii="標楷體" w:eastAsia="標楷體" w:hAnsi="標楷體" w:cs="標楷體" w:hint="eastAsia"/>
+          <w:rFonts w:ascii="標楷體" w:eastAsia="標楷體" w:hAnsi="標楷體" w:cs="標楷體"/>
           <w:sz w:val="36"/>
           <w:szCs w:val="36"/>
           <w:lang w:val="en-US"/>
@@ -10737,6 +10694,7 @@
       <w:r>
         <w:rPr>
           <w:rFonts w:ascii="標楷體" w:eastAsia="標楷體" w:hAnsi="標楷體" w:cs="標楷體"/>
+          <w:noProof/>
           <w:sz w:val="32"/>
           <w:szCs w:val="32"/>
         </w:rPr>
@@ -10801,7 +10759,7 @@
         <w:spacing w:line="240" w:lineRule="auto"/>
         <w:jc w:val="center"/>
         <w:rPr>
-          <w:rFonts w:ascii="標楷體" w:eastAsia="標楷體" w:hAnsi="標楷體" w:cs="標楷體" w:hint="eastAsia"/>
+          <w:rFonts w:ascii="標楷體" w:eastAsia="標楷體" w:hAnsi="標楷體" w:cs="標楷體"/>
           <w:sz w:val="28"/>
           <w:szCs w:val="28"/>
         </w:rPr>
@@ -11180,7 +11138,7 @@
       <w:pPr>
         <w:widowControl w:val="0"/>
         <w:rPr>
-          <w:rFonts w:ascii="標楷體" w:eastAsia="標楷體" w:hAnsi="標楷體" w:cs="標楷體" w:hint="eastAsia"/>
+          <w:rFonts w:ascii="標楷體" w:eastAsia="標楷體" w:hAnsi="標楷體" w:cs="標楷體"/>
           <w:sz w:val="28"/>
           <w:szCs w:val="28"/>
           <w:lang w:val="en-US"/>
@@ -11464,66 +11422,66 @@
       <w:pPr>
         <w:widowControl w:val="0"/>
         <w:rPr>
+          <w:rFonts w:ascii="標楷體" w:eastAsia="標楷體" w:hAnsi="標楷體" w:cs="標楷體"/>
+          <w:sz w:val="32"/>
+          <w:szCs w:val="32"/>
+          <w:lang w:val="en-US"/>
+        </w:rPr>
+      </w:pPr>
+    </w:p>
+    <w:p>
+      <w:pPr>
+        <w:widowControl w:val="0"/>
+        <w:rPr>
+          <w:rFonts w:ascii="標楷體" w:eastAsia="標楷體" w:hAnsi="標楷體" w:cs="標楷體"/>
+          <w:sz w:val="32"/>
+          <w:szCs w:val="32"/>
+        </w:rPr>
+      </w:pPr>
+      <w:r>
+        <w:rPr>
           <w:rFonts w:ascii="標楷體" w:eastAsia="標楷體" w:hAnsi="標楷體" w:cs="標楷體" w:hint="eastAsia"/>
           <w:sz w:val="32"/>
           <w:szCs w:val="32"/>
-          <w:lang w:val="en-US"/>
-        </w:rPr>
-      </w:pPr>
+        </w:rPr>
+        <w:t xml:space="preserve"> </w:t>
+      </w:r>
+      <w:r>
+        <w:rPr>
+          <w:rFonts w:ascii="標楷體" w:eastAsia="標楷體" w:hAnsi="標楷體" w:cs="標楷體"/>
+          <w:sz w:val="32"/>
+          <w:szCs w:val="32"/>
+        </w:rPr>
+        <w:tab/>
+      </w:r>
     </w:p>
     <w:p>
       <w:pPr>
         <w:widowControl w:val="0"/>
+        <w:rPr>
+          <w:rFonts w:ascii="標楷體" w:eastAsia="標楷體" w:hAnsi="標楷體" w:cs="標楷體"/>
+          <w:sz w:val="32"/>
+          <w:szCs w:val="32"/>
+        </w:rPr>
+      </w:pPr>
+      <w:r>
         <w:rPr>
           <w:rFonts w:ascii="標楷體" w:eastAsia="標楷體" w:hAnsi="標楷體" w:cs="標楷體" w:hint="eastAsia"/>
           <w:sz w:val="32"/>
           <w:szCs w:val="32"/>
         </w:rPr>
-      </w:pPr>
-      <w:r>
-        <w:rPr>
-          <w:rFonts w:ascii="標楷體" w:eastAsia="標楷體" w:hAnsi="標楷體" w:cs="標楷體" w:hint="eastAsia"/>
+        <w:lastRenderedPageBreak/>
+        <w:t>3-3 使用標準與工具</w:t>
+      </w:r>
+    </w:p>
+    <w:p>
+      <w:pPr>
+        <w:widowControl w:val="0"/>
+        <w:rPr>
+          <w:rFonts w:ascii="標楷體" w:eastAsia="標楷體" w:hAnsi="標楷體" w:cs="標楷體"/>
           <w:sz w:val="32"/>
           <w:szCs w:val="32"/>
         </w:rPr>
-        <w:t xml:space="preserve"> </w:t>
-      </w:r>
-      <w:r>
-        <w:rPr>
-          <w:rFonts w:ascii="標楷體" w:eastAsia="標楷體" w:hAnsi="標楷體" w:cs="標楷體"/>
-          <w:sz w:val="32"/>
-          <w:szCs w:val="32"/>
-        </w:rPr>
-        <w:tab/>
-      </w:r>
-    </w:p>
-    <w:p>
-      <w:pPr>
-        <w:widowControl w:val="0"/>
-        <w:rPr>
-          <w:rFonts w:ascii="標楷體" w:eastAsia="標楷體" w:hAnsi="標楷體" w:cs="標楷體"/>
-          <w:sz w:val="32"/>
-          <w:szCs w:val="32"/>
-        </w:rPr>
-      </w:pPr>
-      <w:r>
-        <w:rPr>
-          <w:rFonts w:ascii="標楷體" w:eastAsia="標楷體" w:hAnsi="標楷體" w:cs="標楷體" w:hint="eastAsia"/>
-          <w:sz w:val="32"/>
-          <w:szCs w:val="32"/>
-        </w:rPr>
-        <w:lastRenderedPageBreak/>
-        <w:t>3-3 使用標準與工具</w:t>
-      </w:r>
-    </w:p>
-    <w:p>
-      <w:pPr>
-        <w:widowControl w:val="0"/>
-        <w:rPr>
-          <w:rFonts w:ascii="標楷體" w:eastAsia="標楷體" w:hAnsi="標楷體" w:cs="標楷體" w:hint="eastAsia"/>
-          <w:sz w:val="32"/>
-          <w:szCs w:val="32"/>
-        </w:rPr>
       </w:pPr>
     </w:p>
     <w:p>
@@ -11550,7 +11508,7 @@
         <w:spacing w:line="240" w:lineRule="auto"/>
         <w:jc w:val="center"/>
         <w:rPr>
-          <w:rFonts w:ascii="標楷體" w:eastAsia="標楷體" w:hAnsi="標楷體" w:cs="標楷體" w:hint="eastAsia"/>
+          <w:rFonts w:ascii="標楷體" w:eastAsia="標楷體" w:hAnsi="標楷體" w:cs="標楷體"/>
           <w:sz w:val="28"/>
           <w:szCs w:val="28"/>
         </w:rPr>
@@ -11577,7 +11535,7 @@
             <w:pPr>
               <w:jc w:val="center"/>
               <w:rPr>
-                <w:rFonts w:ascii="標楷體" w:eastAsia="標楷體" w:hAnsi="標楷體" w:cs="標楷體" w:hint="eastAsia"/>
+                <w:rFonts w:ascii="標楷體" w:eastAsia="標楷體" w:hAnsi="標楷體" w:cs="標楷體"/>
                 <w:sz w:val="28"/>
                 <w:szCs w:val="28"/>
               </w:rPr>
@@ -11684,7 +11642,7 @@
                 <w:sz w:val="28"/>
                 <w:szCs w:val="28"/>
               </w:rPr>
-              <w:t>Render</w:t>
+              <w:t>Flask</w:t>
             </w:r>
           </w:p>
         </w:tc>
@@ -11823,7 +11781,6 @@
                 <w:lang w:val="en-US"/>
               </w:rPr>
             </w:pPr>
-            <w:proofErr w:type="spellStart"/>
             <w:r>
               <w:rPr>
                 <w:rFonts w:ascii="標楷體" w:eastAsia="標楷體" w:hAnsi="標楷體" w:cs="標楷體" w:hint="eastAsia"/>
@@ -11833,7 +11790,6 @@
               </w:rPr>
               <w:t>Vscode</w:t>
             </w:r>
-            <w:proofErr w:type="spellEnd"/>
             <w:r>
               <w:rPr>
                 <w:rFonts w:ascii="標楷體" w:eastAsia="標楷體" w:hAnsi="標楷體" w:cs="標楷體" w:hint="eastAsia"/>
@@ -11842,7 +11798,6 @@
               </w:rPr>
               <w:t>、</w:t>
             </w:r>
-            <w:proofErr w:type="spellStart"/>
             <w:r>
               <w:rPr>
                 <w:rFonts w:ascii="標楷體" w:eastAsia="標楷體" w:hAnsi="標楷體" w:cs="標楷體" w:hint="eastAsia"/>
@@ -11850,17 +11805,7 @@
                 <w:szCs w:val="28"/>
                 <w:lang w:val="en-US"/>
               </w:rPr>
-              <w:t>Mysql</w:t>
-            </w:r>
-            <w:proofErr w:type="spellEnd"/>
-            <w:r>
-              <w:rPr>
-                <w:rFonts w:ascii="標楷體" w:eastAsia="標楷體" w:hAnsi="標楷體" w:cs="標楷體" w:hint="eastAsia"/>
-                <w:sz w:val="28"/>
-                <w:szCs w:val="28"/>
-                <w:lang w:val="en-US"/>
-              </w:rPr>
-              <w:t xml:space="preserve"> workbench</w:t>
+              <w:t>Mysql workbench</w:t>
             </w:r>
           </w:p>
         </w:tc>
@@ -11898,7 +11843,7 @@
             <w:pPr>
               <w:jc w:val="center"/>
               <w:rPr>
-                <w:rFonts w:ascii="標楷體" w:eastAsia="標楷體" w:hAnsi="標楷體" w:cs="標楷體" w:hint="eastAsia"/>
+                <w:rFonts w:ascii="標楷體" w:eastAsia="標楷體" w:hAnsi="標楷體" w:cs="標楷體"/>
                 <w:sz w:val="28"/>
                 <w:szCs w:val="28"/>
                 <w:lang w:val="en-US"/>
@@ -12015,7 +11960,7 @@
       <w:pPr>
         <w:spacing w:line="240" w:lineRule="auto"/>
         <w:rPr>
-          <w:rFonts w:ascii="標楷體" w:eastAsia="標楷體" w:hAnsi="標楷體" w:cs="標楷體" w:hint="eastAsia"/>
+          <w:rFonts w:ascii="標楷體" w:eastAsia="標楷體" w:hAnsi="標楷體" w:cs="標楷體"/>
           <w:sz w:val="28"/>
           <w:szCs w:val="28"/>
           <w:lang w:val="en-US"/>
@@ -12043,7 +11988,7 @@
             <w:pPr>
               <w:jc w:val="center"/>
               <w:rPr>
-                <w:rFonts w:ascii="標楷體" w:eastAsia="標楷體" w:hAnsi="標楷體" w:cs="標楷體" w:hint="eastAsia"/>
+                <w:rFonts w:ascii="標楷體" w:eastAsia="標楷體" w:hAnsi="標楷體" w:cs="標楷體"/>
                 <w:sz w:val="28"/>
                 <w:szCs w:val="28"/>
                 <w:lang w:val="en-US"/>
@@ -12101,7 +12046,6 @@
                 <w:lang w:val="en-US"/>
               </w:rPr>
             </w:pPr>
-            <w:proofErr w:type="spellStart"/>
             <w:r>
               <w:rPr>
                 <w:rFonts w:ascii="標楷體" w:eastAsia="標楷體" w:hAnsi="標楷體" w:cs="標楷體" w:hint="eastAsia"/>
@@ -12109,29 +12053,8 @@
                 <w:szCs w:val="28"/>
                 <w:lang w:val="en-US"/>
               </w:rPr>
-              <w:t>Github</w:t>
-            </w:r>
-            <w:proofErr w:type="spellEnd"/>
-            <w:r>
-              <w:rPr>
-                <w:rFonts w:ascii="標楷體" w:eastAsia="標楷體" w:hAnsi="標楷體" w:cs="標楷體" w:hint="eastAsia"/>
-                <w:sz w:val="28"/>
-                <w:szCs w:val="28"/>
-                <w:lang w:val="en-US"/>
-              </w:rPr>
-              <w:t>、</w:t>
-            </w:r>
-            <w:proofErr w:type="spellStart"/>
-            <w:r>
-              <w:rPr>
-                <w:rFonts w:ascii="標楷體" w:eastAsia="標楷體" w:hAnsi="標楷體" w:cs="標楷體" w:hint="eastAsia"/>
-                <w:sz w:val="28"/>
-                <w:szCs w:val="28"/>
-                <w:lang w:val="en-US"/>
-              </w:rPr>
-              <w:t>Vscode</w:t>
-            </w:r>
-            <w:proofErr w:type="spellEnd"/>
+              <w:t>Github、Vscode</w:t>
+            </w:r>
           </w:p>
         </w:tc>
       </w:tr>
@@ -12169,23 +12092,21 @@
             <w:pPr>
               <w:jc w:val="center"/>
               <w:rPr>
+                <w:rFonts w:ascii="標楷體" w:eastAsia="標楷體" w:hAnsi="標楷體" w:cs="標楷體"/>
+                <w:sz w:val="28"/>
+                <w:szCs w:val="28"/>
+                <w:lang w:val="en-US"/>
+              </w:rPr>
+            </w:pPr>
+            <w:r>
+              <w:rPr>
                 <w:rFonts w:ascii="標楷體" w:eastAsia="標楷體" w:hAnsi="標楷體" w:cs="標楷體" w:hint="eastAsia"/>
                 <w:sz w:val="28"/>
                 <w:szCs w:val="28"/>
                 <w:lang w:val="en-US"/>
               </w:rPr>
-            </w:pPr>
-            <w:proofErr w:type="spellStart"/>
-            <w:r>
-              <w:rPr>
-                <w:rFonts w:ascii="標楷體" w:eastAsia="標楷體" w:hAnsi="標楷體" w:cs="標楷體" w:hint="eastAsia"/>
-                <w:sz w:val="28"/>
-                <w:szCs w:val="28"/>
-                <w:lang w:val="en-US"/>
-              </w:rPr>
               <w:t>Github</w:t>
             </w:r>
-            <w:proofErr w:type="spellEnd"/>
           </w:p>
         </w:tc>
       </w:tr>
@@ -12227,7 +12148,7 @@
       <w:pPr>
         <w:spacing w:line="240" w:lineRule="auto"/>
         <w:rPr>
-          <w:rFonts w:ascii="標楷體" w:eastAsia="標楷體" w:hAnsi="標楷體" w:cs="標楷體" w:hint="eastAsia"/>
+          <w:rFonts w:ascii="標楷體" w:eastAsia="標楷體" w:hAnsi="標楷體" w:cs="標楷體"/>
           <w:sz w:val="28"/>
           <w:szCs w:val="28"/>
           <w:lang w:val="en-US"/>
@@ -12255,7 +12176,7 @@
             <w:pPr>
               <w:jc w:val="center"/>
               <w:rPr>
-                <w:rFonts w:ascii="標楷體" w:eastAsia="標楷體" w:hAnsi="標楷體" w:cs="標楷體" w:hint="eastAsia"/>
+                <w:rFonts w:ascii="標楷體" w:eastAsia="標楷體" w:hAnsi="標楷體" w:cs="標楷體"/>
                 <w:sz w:val="28"/>
                 <w:szCs w:val="28"/>
                 <w:lang w:val="en-US"/>
@@ -12411,7 +12332,7 @@
             <w:pPr>
               <w:jc w:val="center"/>
               <w:rPr>
-                <w:rFonts w:ascii="標楷體" w:eastAsia="標楷體" w:hAnsi="標楷體" w:cs="標楷體" w:hint="eastAsia"/>
+                <w:rFonts w:ascii="標楷體" w:eastAsia="標楷體" w:hAnsi="標楷體" w:cs="標楷體"/>
                 <w:sz w:val="28"/>
                 <w:szCs w:val="28"/>
                 <w:lang w:val="en-US"/>
@@ -19040,7 +18961,7 @@
       <w:pPr>
         <w:spacing w:line="240" w:lineRule="auto"/>
         <w:rPr>
-          <w:rFonts w:ascii="標楷體" w:eastAsia="標楷體" w:hAnsi="標楷體" w:cs="標楷體" w:hint="eastAsia"/>
+          <w:rFonts w:ascii="標楷體" w:eastAsia="標楷體" w:hAnsi="標楷體" w:cs="標楷體"/>
           <w:sz w:val="28"/>
           <w:szCs w:val="28"/>
         </w:rPr>
@@ -19440,7 +19361,7 @@
       <w:pPr>
         <w:spacing w:line="240" w:lineRule="auto"/>
         <w:rPr>
-          <w:rFonts w:ascii="標楷體" w:eastAsia="標楷體" w:hAnsi="標楷體" w:cs="標楷體" w:hint="eastAsia"/>
+          <w:rFonts w:ascii="標楷體" w:eastAsia="標楷體" w:hAnsi="標楷體" w:cs="標楷體"/>
           <w:sz w:val="28"/>
           <w:szCs w:val="28"/>
         </w:rPr>
@@ -19496,6 +19417,7 @@
       <w:r>
         <w:rPr>
           <w:rFonts w:ascii="標楷體" w:eastAsia="標楷體" w:hAnsi="標楷體" w:cs="標楷體"/>
+          <w:noProof/>
           <w:sz w:val="32"/>
           <w:szCs w:val="32"/>
         </w:rPr>
@@ -22003,7 +21925,7 @@
       <w:pPr>
         <w:spacing w:line="240" w:lineRule="auto"/>
         <w:rPr>
-          <w:rFonts w:ascii="標楷體" w:eastAsia="標楷體" w:hAnsi="標楷體" w:cs="標楷體" w:hint="eastAsia"/>
+          <w:rFonts w:ascii="標楷體" w:eastAsia="標楷體" w:hAnsi="標楷體" w:cs="標楷體"/>
           <w:sz w:val="28"/>
           <w:szCs w:val="28"/>
         </w:rPr>
@@ -22014,7 +21936,7 @@
         <w:spacing w:line="240" w:lineRule="auto"/>
         <w:jc w:val="center"/>
         <w:rPr>
-          <w:rFonts w:ascii="標楷體" w:eastAsia="標楷體" w:hAnsi="標楷體" w:cs="標楷體" w:hint="eastAsia"/>
+          <w:rFonts w:ascii="標楷體" w:eastAsia="標楷體" w:hAnsi="標楷體" w:cs="標楷體"/>
           <w:sz w:val="28"/>
           <w:szCs w:val="28"/>
         </w:rPr>
@@ -22370,7 +22292,7 @@
       <w:pPr>
         <w:spacing w:line="240" w:lineRule="auto"/>
         <w:rPr>
-          <w:rFonts w:ascii="標楷體" w:eastAsia="標楷體" w:hAnsi="標楷體" w:cs="標楷體" w:hint="eastAsia"/>
+          <w:rFonts w:ascii="標楷體" w:eastAsia="標楷體" w:hAnsi="標楷體" w:cs="標楷體"/>
           <w:sz w:val="32"/>
           <w:szCs w:val="32"/>
         </w:rPr>
@@ -22386,7 +22308,7 @@
       <w:pPr>
         <w:spacing w:line="240" w:lineRule="auto"/>
         <w:rPr>
-          <w:rFonts w:ascii="標楷體" w:eastAsia="標楷體" w:hAnsi="標楷體" w:cs="標楷體" w:hint="eastAsia"/>
+          <w:rFonts w:ascii="標楷體" w:eastAsia="標楷體" w:hAnsi="標楷體" w:cs="標楷體"/>
           <w:sz w:val="32"/>
           <w:szCs w:val="32"/>
         </w:rPr>
@@ -22578,7 +22500,7 @@
       <w:pPr>
         <w:spacing w:line="240" w:lineRule="auto"/>
         <w:rPr>
-          <w:rFonts w:ascii="標楷體" w:eastAsia="標楷體" w:hAnsi="標楷體" w:cs="標楷體" w:hint="eastAsia"/>
+          <w:rFonts w:ascii="標楷體" w:eastAsia="標楷體" w:hAnsi="標楷體" w:cs="標楷體"/>
           <w:sz w:val="28"/>
           <w:szCs w:val="28"/>
         </w:rPr>
@@ -22684,7 +22606,7 @@
       <w:pPr>
         <w:spacing w:line="240" w:lineRule="auto"/>
         <w:rPr>
-          <w:rFonts w:ascii="標楷體" w:eastAsia="標楷體" w:hAnsi="標楷體" w:cs="標楷體" w:hint="eastAsia"/>
+          <w:rFonts w:ascii="標楷體" w:eastAsia="標楷體" w:hAnsi="標楷體" w:cs="標楷體"/>
           <w:sz w:val="24"/>
           <w:szCs w:val="24"/>
         </w:rPr>
@@ -23191,7 +23113,7 @@
       <w:pPr>
         <w:spacing w:line="240" w:lineRule="auto"/>
         <w:rPr>
-          <w:rFonts w:ascii="標楷體" w:eastAsia="標楷體" w:hAnsi="標楷體" w:cs="標楷體" w:hint="eastAsia"/>
+          <w:rFonts w:ascii="標楷體" w:eastAsia="標楷體" w:hAnsi="標楷體" w:cs="標楷體"/>
           <w:sz w:val="32"/>
           <w:szCs w:val="32"/>
         </w:rPr>
@@ -23202,7 +23124,7 @@
         <w:spacing w:line="240" w:lineRule="auto"/>
         <w:jc w:val="center"/>
         <w:rPr>
-          <w:rFonts w:ascii="標楷體" w:eastAsia="標楷體" w:hAnsi="標楷體" w:cs="標楷體" w:hint="eastAsia"/>
+          <w:rFonts w:ascii="標楷體" w:eastAsia="標楷體" w:hAnsi="標楷體" w:cs="標楷體"/>
           <w:sz w:val="28"/>
           <w:szCs w:val="28"/>
           <w:lang w:val="en-US"/>
@@ -23286,7 +23208,7 @@
             <w:pPr>
               <w:jc w:val="center"/>
               <w:rPr>
-                <w:rFonts w:ascii="標楷體" w:eastAsia="標楷體" w:hAnsi="標楷體" w:cs="標楷體" w:hint="eastAsia"/>
+                <w:rFonts w:ascii="標楷體" w:eastAsia="標楷體" w:hAnsi="標楷體" w:cs="標楷體"/>
                 <w:sz w:val="28"/>
                 <w:szCs w:val="28"/>
                 <w:lang w:val="en-US"/>
@@ -23535,38 +23457,20 @@
       <w:pPr>
         <w:jc w:val="center"/>
         <w:rPr>
+          <w:rFonts w:ascii="標楷體" w:eastAsia="標楷體" w:hAnsi="標楷體" w:cs="標楷體"/>
+          <w:sz w:val="28"/>
+          <w:szCs w:val="28"/>
+          <w:lang w:val="en-US"/>
+        </w:rPr>
+      </w:pPr>
+      <w:r>
+        <w:rPr>
           <w:rFonts w:ascii="標楷體" w:eastAsia="標楷體" w:hAnsi="標楷體" w:cs="標楷體" w:hint="eastAsia"/>
           <w:sz w:val="28"/>
           <w:szCs w:val="28"/>
           <w:lang w:val="en-US"/>
         </w:rPr>
-      </w:pPr>
-      <w:r>
-        <w:rPr>
-          <w:rFonts w:ascii="標楷體" w:eastAsia="標楷體" w:hAnsi="標楷體" w:cs="標楷體" w:hint="eastAsia"/>
-          <w:sz w:val="28"/>
-          <w:szCs w:val="28"/>
-          <w:lang w:val="en-US"/>
-        </w:rPr>
-        <w:t>表6-2-</w:t>
-      </w:r>
-      <w:r>
-        <w:rPr>
-          <w:rFonts w:ascii="標楷體" w:eastAsia="標楷體" w:hAnsi="標楷體" w:cs="標楷體" w:hint="eastAsia"/>
-          <w:sz w:val="28"/>
-          <w:szCs w:val="28"/>
-          <w:lang w:val="en-US"/>
-        </w:rPr>
-        <w:t>2</w:t>
-      </w:r>
-      <w:r>
-        <w:rPr>
-          <w:rFonts w:ascii="標楷體" w:eastAsia="標楷體" w:hAnsi="標楷體" w:cs="標楷體" w:hint="eastAsia"/>
-          <w:sz w:val="28"/>
-          <w:szCs w:val="28"/>
-          <w:lang w:val="en-US"/>
-        </w:rPr>
-        <w:t xml:space="preserve"> </w:t>
+        <w:t xml:space="preserve">表6-2-2 </w:t>
       </w:r>
       <w:r>
         <w:rPr>
@@ -23637,7 +23541,7 @@
             <w:pPr>
               <w:jc w:val="center"/>
               <w:rPr>
-                <w:rFonts w:ascii="標楷體" w:eastAsia="標楷體" w:hAnsi="標楷體" w:cs="標楷體" w:hint="eastAsia"/>
+                <w:rFonts w:ascii="標楷體" w:eastAsia="標楷體" w:hAnsi="標楷體" w:cs="標楷體"/>
                 <w:sz w:val="28"/>
                 <w:szCs w:val="28"/>
                 <w:lang w:val="en-US"/>
@@ -23743,7 +23647,7 @@
           <w:p>
             <w:pPr>
               <w:rPr>
-                <w:rFonts w:ascii="標楷體" w:eastAsia="標楷體" w:hAnsi="標楷體" w:cs="標楷體" w:hint="eastAsia"/>
+                <w:rFonts w:ascii="標楷體" w:eastAsia="標楷體" w:hAnsi="標楷體" w:cs="標楷體"/>
                 <w:sz w:val="36"/>
                 <w:szCs w:val="36"/>
                 <w:lang w:val="en-US"/>
@@ -23899,25 +23803,7 @@
           <w:szCs w:val="28"/>
           <w:lang w:val="en-US"/>
         </w:rPr>
-        <w:t>表6-2-</w:t>
-      </w:r>
-      <w:r>
-        <w:rPr>
-          <w:rFonts w:ascii="標楷體" w:eastAsia="標楷體" w:hAnsi="標楷體" w:cs="標楷體" w:hint="eastAsia"/>
-          <w:sz w:val="28"/>
-          <w:szCs w:val="28"/>
-          <w:lang w:val="en-US"/>
-        </w:rPr>
-        <w:t>3</w:t>
-      </w:r>
-      <w:r>
-        <w:rPr>
-          <w:rFonts w:ascii="標楷體" w:eastAsia="標楷體" w:hAnsi="標楷體" w:cs="標楷體" w:hint="eastAsia"/>
-          <w:sz w:val="28"/>
-          <w:szCs w:val="28"/>
-          <w:lang w:val="en-US"/>
-        </w:rPr>
-        <w:t xml:space="preserve"> </w:t>
+        <w:t xml:space="preserve">表6-2-3 </w:t>
       </w:r>
       <w:r>
         <w:rPr>
@@ -23988,7 +23874,7 @@
             <w:pPr>
               <w:jc w:val="center"/>
               <w:rPr>
-                <w:rFonts w:ascii="標楷體" w:eastAsia="標楷體" w:hAnsi="標楷體" w:cs="標楷體" w:hint="eastAsia"/>
+                <w:rFonts w:ascii="標楷體" w:eastAsia="標楷體" w:hAnsi="標楷體" w:cs="標楷體"/>
                 <w:sz w:val="28"/>
                 <w:szCs w:val="28"/>
                 <w:lang w:val="en-US"/>
@@ -24103,7 +23989,7 @@
           <w:p>
             <w:pPr>
               <w:rPr>
-                <w:rFonts w:ascii="標楷體" w:eastAsia="標楷體" w:hAnsi="標楷體" w:cs="標楷體" w:hint="eastAsia"/>
+                <w:rFonts w:ascii="標楷體" w:eastAsia="標楷體" w:hAnsi="標楷體" w:cs="標楷體"/>
                 <w:sz w:val="36"/>
                 <w:szCs w:val="36"/>
                 <w:lang w:val="en-US"/>
@@ -24234,7 +24120,7 @@
       <w:pPr>
         <w:spacing w:line="240" w:lineRule="auto"/>
         <w:rPr>
-          <w:rFonts w:ascii="標楷體" w:eastAsia="標楷體" w:hAnsi="標楷體" w:cs="標楷體" w:hint="eastAsia"/>
+          <w:rFonts w:ascii="標楷體" w:eastAsia="標楷體" w:hAnsi="標楷體" w:cs="標楷體"/>
           <w:sz w:val="28"/>
           <w:szCs w:val="28"/>
           <w:lang w:val="en-US"/>
@@ -24245,7 +24131,7 @@
       <w:pPr>
         <w:jc w:val="center"/>
         <w:rPr>
-          <w:rFonts w:ascii="標楷體" w:eastAsia="標楷體" w:hAnsi="標楷體" w:cs="標楷體" w:hint="eastAsia"/>
+          <w:rFonts w:ascii="標楷體" w:eastAsia="標楷體" w:hAnsi="標楷體" w:cs="標楷體"/>
           <w:sz w:val="28"/>
           <w:szCs w:val="28"/>
           <w:lang w:val="en-US"/>
@@ -24347,7 +24233,7 @@
             <w:pPr>
               <w:jc w:val="center"/>
               <w:rPr>
-                <w:rFonts w:ascii="標楷體" w:eastAsia="標楷體" w:hAnsi="標楷體" w:cs="標楷體" w:hint="eastAsia"/>
+                <w:rFonts w:ascii="標楷體" w:eastAsia="標楷體" w:hAnsi="標楷體" w:cs="標楷體"/>
                 <w:sz w:val="28"/>
                 <w:szCs w:val="28"/>
                 <w:lang w:val="en-US"/>
@@ -24462,7 +24348,7 @@
           <w:p>
             <w:pPr>
               <w:rPr>
-                <w:rFonts w:ascii="標楷體" w:eastAsia="標楷體" w:hAnsi="標楷體" w:cs="標楷體" w:hint="eastAsia"/>
+                <w:rFonts w:ascii="標楷體" w:eastAsia="標楷體" w:hAnsi="標楷體" w:cs="標楷體"/>
                 <w:sz w:val="36"/>
                 <w:szCs w:val="36"/>
                 <w:lang w:val="en-US"/>
@@ -24649,39 +24535,21 @@
       <w:pPr>
         <w:jc w:val="center"/>
         <w:rPr>
+          <w:rFonts w:ascii="標楷體" w:eastAsia="標楷體" w:hAnsi="標楷體" w:cs="標楷體"/>
+          <w:sz w:val="28"/>
+          <w:szCs w:val="28"/>
+          <w:lang w:val="en-US"/>
+        </w:rPr>
+      </w:pPr>
+      <w:r>
+        <w:rPr>
           <w:rFonts w:ascii="標楷體" w:eastAsia="標楷體" w:hAnsi="標楷體" w:cs="標楷體" w:hint="eastAsia"/>
           <w:sz w:val="28"/>
           <w:szCs w:val="28"/>
           <w:lang w:val="en-US"/>
         </w:rPr>
-      </w:pPr>
-      <w:r>
-        <w:rPr>
-          <w:rFonts w:ascii="標楷體" w:eastAsia="標楷體" w:hAnsi="標楷體" w:cs="標楷體" w:hint="eastAsia"/>
-          <w:sz w:val="28"/>
-          <w:szCs w:val="28"/>
-          <w:lang w:val="en-US"/>
-        </w:rPr>
         <w:lastRenderedPageBreak/>
-        <w:t>表6-2-</w:t>
-      </w:r>
-      <w:r>
-        <w:rPr>
-          <w:rFonts w:ascii="標楷體" w:eastAsia="標楷體" w:hAnsi="標楷體" w:cs="標楷體" w:hint="eastAsia"/>
-          <w:sz w:val="28"/>
-          <w:szCs w:val="28"/>
-          <w:lang w:val="en-US"/>
-        </w:rPr>
-        <w:t>5</w:t>
-      </w:r>
-      <w:r>
-        <w:rPr>
-          <w:rFonts w:ascii="標楷體" w:eastAsia="標楷體" w:hAnsi="標楷體" w:cs="標楷體" w:hint="eastAsia"/>
-          <w:sz w:val="28"/>
-          <w:szCs w:val="28"/>
-          <w:lang w:val="en-US"/>
-        </w:rPr>
-        <w:t xml:space="preserve"> </w:t>
+        <w:t xml:space="preserve">表6-2-5 </w:t>
       </w:r>
       <w:r>
         <w:rPr>
@@ -24752,7 +24620,7 @@
             <w:pPr>
               <w:jc w:val="center"/>
               <w:rPr>
-                <w:rFonts w:ascii="標楷體" w:eastAsia="標楷體" w:hAnsi="標楷體" w:cs="標楷體" w:hint="eastAsia"/>
+                <w:rFonts w:ascii="標楷體" w:eastAsia="標楷體" w:hAnsi="標楷體" w:cs="標楷體"/>
                 <w:sz w:val="28"/>
                 <w:szCs w:val="28"/>
                 <w:lang w:val="en-US"/>
@@ -24858,7 +24726,7 @@
           <w:p>
             <w:pPr>
               <w:rPr>
-                <w:rFonts w:ascii="標楷體" w:eastAsia="標楷體" w:hAnsi="標楷體" w:cs="標楷體" w:hint="eastAsia"/>
+                <w:rFonts w:ascii="標楷體" w:eastAsia="標楷體" w:hAnsi="標楷體" w:cs="標楷體"/>
                 <w:sz w:val="36"/>
                 <w:szCs w:val="36"/>
                 <w:lang w:val="en-US"/>
@@ -25001,38 +24869,20 @@
       <w:pPr>
         <w:jc w:val="center"/>
         <w:rPr>
+          <w:rFonts w:ascii="標楷體" w:eastAsia="標楷體" w:hAnsi="標楷體" w:cs="標楷體"/>
+          <w:sz w:val="28"/>
+          <w:szCs w:val="28"/>
+          <w:lang w:val="en-US"/>
+        </w:rPr>
+      </w:pPr>
+      <w:r>
+        <w:rPr>
           <w:rFonts w:ascii="標楷體" w:eastAsia="標楷體" w:hAnsi="標楷體" w:cs="標楷體" w:hint="eastAsia"/>
           <w:sz w:val="28"/>
           <w:szCs w:val="28"/>
           <w:lang w:val="en-US"/>
         </w:rPr>
-      </w:pPr>
-      <w:r>
-        <w:rPr>
-          <w:rFonts w:ascii="標楷體" w:eastAsia="標楷體" w:hAnsi="標楷體" w:cs="標楷體" w:hint="eastAsia"/>
-          <w:sz w:val="28"/>
-          <w:szCs w:val="28"/>
-          <w:lang w:val="en-US"/>
-        </w:rPr>
-        <w:t>表6-2-</w:t>
-      </w:r>
-      <w:r>
-        <w:rPr>
-          <w:rFonts w:ascii="標楷體" w:eastAsia="標楷體" w:hAnsi="標楷體" w:cs="標楷體" w:hint="eastAsia"/>
-          <w:sz w:val="28"/>
-          <w:szCs w:val="28"/>
-          <w:lang w:val="en-US"/>
-        </w:rPr>
-        <w:t>6</w:t>
-      </w:r>
-      <w:r>
-        <w:rPr>
-          <w:rFonts w:ascii="標楷體" w:eastAsia="標楷體" w:hAnsi="標楷體" w:cs="標楷體" w:hint="eastAsia"/>
-          <w:sz w:val="28"/>
-          <w:szCs w:val="28"/>
-          <w:lang w:val="en-US"/>
-        </w:rPr>
-        <w:t xml:space="preserve"> </w:t>
+        <w:t xml:space="preserve">表6-2-6 </w:t>
       </w:r>
       <w:r>
         <w:rPr>
@@ -25103,29 +24953,20 @@
             <w:pPr>
               <w:jc w:val="center"/>
               <w:rPr>
+                <w:rFonts w:ascii="標楷體" w:eastAsia="標楷體" w:hAnsi="標楷體" w:cs="標楷體"/>
+                <w:sz w:val="28"/>
+                <w:szCs w:val="28"/>
+                <w:lang w:val="en-US"/>
+              </w:rPr>
+            </w:pPr>
+            <w:r>
+              <w:rPr>
                 <w:rFonts w:ascii="標楷體" w:eastAsia="標楷體" w:hAnsi="標楷體" w:cs="標楷體" w:hint="eastAsia"/>
                 <w:sz w:val="28"/>
                 <w:szCs w:val="28"/>
                 <w:lang w:val="en-US"/>
               </w:rPr>
-            </w:pPr>
-            <w:r>
-              <w:rPr>
-                <w:rFonts w:ascii="標楷體" w:eastAsia="標楷體" w:hAnsi="標楷體" w:cs="標楷體" w:hint="eastAsia"/>
-                <w:sz w:val="28"/>
-                <w:szCs w:val="28"/>
-                <w:lang w:val="en-US"/>
-              </w:rPr>
-              <w:t>1.</w:t>
-            </w:r>
-            <w:r>
-              <w:rPr>
-                <w:rFonts w:ascii="標楷體" w:eastAsia="標楷體" w:hAnsi="標楷體" w:cs="標楷體" w:hint="eastAsia"/>
-                <w:sz w:val="28"/>
-                <w:szCs w:val="28"/>
-                <w:lang w:val="en-US"/>
-              </w:rPr>
-              <w:t>2</w:t>
+              <w:t>1.2</w:t>
             </w:r>
           </w:p>
         </w:tc>
@@ -25218,7 +25059,7 @@
           <w:p>
             <w:pPr>
               <w:rPr>
-                <w:rFonts w:ascii="標楷體" w:eastAsia="標楷體" w:hAnsi="標楷體" w:cs="標楷體" w:hint="eastAsia"/>
+                <w:rFonts w:ascii="標楷體" w:eastAsia="標楷體" w:hAnsi="標楷體" w:cs="標楷體"/>
                 <w:sz w:val="36"/>
                 <w:szCs w:val="36"/>
                 <w:lang w:val="en-US"/>
@@ -25361,38 +25202,20 @@
       <w:pPr>
         <w:jc w:val="center"/>
         <w:rPr>
+          <w:rFonts w:ascii="標楷體" w:eastAsia="標楷體" w:hAnsi="標楷體" w:cs="標楷體"/>
+          <w:sz w:val="28"/>
+          <w:szCs w:val="28"/>
+          <w:lang w:val="en-US"/>
+        </w:rPr>
+      </w:pPr>
+      <w:r>
+        <w:rPr>
           <w:rFonts w:ascii="標楷體" w:eastAsia="標楷體" w:hAnsi="標楷體" w:cs="標楷體" w:hint="eastAsia"/>
           <w:sz w:val="28"/>
           <w:szCs w:val="28"/>
           <w:lang w:val="en-US"/>
         </w:rPr>
-      </w:pPr>
-      <w:r>
-        <w:rPr>
-          <w:rFonts w:ascii="標楷體" w:eastAsia="標楷體" w:hAnsi="標楷體" w:cs="標楷體" w:hint="eastAsia"/>
-          <w:sz w:val="28"/>
-          <w:szCs w:val="28"/>
-          <w:lang w:val="en-US"/>
-        </w:rPr>
-        <w:t>表6-2-</w:t>
-      </w:r>
-      <w:r>
-        <w:rPr>
-          <w:rFonts w:ascii="標楷體" w:eastAsia="標楷體" w:hAnsi="標楷體" w:cs="標楷體" w:hint="eastAsia"/>
-          <w:sz w:val="28"/>
-          <w:szCs w:val="28"/>
-          <w:lang w:val="en-US"/>
-        </w:rPr>
-        <w:t>7</w:t>
-      </w:r>
-      <w:r>
-        <w:rPr>
-          <w:rFonts w:ascii="標楷體" w:eastAsia="標楷體" w:hAnsi="標楷體" w:cs="標楷體" w:hint="eastAsia"/>
-          <w:sz w:val="28"/>
-          <w:szCs w:val="28"/>
-          <w:lang w:val="en-US"/>
-        </w:rPr>
-        <w:t xml:space="preserve"> </w:t>
+        <w:t xml:space="preserve">表6-2-7 </w:t>
       </w:r>
       <w:r>
         <w:rPr>
@@ -25463,29 +25286,20 @@
             <w:pPr>
               <w:jc w:val="center"/>
               <w:rPr>
+                <w:rFonts w:ascii="標楷體" w:eastAsia="標楷體" w:hAnsi="標楷體" w:cs="標楷體"/>
+                <w:sz w:val="28"/>
+                <w:szCs w:val="28"/>
+                <w:lang w:val="en-US"/>
+              </w:rPr>
+            </w:pPr>
+            <w:r>
+              <w:rPr>
                 <w:rFonts w:ascii="標楷體" w:eastAsia="標楷體" w:hAnsi="標楷體" w:cs="標楷體" w:hint="eastAsia"/>
                 <w:sz w:val="28"/>
                 <w:szCs w:val="28"/>
                 <w:lang w:val="en-US"/>
               </w:rPr>
-            </w:pPr>
-            <w:r>
-              <w:rPr>
-                <w:rFonts w:ascii="標楷體" w:eastAsia="標楷體" w:hAnsi="標楷體" w:cs="標楷體" w:hint="eastAsia"/>
-                <w:sz w:val="28"/>
-                <w:szCs w:val="28"/>
-                <w:lang w:val="en-US"/>
-              </w:rPr>
-              <w:t>1.</w:t>
-            </w:r>
-            <w:r>
-              <w:rPr>
-                <w:rFonts w:ascii="標楷體" w:eastAsia="標楷體" w:hAnsi="標楷體" w:cs="標楷體" w:hint="eastAsia"/>
-                <w:sz w:val="28"/>
-                <w:szCs w:val="28"/>
-                <w:lang w:val="en-US"/>
-              </w:rPr>
-              <w:t>3</w:t>
+              <w:t>1.3</w:t>
             </w:r>
           </w:p>
         </w:tc>
@@ -25578,7 +25392,7 @@
           <w:p>
             <w:pPr>
               <w:rPr>
-                <w:rFonts w:ascii="標楷體" w:eastAsia="標楷體" w:hAnsi="標楷體" w:cs="標楷體" w:hint="eastAsia"/>
+                <w:rFonts w:ascii="標楷體" w:eastAsia="標楷體" w:hAnsi="標楷體" w:cs="標楷體"/>
                 <w:sz w:val="36"/>
                 <w:szCs w:val="36"/>
                 <w:lang w:val="en-US"/>
@@ -25721,38 +25535,20 @@
       <w:pPr>
         <w:jc w:val="center"/>
         <w:rPr>
+          <w:rFonts w:ascii="標楷體" w:eastAsia="標楷體" w:hAnsi="標楷體" w:cs="標楷體"/>
+          <w:sz w:val="28"/>
+          <w:szCs w:val="28"/>
+          <w:lang w:val="en-US"/>
+        </w:rPr>
+      </w:pPr>
+      <w:r>
+        <w:rPr>
           <w:rFonts w:ascii="標楷體" w:eastAsia="標楷體" w:hAnsi="標楷體" w:cs="標楷體" w:hint="eastAsia"/>
           <w:sz w:val="28"/>
           <w:szCs w:val="28"/>
           <w:lang w:val="en-US"/>
         </w:rPr>
-      </w:pPr>
-      <w:r>
-        <w:rPr>
-          <w:rFonts w:ascii="標楷體" w:eastAsia="標楷體" w:hAnsi="標楷體" w:cs="標楷體" w:hint="eastAsia"/>
-          <w:sz w:val="28"/>
-          <w:szCs w:val="28"/>
-          <w:lang w:val="en-US"/>
-        </w:rPr>
-        <w:t>表6-2-</w:t>
-      </w:r>
-      <w:r>
-        <w:rPr>
-          <w:rFonts w:ascii="標楷體" w:eastAsia="標楷體" w:hAnsi="標楷體" w:cs="標楷體" w:hint="eastAsia"/>
-          <w:sz w:val="28"/>
-          <w:szCs w:val="28"/>
-          <w:lang w:val="en-US"/>
-        </w:rPr>
-        <w:t>8</w:t>
-      </w:r>
-      <w:r>
-        <w:rPr>
-          <w:rFonts w:ascii="標楷體" w:eastAsia="標楷體" w:hAnsi="標楷體" w:cs="標楷體" w:hint="eastAsia"/>
-          <w:sz w:val="28"/>
-          <w:szCs w:val="28"/>
-          <w:lang w:val="en-US"/>
-        </w:rPr>
-        <w:t xml:space="preserve"> </w:t>
+        <w:t xml:space="preserve">表6-2-8 </w:t>
       </w:r>
       <w:r>
         <w:rPr>
@@ -25823,7 +25619,7 @@
             <w:pPr>
               <w:jc w:val="center"/>
               <w:rPr>
-                <w:rFonts w:ascii="標楷體" w:eastAsia="標楷體" w:hAnsi="標楷體" w:cs="標楷體" w:hint="eastAsia"/>
+                <w:rFonts w:ascii="標楷體" w:eastAsia="標楷體" w:hAnsi="標楷體" w:cs="標楷體"/>
                 <w:sz w:val="28"/>
                 <w:szCs w:val="28"/>
                 <w:lang w:val="en-US"/>
@@ -25929,7 +25725,7 @@
           <w:p>
             <w:pPr>
               <w:rPr>
-                <w:rFonts w:ascii="標楷體" w:eastAsia="標楷體" w:hAnsi="標楷體" w:cs="標楷體" w:hint="eastAsia"/>
+                <w:rFonts w:ascii="標楷體" w:eastAsia="標楷體" w:hAnsi="標楷體" w:cs="標楷體"/>
                 <w:sz w:val="36"/>
                 <w:szCs w:val="36"/>
                 <w:lang w:val="en-US"/>
@@ -26072,38 +25868,20 @@
       <w:pPr>
         <w:jc w:val="center"/>
         <w:rPr>
+          <w:rFonts w:ascii="標楷體" w:eastAsia="標楷體" w:hAnsi="標楷體" w:cs="標楷體"/>
+          <w:sz w:val="28"/>
+          <w:szCs w:val="28"/>
+          <w:lang w:val="en-US"/>
+        </w:rPr>
+      </w:pPr>
+      <w:r>
+        <w:rPr>
           <w:rFonts w:ascii="標楷體" w:eastAsia="標楷體" w:hAnsi="標楷體" w:cs="標楷體" w:hint="eastAsia"/>
           <w:sz w:val="28"/>
           <w:szCs w:val="28"/>
           <w:lang w:val="en-US"/>
         </w:rPr>
-      </w:pPr>
-      <w:r>
-        <w:rPr>
-          <w:rFonts w:ascii="標楷體" w:eastAsia="標楷體" w:hAnsi="標楷體" w:cs="標楷體" w:hint="eastAsia"/>
-          <w:sz w:val="28"/>
-          <w:szCs w:val="28"/>
-          <w:lang w:val="en-US"/>
-        </w:rPr>
-        <w:t>表6-2-</w:t>
-      </w:r>
-      <w:r>
-        <w:rPr>
-          <w:rFonts w:ascii="標楷體" w:eastAsia="標楷體" w:hAnsi="標楷體" w:cs="標楷體" w:hint="eastAsia"/>
-          <w:sz w:val="28"/>
-          <w:szCs w:val="28"/>
-          <w:lang w:val="en-US"/>
-        </w:rPr>
-        <w:t>9</w:t>
-      </w:r>
-      <w:r>
-        <w:rPr>
-          <w:rFonts w:ascii="標楷體" w:eastAsia="標楷體" w:hAnsi="標楷體" w:cs="標楷體" w:hint="eastAsia"/>
-          <w:sz w:val="28"/>
-          <w:szCs w:val="28"/>
-          <w:lang w:val="en-US"/>
-        </w:rPr>
-        <w:t xml:space="preserve"> </w:t>
+        <w:t xml:space="preserve">表6-2-9 </w:t>
       </w:r>
       <w:r>
         <w:rPr>
@@ -26174,29 +25952,20 @@
             <w:pPr>
               <w:jc w:val="center"/>
               <w:rPr>
+                <w:rFonts w:ascii="標楷體" w:eastAsia="標楷體" w:hAnsi="標楷體" w:cs="標楷體"/>
+                <w:sz w:val="28"/>
+                <w:szCs w:val="28"/>
+                <w:lang w:val="en-US"/>
+              </w:rPr>
+            </w:pPr>
+            <w:r>
+              <w:rPr>
                 <w:rFonts w:ascii="標楷體" w:eastAsia="標楷體" w:hAnsi="標楷體" w:cs="標楷體" w:hint="eastAsia"/>
                 <w:sz w:val="28"/>
                 <w:szCs w:val="28"/>
                 <w:lang w:val="en-US"/>
               </w:rPr>
-            </w:pPr>
-            <w:r>
-              <w:rPr>
-                <w:rFonts w:ascii="標楷體" w:eastAsia="標楷體" w:hAnsi="標楷體" w:cs="標楷體" w:hint="eastAsia"/>
-                <w:sz w:val="28"/>
-                <w:szCs w:val="28"/>
-                <w:lang w:val="en-US"/>
-              </w:rPr>
-              <w:t>2.</w:t>
-            </w:r>
-            <w:r>
-              <w:rPr>
-                <w:rFonts w:ascii="標楷體" w:eastAsia="標楷體" w:hAnsi="標楷體" w:cs="標楷體" w:hint="eastAsia"/>
-                <w:sz w:val="28"/>
-                <w:szCs w:val="28"/>
-                <w:lang w:val="en-US"/>
-              </w:rPr>
-              <w:t>2</w:t>
+              <w:t>2.2</w:t>
             </w:r>
           </w:p>
         </w:tc>
@@ -26289,7 +26058,7 @@
           <w:p>
             <w:pPr>
               <w:rPr>
-                <w:rFonts w:ascii="標楷體" w:eastAsia="標楷體" w:hAnsi="標楷體" w:cs="標楷體" w:hint="eastAsia"/>
+                <w:rFonts w:ascii="標楷體" w:eastAsia="標楷體" w:hAnsi="標楷體" w:cs="標楷體"/>
                 <w:sz w:val="36"/>
                 <w:szCs w:val="36"/>
                 <w:lang w:val="en-US"/>
@@ -26420,39 +26189,21 @@
       <w:pPr>
         <w:jc w:val="center"/>
         <w:rPr>
+          <w:rFonts w:ascii="標楷體" w:eastAsia="標楷體" w:hAnsi="標楷體" w:cs="標楷體"/>
+          <w:sz w:val="28"/>
+          <w:szCs w:val="28"/>
+          <w:lang w:val="en-US"/>
+        </w:rPr>
+      </w:pPr>
+      <w:r>
+        <w:rPr>
           <w:rFonts w:ascii="標楷體" w:eastAsia="標楷體" w:hAnsi="標楷體" w:cs="標楷體" w:hint="eastAsia"/>
           <w:sz w:val="28"/>
           <w:szCs w:val="28"/>
           <w:lang w:val="en-US"/>
         </w:rPr>
-      </w:pPr>
-      <w:r>
-        <w:rPr>
-          <w:rFonts w:ascii="標楷體" w:eastAsia="標楷體" w:hAnsi="標楷體" w:cs="標楷體" w:hint="eastAsia"/>
-          <w:sz w:val="28"/>
-          <w:szCs w:val="28"/>
-          <w:lang w:val="en-US"/>
-        </w:rPr>
         <w:lastRenderedPageBreak/>
-        <w:t>表6-2-</w:t>
-      </w:r>
-      <w:r>
-        <w:rPr>
-          <w:rFonts w:ascii="標楷體" w:eastAsia="標楷體" w:hAnsi="標楷體" w:cs="標楷體" w:hint="eastAsia"/>
-          <w:sz w:val="28"/>
-          <w:szCs w:val="28"/>
-          <w:lang w:val="en-US"/>
-        </w:rPr>
-        <w:t>10</w:t>
-      </w:r>
-      <w:r>
-        <w:rPr>
-          <w:rFonts w:ascii="標楷體" w:eastAsia="標楷體" w:hAnsi="標楷體" w:cs="標楷體" w:hint="eastAsia"/>
-          <w:sz w:val="28"/>
-          <w:szCs w:val="28"/>
-          <w:lang w:val="en-US"/>
-        </w:rPr>
-        <w:t xml:space="preserve"> </w:t>
+        <w:t xml:space="preserve">表6-2-10 </w:t>
       </w:r>
       <w:r>
         <w:rPr>
@@ -26523,29 +26274,20 @@
             <w:pPr>
               <w:jc w:val="center"/>
               <w:rPr>
+                <w:rFonts w:ascii="標楷體" w:eastAsia="標楷體" w:hAnsi="標楷體" w:cs="標楷體"/>
+                <w:sz w:val="28"/>
+                <w:szCs w:val="28"/>
+                <w:lang w:val="en-US"/>
+              </w:rPr>
+            </w:pPr>
+            <w:r>
+              <w:rPr>
                 <w:rFonts w:ascii="標楷體" w:eastAsia="標楷體" w:hAnsi="標楷體" w:cs="標楷體" w:hint="eastAsia"/>
                 <w:sz w:val="28"/>
                 <w:szCs w:val="28"/>
                 <w:lang w:val="en-US"/>
               </w:rPr>
-            </w:pPr>
-            <w:r>
-              <w:rPr>
-                <w:rFonts w:ascii="標楷體" w:eastAsia="標楷體" w:hAnsi="標楷體" w:cs="標楷體" w:hint="eastAsia"/>
-                <w:sz w:val="28"/>
-                <w:szCs w:val="28"/>
-                <w:lang w:val="en-US"/>
-              </w:rPr>
-              <w:t>2.</w:t>
-            </w:r>
-            <w:r>
-              <w:rPr>
-                <w:rFonts w:ascii="標楷體" w:eastAsia="標楷體" w:hAnsi="標楷體" w:cs="標楷體" w:hint="eastAsia"/>
-                <w:sz w:val="28"/>
-                <w:szCs w:val="28"/>
-                <w:lang w:val="en-US"/>
-              </w:rPr>
-              <w:t>3</w:t>
+              <w:t>2.3</w:t>
             </w:r>
           </w:p>
         </w:tc>
@@ -26584,7 +26326,7 @@
             <w:pPr>
               <w:jc w:val="center"/>
               <w:rPr>
-                <w:rFonts w:ascii="標楷體" w:eastAsia="標楷體" w:hAnsi="標楷體" w:cs="標楷體" w:hint="eastAsia"/>
+                <w:rFonts w:ascii="標楷體" w:eastAsia="標楷體" w:hAnsi="標楷體" w:cs="標楷體"/>
                 <w:sz w:val="28"/>
                 <w:szCs w:val="28"/>
                 <w:lang w:val="en-US"/>
@@ -26638,7 +26380,7 @@
           <w:p>
             <w:pPr>
               <w:rPr>
-                <w:rFonts w:ascii="標楷體" w:eastAsia="標楷體" w:hAnsi="標楷體" w:cs="標楷體" w:hint="eastAsia"/>
+                <w:rFonts w:ascii="標楷體" w:eastAsia="標楷體" w:hAnsi="標楷體" w:cs="標楷體"/>
                 <w:sz w:val="36"/>
                 <w:szCs w:val="36"/>
                 <w:lang w:val="en-US"/>
@@ -26781,38 +26523,20 @@
       <w:pPr>
         <w:jc w:val="center"/>
         <w:rPr>
+          <w:rFonts w:ascii="標楷體" w:eastAsia="標楷體" w:hAnsi="標楷體" w:cs="標楷體"/>
+          <w:sz w:val="28"/>
+          <w:szCs w:val="28"/>
+          <w:lang w:val="en-US"/>
+        </w:rPr>
+      </w:pPr>
+      <w:r>
+        <w:rPr>
           <w:rFonts w:ascii="標楷體" w:eastAsia="標楷體" w:hAnsi="標楷體" w:cs="標楷體" w:hint="eastAsia"/>
           <w:sz w:val="28"/>
           <w:szCs w:val="28"/>
           <w:lang w:val="en-US"/>
         </w:rPr>
-      </w:pPr>
-      <w:r>
-        <w:rPr>
-          <w:rFonts w:ascii="標楷體" w:eastAsia="標楷體" w:hAnsi="標楷體" w:cs="標楷體" w:hint="eastAsia"/>
-          <w:sz w:val="28"/>
-          <w:szCs w:val="28"/>
-          <w:lang w:val="en-US"/>
-        </w:rPr>
-        <w:t>表6-2-</w:t>
-      </w:r>
-      <w:r>
-        <w:rPr>
-          <w:rFonts w:ascii="標楷體" w:eastAsia="標楷體" w:hAnsi="標楷體" w:cs="標楷體" w:hint="eastAsia"/>
-          <w:sz w:val="28"/>
-          <w:szCs w:val="28"/>
-          <w:lang w:val="en-US"/>
-        </w:rPr>
-        <w:t>11</w:t>
-      </w:r>
-      <w:r>
-        <w:rPr>
-          <w:rFonts w:ascii="標楷體" w:eastAsia="標楷體" w:hAnsi="標楷體" w:cs="標楷體" w:hint="eastAsia"/>
-          <w:sz w:val="28"/>
-          <w:szCs w:val="28"/>
-          <w:lang w:val="en-US"/>
-        </w:rPr>
-        <w:t xml:space="preserve"> </w:t>
+        <w:t xml:space="preserve">表6-2-11 </w:t>
       </w:r>
       <w:r>
         <w:rPr>
@@ -26883,29 +26607,20 @@
             <w:pPr>
               <w:jc w:val="center"/>
               <w:rPr>
+                <w:rFonts w:ascii="標楷體" w:eastAsia="標楷體" w:hAnsi="標楷體" w:cs="標楷體"/>
+                <w:sz w:val="28"/>
+                <w:szCs w:val="28"/>
+                <w:lang w:val="en-US"/>
+              </w:rPr>
+            </w:pPr>
+            <w:r>
+              <w:rPr>
                 <w:rFonts w:ascii="標楷體" w:eastAsia="標楷體" w:hAnsi="標楷體" w:cs="標楷體" w:hint="eastAsia"/>
                 <w:sz w:val="28"/>
                 <w:szCs w:val="28"/>
                 <w:lang w:val="en-US"/>
               </w:rPr>
-            </w:pPr>
-            <w:r>
-              <w:rPr>
-                <w:rFonts w:ascii="標楷體" w:eastAsia="標楷體" w:hAnsi="標楷體" w:cs="標楷體" w:hint="eastAsia"/>
-                <w:sz w:val="28"/>
-                <w:szCs w:val="28"/>
-                <w:lang w:val="en-US"/>
-              </w:rPr>
-              <w:t>2.</w:t>
-            </w:r>
-            <w:r>
-              <w:rPr>
-                <w:rFonts w:ascii="標楷體" w:eastAsia="標楷體" w:hAnsi="標楷體" w:cs="標楷體" w:hint="eastAsia"/>
-                <w:sz w:val="28"/>
-                <w:szCs w:val="28"/>
-                <w:lang w:val="en-US"/>
-              </w:rPr>
-              <w:t>4</w:t>
+              <w:t>2.4</w:t>
             </w:r>
           </w:p>
         </w:tc>
@@ -26944,7 +26659,7 @@
             <w:pPr>
               <w:jc w:val="center"/>
               <w:rPr>
-                <w:rFonts w:ascii="標楷體" w:eastAsia="標楷體" w:hAnsi="標楷體" w:cs="標楷體" w:hint="eastAsia"/>
+                <w:rFonts w:ascii="標楷體" w:eastAsia="標楷體" w:hAnsi="標楷體" w:cs="標楷體"/>
                 <w:sz w:val="28"/>
                 <w:szCs w:val="28"/>
                 <w:lang w:val="en-US"/>
@@ -26998,7 +26713,7 @@
           <w:p>
             <w:pPr>
               <w:rPr>
-                <w:rFonts w:ascii="標楷體" w:eastAsia="標楷體" w:hAnsi="標楷體" w:cs="標楷體" w:hint="eastAsia"/>
+                <w:rFonts w:ascii="標楷體" w:eastAsia="標楷體" w:hAnsi="標楷體" w:cs="標楷體"/>
                 <w:sz w:val="36"/>
                 <w:szCs w:val="36"/>
                 <w:lang w:val="en-US"/>
@@ -27141,38 +26856,20 @@
       <w:pPr>
         <w:jc w:val="center"/>
         <w:rPr>
+          <w:rFonts w:ascii="標楷體" w:eastAsia="標楷體" w:hAnsi="標楷體" w:cs="標楷體"/>
+          <w:sz w:val="28"/>
+          <w:szCs w:val="28"/>
+          <w:lang w:val="en-US"/>
+        </w:rPr>
+      </w:pPr>
+      <w:r>
+        <w:rPr>
           <w:rFonts w:ascii="標楷體" w:eastAsia="標楷體" w:hAnsi="標楷體" w:cs="標楷體" w:hint="eastAsia"/>
           <w:sz w:val="28"/>
           <w:szCs w:val="28"/>
           <w:lang w:val="en-US"/>
         </w:rPr>
-      </w:pPr>
-      <w:r>
-        <w:rPr>
-          <w:rFonts w:ascii="標楷體" w:eastAsia="標楷體" w:hAnsi="標楷體" w:cs="標楷體" w:hint="eastAsia"/>
-          <w:sz w:val="28"/>
-          <w:szCs w:val="28"/>
-          <w:lang w:val="en-US"/>
-        </w:rPr>
-        <w:t>表6-2-</w:t>
-      </w:r>
-      <w:r>
-        <w:rPr>
-          <w:rFonts w:ascii="標楷體" w:eastAsia="標楷體" w:hAnsi="標楷體" w:cs="標楷體" w:hint="eastAsia"/>
-          <w:sz w:val="28"/>
-          <w:szCs w:val="28"/>
-          <w:lang w:val="en-US"/>
-        </w:rPr>
-        <w:t>12</w:t>
-      </w:r>
-      <w:r>
-        <w:rPr>
-          <w:rFonts w:ascii="標楷體" w:eastAsia="標楷體" w:hAnsi="標楷體" w:cs="標楷體" w:hint="eastAsia"/>
-          <w:sz w:val="28"/>
-          <w:szCs w:val="28"/>
-          <w:lang w:val="en-US"/>
-        </w:rPr>
-        <w:t xml:space="preserve"> </w:t>
+        <w:t xml:space="preserve">表6-2-12 </w:t>
       </w:r>
       <w:r>
         <w:rPr>
@@ -27243,7 +26940,7 @@
             <w:pPr>
               <w:jc w:val="center"/>
               <w:rPr>
-                <w:rFonts w:ascii="標楷體" w:eastAsia="標楷體" w:hAnsi="標楷體" w:cs="標楷體" w:hint="eastAsia"/>
+                <w:rFonts w:ascii="標楷體" w:eastAsia="標楷體" w:hAnsi="標楷體" w:cs="標楷體"/>
                 <w:sz w:val="28"/>
                 <w:szCs w:val="28"/>
                 <w:lang w:val="en-US"/>
@@ -27295,7 +26992,7 @@
             <w:pPr>
               <w:jc w:val="center"/>
               <w:rPr>
-                <w:rFonts w:ascii="標楷體" w:eastAsia="標楷體" w:hAnsi="標楷體" w:cs="標楷體" w:hint="eastAsia"/>
+                <w:rFonts w:ascii="標楷體" w:eastAsia="標楷體" w:hAnsi="標楷體" w:cs="標楷體"/>
                 <w:sz w:val="28"/>
                 <w:szCs w:val="28"/>
                 <w:lang w:val="en-US"/>
@@ -27349,7 +27046,7 @@
           <w:p>
             <w:pPr>
               <w:rPr>
-                <w:rFonts w:ascii="標楷體" w:eastAsia="標楷體" w:hAnsi="標楷體" w:cs="標楷體" w:hint="eastAsia"/>
+                <w:rFonts w:ascii="標楷體" w:eastAsia="標楷體" w:hAnsi="標楷體" w:cs="標楷體"/>
                 <w:sz w:val="36"/>
                 <w:szCs w:val="36"/>
                 <w:lang w:val="en-US"/>
@@ -27457,7 +27154,7 @@
           <w:p>
             <w:pPr>
               <w:rPr>
-                <w:rFonts w:ascii="標楷體" w:eastAsia="標楷體" w:hAnsi="標楷體" w:cs="標楷體" w:hint="eastAsia"/>
+                <w:rFonts w:ascii="標楷體" w:eastAsia="標楷體" w:hAnsi="標楷體" w:cs="標楷體"/>
                 <w:sz w:val="36"/>
                 <w:szCs w:val="36"/>
                 <w:lang w:val="en-US"/>
@@ -27492,38 +27189,20 @@
       <w:pPr>
         <w:jc w:val="center"/>
         <w:rPr>
+          <w:rFonts w:ascii="標楷體" w:eastAsia="標楷體" w:hAnsi="標楷體" w:cs="標楷體"/>
+          <w:sz w:val="28"/>
+          <w:szCs w:val="28"/>
+          <w:lang w:val="en-US"/>
+        </w:rPr>
+      </w:pPr>
+      <w:r>
+        <w:rPr>
           <w:rFonts w:ascii="標楷體" w:eastAsia="標楷體" w:hAnsi="標楷體" w:cs="標楷體" w:hint="eastAsia"/>
           <w:sz w:val="28"/>
           <w:szCs w:val="28"/>
           <w:lang w:val="en-US"/>
         </w:rPr>
-      </w:pPr>
-      <w:r>
-        <w:rPr>
-          <w:rFonts w:ascii="標楷體" w:eastAsia="標楷體" w:hAnsi="標楷體" w:cs="標楷體" w:hint="eastAsia"/>
-          <w:sz w:val="28"/>
-          <w:szCs w:val="28"/>
-          <w:lang w:val="en-US"/>
-        </w:rPr>
-        <w:t>表6-2-1</w:t>
-      </w:r>
-      <w:r>
-        <w:rPr>
-          <w:rFonts w:ascii="標楷體" w:eastAsia="標楷體" w:hAnsi="標楷體" w:cs="標楷體" w:hint="eastAsia"/>
-          <w:sz w:val="28"/>
-          <w:szCs w:val="28"/>
-          <w:lang w:val="en-US"/>
-        </w:rPr>
-        <w:t>3</w:t>
-      </w:r>
-      <w:r>
-        <w:rPr>
-          <w:rFonts w:ascii="標楷體" w:eastAsia="標楷體" w:hAnsi="標楷體" w:cs="標楷體" w:hint="eastAsia"/>
-          <w:sz w:val="28"/>
-          <w:szCs w:val="28"/>
-          <w:lang w:val="en-US"/>
-        </w:rPr>
-        <w:t xml:space="preserve"> </w:t>
+        <w:t xml:space="preserve">表6-2-13 </w:t>
       </w:r>
       <w:r>
         <w:rPr>
@@ -27594,7 +27273,7 @@
             <w:pPr>
               <w:jc w:val="center"/>
               <w:rPr>
-                <w:rFonts w:ascii="標楷體" w:eastAsia="標楷體" w:hAnsi="標楷體" w:cs="標楷體" w:hint="eastAsia"/>
+                <w:rFonts w:ascii="標楷體" w:eastAsia="標楷體" w:hAnsi="標楷體" w:cs="標楷體"/>
                 <w:sz w:val="28"/>
                 <w:szCs w:val="28"/>
                 <w:lang w:val="en-US"/>
@@ -27646,7 +27325,7 @@
             <w:pPr>
               <w:jc w:val="center"/>
               <w:rPr>
-                <w:rFonts w:ascii="標楷體" w:eastAsia="標楷體" w:hAnsi="標楷體" w:cs="標楷體" w:hint="eastAsia"/>
+                <w:rFonts w:ascii="標楷體" w:eastAsia="標楷體" w:hAnsi="標楷體" w:cs="標楷體"/>
                 <w:sz w:val="28"/>
                 <w:szCs w:val="28"/>
                 <w:lang w:val="en-US"/>
@@ -27700,7 +27379,7 @@
           <w:p>
             <w:pPr>
               <w:rPr>
-                <w:rFonts w:ascii="標楷體" w:eastAsia="標楷體" w:hAnsi="標楷體" w:cs="標楷體" w:hint="eastAsia"/>
+                <w:rFonts w:ascii="標楷體" w:eastAsia="標楷體" w:hAnsi="標楷體" w:cs="標楷體"/>
                 <w:sz w:val="36"/>
                 <w:szCs w:val="36"/>
                 <w:lang w:val="en-US"/>
@@ -27832,7 +27511,7 @@
         <w:spacing w:line="240" w:lineRule="auto"/>
         <w:jc w:val="center"/>
         <w:rPr>
-          <w:rFonts w:ascii="標楷體" w:eastAsia="標楷體" w:hAnsi="標楷體" w:cs="標楷體" w:hint="eastAsia"/>
+          <w:rFonts w:ascii="標楷體" w:eastAsia="標楷體" w:hAnsi="標楷體" w:cs="標楷體"/>
           <w:sz w:val="36"/>
           <w:szCs w:val="36"/>
           <w:lang w:val="en-US"/>
@@ -27843,38 +27522,20 @@
       <w:pPr>
         <w:jc w:val="center"/>
         <w:rPr>
+          <w:rFonts w:ascii="標楷體" w:eastAsia="標楷體" w:hAnsi="標楷體" w:cs="標楷體"/>
+          <w:sz w:val="28"/>
+          <w:szCs w:val="28"/>
+          <w:lang w:val="en-US"/>
+        </w:rPr>
+      </w:pPr>
+      <w:r>
+        <w:rPr>
           <w:rFonts w:ascii="標楷體" w:eastAsia="標楷體" w:hAnsi="標楷體" w:cs="標楷體" w:hint="eastAsia"/>
           <w:sz w:val="28"/>
           <w:szCs w:val="28"/>
           <w:lang w:val="en-US"/>
         </w:rPr>
-      </w:pPr>
-      <w:r>
-        <w:rPr>
-          <w:rFonts w:ascii="標楷體" w:eastAsia="標楷體" w:hAnsi="標楷體" w:cs="標楷體" w:hint="eastAsia"/>
-          <w:sz w:val="28"/>
-          <w:szCs w:val="28"/>
-          <w:lang w:val="en-US"/>
-        </w:rPr>
-        <w:t>表6-2-1</w:t>
-      </w:r>
-      <w:r>
-        <w:rPr>
-          <w:rFonts w:ascii="標楷體" w:eastAsia="標楷體" w:hAnsi="標楷體" w:cs="標楷體" w:hint="eastAsia"/>
-          <w:sz w:val="28"/>
-          <w:szCs w:val="28"/>
-          <w:lang w:val="en-US"/>
-        </w:rPr>
-        <w:t>4</w:t>
-      </w:r>
-      <w:r>
-        <w:rPr>
-          <w:rFonts w:ascii="標楷體" w:eastAsia="標楷體" w:hAnsi="標楷體" w:cs="標楷體" w:hint="eastAsia"/>
-          <w:sz w:val="28"/>
-          <w:szCs w:val="28"/>
-          <w:lang w:val="en-US"/>
-        </w:rPr>
-        <w:t xml:space="preserve"> </w:t>
+        <w:t xml:space="preserve">表6-2-14 </w:t>
       </w:r>
       <w:r>
         <w:rPr>
@@ -27945,7 +27606,7 @@
             <w:pPr>
               <w:jc w:val="center"/>
               <w:rPr>
-                <w:rFonts w:ascii="標楷體" w:eastAsia="標楷體" w:hAnsi="標楷體" w:cs="標楷體" w:hint="eastAsia"/>
+                <w:rFonts w:ascii="標楷體" w:eastAsia="標楷體" w:hAnsi="標楷體" w:cs="標楷體"/>
                 <w:sz w:val="28"/>
                 <w:szCs w:val="28"/>
                 <w:lang w:val="en-US"/>
@@ -27997,7 +27658,7 @@
             <w:pPr>
               <w:jc w:val="center"/>
               <w:rPr>
-                <w:rFonts w:ascii="標楷體" w:eastAsia="標楷體" w:hAnsi="標楷體" w:cs="標楷體" w:hint="eastAsia"/>
+                <w:rFonts w:ascii="標楷體" w:eastAsia="標楷體" w:hAnsi="標楷體" w:cs="標楷體"/>
                 <w:sz w:val="28"/>
                 <w:szCs w:val="28"/>
                 <w:lang w:val="en-US"/>
@@ -28051,7 +27712,7 @@
           <w:p>
             <w:pPr>
               <w:rPr>
-                <w:rFonts w:ascii="標楷體" w:eastAsia="標楷體" w:hAnsi="標楷體" w:cs="標楷體" w:hint="eastAsia"/>
+                <w:rFonts w:ascii="標楷體" w:eastAsia="標楷體" w:hAnsi="標楷體" w:cs="標楷體"/>
                 <w:sz w:val="36"/>
                 <w:szCs w:val="36"/>
                 <w:lang w:val="en-US"/>
@@ -28182,39 +27843,21 @@
       <w:pPr>
         <w:jc w:val="center"/>
         <w:rPr>
+          <w:rFonts w:ascii="標楷體" w:eastAsia="標楷體" w:hAnsi="標楷體" w:cs="標楷體"/>
+          <w:sz w:val="28"/>
+          <w:szCs w:val="28"/>
+          <w:lang w:val="en-US"/>
+        </w:rPr>
+      </w:pPr>
+      <w:r>
+        <w:rPr>
           <w:rFonts w:ascii="標楷體" w:eastAsia="標楷體" w:hAnsi="標楷體" w:cs="標楷體" w:hint="eastAsia"/>
           <w:sz w:val="28"/>
           <w:szCs w:val="28"/>
           <w:lang w:val="en-US"/>
         </w:rPr>
-      </w:pPr>
-      <w:r>
-        <w:rPr>
-          <w:rFonts w:ascii="標楷體" w:eastAsia="標楷體" w:hAnsi="標楷體" w:cs="標楷體" w:hint="eastAsia"/>
-          <w:sz w:val="28"/>
-          <w:szCs w:val="28"/>
-          <w:lang w:val="en-US"/>
-        </w:rPr>
         <w:lastRenderedPageBreak/>
-        <w:t>表6-2-1</w:t>
-      </w:r>
-      <w:r>
-        <w:rPr>
-          <w:rFonts w:ascii="標楷體" w:eastAsia="標楷體" w:hAnsi="標楷體" w:cs="標楷體" w:hint="eastAsia"/>
-          <w:sz w:val="28"/>
-          <w:szCs w:val="28"/>
-          <w:lang w:val="en-US"/>
-        </w:rPr>
-        <w:t>5</w:t>
-      </w:r>
-      <w:r>
-        <w:rPr>
-          <w:rFonts w:ascii="標楷體" w:eastAsia="標楷體" w:hAnsi="標楷體" w:cs="標楷體" w:hint="eastAsia"/>
-          <w:sz w:val="28"/>
-          <w:szCs w:val="28"/>
-          <w:lang w:val="en-US"/>
-        </w:rPr>
-        <w:t xml:space="preserve"> </w:t>
+        <w:t xml:space="preserve">表6-2-15 </w:t>
       </w:r>
       <w:r>
         <w:rPr>
@@ -28285,7 +27928,7 @@
             <w:pPr>
               <w:jc w:val="center"/>
               <w:rPr>
-                <w:rFonts w:ascii="標楷體" w:eastAsia="標楷體" w:hAnsi="標楷體" w:cs="標楷體" w:hint="eastAsia"/>
+                <w:rFonts w:ascii="標楷體" w:eastAsia="標楷體" w:hAnsi="標楷體" w:cs="標楷體"/>
                 <w:sz w:val="28"/>
                 <w:szCs w:val="28"/>
                 <w:lang w:val="en-US"/>
@@ -28346,7 +27989,7 @@
             <w:pPr>
               <w:jc w:val="center"/>
               <w:rPr>
-                <w:rFonts w:ascii="標楷體" w:eastAsia="標楷體" w:hAnsi="標楷體" w:cs="標楷體" w:hint="eastAsia"/>
+                <w:rFonts w:ascii="標楷體" w:eastAsia="標楷體" w:hAnsi="標楷體" w:cs="標楷體"/>
                 <w:sz w:val="28"/>
                 <w:szCs w:val="28"/>
                 <w:lang w:val="en-US"/>
@@ -28400,7 +28043,7 @@
           <w:p>
             <w:pPr>
               <w:rPr>
-                <w:rFonts w:ascii="標楷體" w:eastAsia="標楷體" w:hAnsi="標楷體" w:cs="標楷體" w:hint="eastAsia"/>
+                <w:rFonts w:ascii="標楷體" w:eastAsia="標楷體" w:hAnsi="標楷體" w:cs="標楷體"/>
                 <w:sz w:val="36"/>
                 <w:szCs w:val="36"/>
                 <w:lang w:val="en-US"/>
@@ -28545,7 +28188,7 @@
       <w:pPr>
         <w:jc w:val="center"/>
         <w:rPr>
-          <w:rFonts w:ascii="標楷體" w:eastAsia="標楷體" w:hAnsi="標楷體" w:cs="標楷體" w:hint="eastAsia"/>
+          <w:rFonts w:ascii="標楷體" w:eastAsia="標楷體" w:hAnsi="標楷體" w:cs="標楷體"/>
           <w:sz w:val="28"/>
           <w:szCs w:val="28"/>
           <w:lang w:val="en-US"/>
@@ -28629,29 +28272,20 @@
             <w:pPr>
               <w:jc w:val="center"/>
               <w:rPr>
+                <w:rFonts w:ascii="標楷體" w:eastAsia="標楷體" w:hAnsi="標楷體" w:cs="標楷體"/>
+                <w:sz w:val="28"/>
+                <w:szCs w:val="28"/>
+                <w:lang w:val="en-US"/>
+              </w:rPr>
+            </w:pPr>
+            <w:r>
+              <w:rPr>
                 <w:rFonts w:ascii="標楷體" w:eastAsia="標楷體" w:hAnsi="標楷體" w:cs="標楷體" w:hint="eastAsia"/>
                 <w:sz w:val="28"/>
                 <w:szCs w:val="28"/>
                 <w:lang w:val="en-US"/>
               </w:rPr>
-            </w:pPr>
-            <w:r>
-              <w:rPr>
-                <w:rFonts w:ascii="標楷體" w:eastAsia="標楷體" w:hAnsi="標楷體" w:cs="標楷體" w:hint="eastAsia"/>
-                <w:sz w:val="28"/>
-                <w:szCs w:val="28"/>
-                <w:lang w:val="en-US"/>
-              </w:rPr>
-              <w:t>4.</w:t>
-            </w:r>
-            <w:r>
-              <w:rPr>
-                <w:rFonts w:ascii="標楷體" w:eastAsia="標楷體" w:hAnsi="標楷體" w:cs="標楷體" w:hint="eastAsia"/>
-                <w:sz w:val="28"/>
-                <w:szCs w:val="28"/>
-                <w:lang w:val="en-US"/>
-              </w:rPr>
-              <w:t>3</w:t>
+              <w:t>4.3</w:t>
             </w:r>
           </w:p>
         </w:tc>
@@ -28690,7 +28324,7 @@
             <w:pPr>
               <w:jc w:val="center"/>
               <w:rPr>
-                <w:rFonts w:ascii="標楷體" w:eastAsia="標楷體" w:hAnsi="標楷體" w:cs="標楷體" w:hint="eastAsia"/>
+                <w:rFonts w:ascii="標楷體" w:eastAsia="標楷體" w:hAnsi="標楷體" w:cs="標楷體"/>
                 <w:sz w:val="28"/>
                 <w:szCs w:val="28"/>
                 <w:lang w:val="en-US"/>
@@ -28744,7 +28378,7 @@
           <w:p>
             <w:pPr>
               <w:rPr>
-                <w:rFonts w:ascii="標楷體" w:eastAsia="標楷體" w:hAnsi="標楷體" w:cs="標楷體" w:hint="eastAsia"/>
+                <w:rFonts w:ascii="標楷體" w:eastAsia="標楷體" w:hAnsi="標楷體" w:cs="標楷體"/>
                 <w:sz w:val="36"/>
                 <w:szCs w:val="36"/>
                 <w:lang w:val="en-US"/>
@@ -28887,38 +28521,20 @@
       <w:pPr>
         <w:jc w:val="center"/>
         <w:rPr>
+          <w:rFonts w:ascii="標楷體" w:eastAsia="標楷體" w:hAnsi="標楷體" w:cs="標楷體"/>
+          <w:sz w:val="28"/>
+          <w:szCs w:val="28"/>
+          <w:lang w:val="en-US"/>
+        </w:rPr>
+      </w:pPr>
+      <w:r>
+        <w:rPr>
           <w:rFonts w:ascii="標楷體" w:eastAsia="標楷體" w:hAnsi="標楷體" w:cs="標楷體" w:hint="eastAsia"/>
           <w:sz w:val="28"/>
           <w:szCs w:val="28"/>
           <w:lang w:val="en-US"/>
         </w:rPr>
-      </w:pPr>
-      <w:r>
-        <w:rPr>
-          <w:rFonts w:ascii="標楷體" w:eastAsia="標楷體" w:hAnsi="標楷體" w:cs="標楷體" w:hint="eastAsia"/>
-          <w:sz w:val="28"/>
-          <w:szCs w:val="28"/>
-          <w:lang w:val="en-US"/>
-        </w:rPr>
-        <w:t>表6-2-1</w:t>
-      </w:r>
-      <w:r>
-        <w:rPr>
-          <w:rFonts w:ascii="標楷體" w:eastAsia="標楷體" w:hAnsi="標楷體" w:cs="標楷體" w:hint="eastAsia"/>
-          <w:sz w:val="28"/>
-          <w:szCs w:val="28"/>
-          <w:lang w:val="en-US"/>
-        </w:rPr>
-        <w:t>7</w:t>
-      </w:r>
-      <w:r>
-        <w:rPr>
-          <w:rFonts w:ascii="標楷體" w:eastAsia="標楷體" w:hAnsi="標楷體" w:cs="標楷體" w:hint="eastAsia"/>
-          <w:sz w:val="28"/>
-          <w:szCs w:val="28"/>
-          <w:lang w:val="en-US"/>
-        </w:rPr>
-        <w:t xml:space="preserve"> </w:t>
+        <w:t xml:space="preserve">表6-2-17 </w:t>
       </w:r>
       <w:r>
         <w:rPr>
@@ -28989,29 +28605,20 @@
             <w:pPr>
               <w:jc w:val="center"/>
               <w:rPr>
+                <w:rFonts w:ascii="標楷體" w:eastAsia="標楷體" w:hAnsi="標楷體" w:cs="標楷體"/>
+                <w:sz w:val="28"/>
+                <w:szCs w:val="28"/>
+                <w:lang w:val="en-US"/>
+              </w:rPr>
+            </w:pPr>
+            <w:r>
+              <w:rPr>
                 <w:rFonts w:ascii="標楷體" w:eastAsia="標楷體" w:hAnsi="標楷體" w:cs="標楷體" w:hint="eastAsia"/>
                 <w:sz w:val="28"/>
                 <w:szCs w:val="28"/>
                 <w:lang w:val="en-US"/>
               </w:rPr>
-            </w:pPr>
-            <w:r>
-              <w:rPr>
-                <w:rFonts w:ascii="標楷體" w:eastAsia="標楷體" w:hAnsi="標楷體" w:cs="標楷體" w:hint="eastAsia"/>
-                <w:sz w:val="28"/>
-                <w:szCs w:val="28"/>
-                <w:lang w:val="en-US"/>
-              </w:rPr>
-              <w:t>4.</w:t>
-            </w:r>
-            <w:r>
-              <w:rPr>
-                <w:rFonts w:ascii="標楷體" w:eastAsia="標楷體" w:hAnsi="標楷體" w:cs="標楷體" w:hint="eastAsia"/>
-                <w:sz w:val="28"/>
-                <w:szCs w:val="28"/>
-                <w:lang w:val="en-US"/>
-              </w:rPr>
-              <w:t>4</w:t>
+              <w:t>4.4</w:t>
             </w:r>
           </w:p>
         </w:tc>
@@ -29050,7 +28657,7 @@
             <w:pPr>
               <w:jc w:val="center"/>
               <w:rPr>
-                <w:rFonts w:ascii="標楷體" w:eastAsia="標楷體" w:hAnsi="標楷體" w:cs="標楷體" w:hint="eastAsia"/>
+                <w:rFonts w:ascii="標楷體" w:eastAsia="標楷體" w:hAnsi="標楷體" w:cs="標楷體"/>
                 <w:sz w:val="28"/>
                 <w:szCs w:val="28"/>
                 <w:lang w:val="en-US"/>
@@ -29104,7 +28711,7 @@
           <w:p>
             <w:pPr>
               <w:rPr>
-                <w:rFonts w:ascii="標楷體" w:eastAsia="標楷體" w:hAnsi="標楷體" w:cs="標楷體" w:hint="eastAsia"/>
+                <w:rFonts w:ascii="標楷體" w:eastAsia="標楷體" w:hAnsi="標楷體" w:cs="標楷體"/>
                 <w:sz w:val="36"/>
                 <w:szCs w:val="36"/>
                 <w:lang w:val="en-US"/>
@@ -29212,7 +28819,7 @@
           <w:p>
             <w:pPr>
               <w:rPr>
-                <w:rFonts w:ascii="標楷體" w:eastAsia="標楷體" w:hAnsi="標楷體" w:cs="標楷體" w:hint="eastAsia"/>
+                <w:rFonts w:ascii="標楷體" w:eastAsia="標楷體" w:hAnsi="標楷體" w:cs="標楷體"/>
                 <w:sz w:val="36"/>
                 <w:szCs w:val="36"/>
                 <w:lang w:val="en-US"/>
@@ -29236,7 +28843,7 @@
         <w:spacing w:line="240" w:lineRule="auto"/>
         <w:jc w:val="center"/>
         <w:rPr>
-          <w:rFonts w:ascii="標楷體" w:eastAsia="標楷體" w:hAnsi="標楷體" w:cs="標楷體" w:hint="eastAsia"/>
+          <w:rFonts w:ascii="標楷體" w:eastAsia="標楷體" w:hAnsi="標楷體" w:cs="標楷體"/>
           <w:sz w:val="36"/>
           <w:szCs w:val="36"/>
           <w:lang w:val="en-US"/>
@@ -29247,38 +28854,20 @@
       <w:pPr>
         <w:jc w:val="center"/>
         <w:rPr>
+          <w:rFonts w:ascii="標楷體" w:eastAsia="標楷體" w:hAnsi="標楷體" w:cs="標楷體"/>
+          <w:sz w:val="28"/>
+          <w:szCs w:val="28"/>
+          <w:lang w:val="en-US"/>
+        </w:rPr>
+      </w:pPr>
+      <w:r>
+        <w:rPr>
           <w:rFonts w:ascii="標楷體" w:eastAsia="標楷體" w:hAnsi="標楷體" w:cs="標楷體" w:hint="eastAsia"/>
           <w:sz w:val="28"/>
           <w:szCs w:val="28"/>
           <w:lang w:val="en-US"/>
         </w:rPr>
-      </w:pPr>
-      <w:r>
-        <w:rPr>
-          <w:rFonts w:ascii="標楷體" w:eastAsia="標楷體" w:hAnsi="標楷體" w:cs="標楷體" w:hint="eastAsia"/>
-          <w:sz w:val="28"/>
-          <w:szCs w:val="28"/>
-          <w:lang w:val="en-US"/>
-        </w:rPr>
-        <w:t>表6-2-1</w:t>
-      </w:r>
-      <w:r>
-        <w:rPr>
-          <w:rFonts w:ascii="標楷體" w:eastAsia="標楷體" w:hAnsi="標楷體" w:cs="標楷體" w:hint="eastAsia"/>
-          <w:sz w:val="28"/>
-          <w:szCs w:val="28"/>
-          <w:lang w:val="en-US"/>
-        </w:rPr>
-        <w:t>8</w:t>
-      </w:r>
-      <w:r>
-        <w:rPr>
-          <w:rFonts w:ascii="標楷體" w:eastAsia="標楷體" w:hAnsi="標楷體" w:cs="標楷體" w:hint="eastAsia"/>
-          <w:sz w:val="28"/>
-          <w:szCs w:val="28"/>
-          <w:lang w:val="en-US"/>
-        </w:rPr>
-        <w:t xml:space="preserve"> </w:t>
+        <w:t xml:space="preserve">表6-2-18 </w:t>
       </w:r>
       <w:r>
         <w:rPr>
@@ -29349,29 +28938,20 @@
             <w:pPr>
               <w:jc w:val="center"/>
               <w:rPr>
+                <w:rFonts w:ascii="標楷體" w:eastAsia="標楷體" w:hAnsi="標楷體" w:cs="標楷體"/>
+                <w:sz w:val="28"/>
+                <w:szCs w:val="28"/>
+                <w:lang w:val="en-US"/>
+              </w:rPr>
+            </w:pPr>
+            <w:r>
+              <w:rPr>
                 <w:rFonts w:ascii="標楷體" w:eastAsia="標楷體" w:hAnsi="標楷體" w:cs="標楷體" w:hint="eastAsia"/>
                 <w:sz w:val="28"/>
                 <w:szCs w:val="28"/>
                 <w:lang w:val="en-US"/>
               </w:rPr>
-            </w:pPr>
-            <w:r>
-              <w:rPr>
-                <w:rFonts w:ascii="標楷體" w:eastAsia="標楷體" w:hAnsi="標楷體" w:cs="標楷體" w:hint="eastAsia"/>
-                <w:sz w:val="28"/>
-                <w:szCs w:val="28"/>
-                <w:lang w:val="en-US"/>
-              </w:rPr>
-              <w:t>4.</w:t>
-            </w:r>
-            <w:r>
-              <w:rPr>
-                <w:rFonts w:ascii="標楷體" w:eastAsia="標楷體" w:hAnsi="標楷體" w:cs="標楷體" w:hint="eastAsia"/>
-                <w:sz w:val="28"/>
-                <w:szCs w:val="28"/>
-                <w:lang w:val="en-US"/>
-              </w:rPr>
-              <w:t>5</w:t>
+              <w:t>4.5</w:t>
             </w:r>
           </w:p>
         </w:tc>
@@ -29410,7 +28990,7 @@
             <w:pPr>
               <w:jc w:val="center"/>
               <w:rPr>
-                <w:rFonts w:ascii="標楷體" w:eastAsia="標楷體" w:hAnsi="標楷體" w:cs="標楷體" w:hint="eastAsia"/>
+                <w:rFonts w:ascii="標楷體" w:eastAsia="標楷體" w:hAnsi="標楷體" w:cs="標楷體"/>
                 <w:sz w:val="28"/>
                 <w:szCs w:val="28"/>
                 <w:lang w:val="en-US"/>
@@ -29464,7 +29044,7 @@
           <w:p>
             <w:pPr>
               <w:rPr>
-                <w:rFonts w:ascii="標楷體" w:eastAsia="標楷體" w:hAnsi="標楷體" w:cs="標楷體" w:hint="eastAsia"/>
+                <w:rFonts w:ascii="標楷體" w:eastAsia="標楷體" w:hAnsi="標楷體" w:cs="標楷體"/>
                 <w:sz w:val="36"/>
                 <w:szCs w:val="36"/>
                 <w:lang w:val="en-US"/>
@@ -29572,7 +29152,7 @@
           <w:p>
             <w:pPr>
               <w:rPr>
-                <w:rFonts w:ascii="標楷體" w:eastAsia="標楷體" w:hAnsi="標楷體" w:cs="標楷體" w:hint="eastAsia"/>
+                <w:rFonts w:ascii="標楷體" w:eastAsia="標楷體" w:hAnsi="標楷體" w:cs="標楷體"/>
                 <w:sz w:val="36"/>
                 <w:szCs w:val="36"/>
                 <w:lang w:val="en-US"/>
@@ -29596,7 +29176,7 @@
         <w:spacing w:line="240" w:lineRule="auto"/>
         <w:jc w:val="center"/>
         <w:rPr>
-          <w:rFonts w:ascii="標楷體" w:eastAsia="標楷體" w:hAnsi="標楷體" w:cs="標楷體" w:hint="eastAsia"/>
+          <w:rFonts w:ascii="標楷體" w:eastAsia="標楷體" w:hAnsi="標楷體" w:cs="標楷體"/>
           <w:sz w:val="28"/>
           <w:szCs w:val="28"/>
           <w:lang w:val="en-US"/>
@@ -29668,7 +29248,7 @@
         <w:spacing w:line="240" w:lineRule="auto"/>
         <w:jc w:val="center"/>
         <w:rPr>
-          <w:rFonts w:ascii="標楷體" w:eastAsia="標楷體" w:hAnsi="標楷體" w:cs="標楷體" w:hint="eastAsia"/>
+          <w:rFonts w:ascii="標楷體" w:eastAsia="標楷體" w:hAnsi="標楷體" w:cs="標楷體"/>
           <w:sz w:val="28"/>
           <w:szCs w:val="28"/>
           <w:lang w:val="en-US"/>
@@ -31150,7 +30730,7 @@
           <w:szCs w:val="32"/>
         </w:rPr>
         <w:drawing>
-          <wp:inline distT="0" distB="0" distL="0" distR="0" wp14:anchorId="7D5EA328" wp14:editId="3CF42401">
+          <wp:inline distT="0" distB="0" distL="0" distR="0" wp14:anchorId="7D5EA328" wp14:editId="5D573A05">
             <wp:extent cx="5733415" cy="3418840"/>
             <wp:effectExtent l="0" t="0" r="635" b="0"/>
             <wp:docPr id="11" name="圖片 11" descr="一張含有 文字, 圖表, 方案, 工程製圖 的圖片&#10;&#10;AI 產生的內容可能不正確。"/>
@@ -35112,7 +34692,7 @@
               <w:widowControl w:val="0"/>
               <w:spacing w:line="240" w:lineRule="auto"/>
               <w:rPr>
-                <w:rFonts w:ascii="標楷體" w:eastAsia="標楷體" w:hAnsi="標楷體" w:cs="標楷體"/>
+                <w:rFonts w:ascii="標楷體" w:eastAsia="標楷體" w:hAnsi="標楷體" w:cs="標楷體" w:hint="eastAsia"/>
               </w:rPr>
             </w:pPr>
             <w:r>
@@ -35120,6 +34700,12 @@
                 <w:rFonts w:ascii="標楷體" w:eastAsia="標楷體" w:hAnsi="標楷體" w:cs="標楷體"/>
               </w:rPr>
               <w:t xml:space="preserve">REGISTER / PASSWORD_RESET / INVITE/2FA_VERIFY </w:t>
+            </w:r>
+            <w:r>
+              <w:rPr>
+                <w:rFonts w:ascii="標楷體" w:eastAsia="標楷體" w:hAnsi="標楷體" w:cs="標楷體" w:hint="eastAsia"/>
+              </w:rPr>
+              <w:t>S</w:t>
             </w:r>
           </w:p>
         </w:tc>
@@ -36033,6 +35619,150 @@
               </w:rPr>
               <w:t>僅在邀請模式下使用</w:t>
             </w:r>
+          </w:p>
+        </w:tc>
+      </w:tr>
+      <w:tr>
+        <w:trPr>
+          <w:tblHeader/>
+        </w:trPr>
+        <w:tc>
+          <w:tcPr>
+            <w:tcW w:w="2160" w:type="dxa"/>
+            <w:shd w:val="clear" w:color="auto" w:fill="auto"/>
+            <w:tcMar>
+              <w:top w:w="100" w:type="dxa"/>
+              <w:left w:w="100" w:type="dxa"/>
+              <w:bottom w:w="100" w:type="dxa"/>
+              <w:right w:w="100" w:type="dxa"/>
+            </w:tcMar>
+          </w:tcPr>
+          <w:p>
+            <w:pPr>
+              <w:widowControl w:val="0"/>
+              <w:spacing w:line="240" w:lineRule="auto"/>
+              <w:rPr>
+                <w:rFonts w:ascii="標楷體" w:eastAsia="標楷體" w:hAnsi="標楷體" w:cs="標楷體"/>
+                <w:sz w:val="28"/>
+                <w:szCs w:val="28"/>
+              </w:rPr>
+            </w:pPr>
+            <w:r>
+              <w:rPr>
+                <w:rFonts w:ascii="標楷體" w:eastAsia="標楷體" w:hAnsi="標楷體" w:cs="標楷體"/>
+                <w:sz w:val="28"/>
+                <w:szCs w:val="28"/>
+              </w:rPr>
+              <w:t>attempts</w:t>
+            </w:r>
+          </w:p>
+        </w:tc>
+        <w:tc>
+          <w:tcPr>
+            <w:tcW w:w="1980" w:type="dxa"/>
+            <w:shd w:val="clear" w:color="auto" w:fill="auto"/>
+            <w:tcMar>
+              <w:top w:w="100" w:type="dxa"/>
+              <w:left w:w="100" w:type="dxa"/>
+              <w:bottom w:w="100" w:type="dxa"/>
+              <w:right w:w="100" w:type="dxa"/>
+            </w:tcMar>
+          </w:tcPr>
+          <w:p>
+            <w:pPr>
+              <w:widowControl w:val="0"/>
+              <w:spacing w:line="240" w:lineRule="auto"/>
+              <w:rPr>
+                <w:rFonts w:ascii="標楷體" w:eastAsia="標楷體" w:hAnsi="標楷體" w:cs="標楷體" w:hint="eastAsia"/>
+                <w:sz w:val="28"/>
+                <w:szCs w:val="28"/>
+              </w:rPr>
+            </w:pPr>
+            <w:r>
+              <w:rPr>
+                <w:rFonts w:ascii="標楷體" w:eastAsia="標楷體" w:hAnsi="標楷體" w:cs="標楷體" w:hint="eastAsia"/>
+                <w:sz w:val="28"/>
+                <w:szCs w:val="28"/>
+              </w:rPr>
+              <w:t>int</w:t>
+            </w:r>
+          </w:p>
+        </w:tc>
+        <w:tc>
+          <w:tcPr>
+            <w:tcW w:w="2025" w:type="dxa"/>
+            <w:shd w:val="clear" w:color="auto" w:fill="auto"/>
+            <w:tcMar>
+              <w:top w:w="100" w:type="dxa"/>
+              <w:left w:w="100" w:type="dxa"/>
+              <w:bottom w:w="100" w:type="dxa"/>
+              <w:right w:w="100" w:type="dxa"/>
+            </w:tcMar>
+          </w:tcPr>
+          <w:p>
+            <w:pPr>
+              <w:widowControl w:val="0"/>
+              <w:spacing w:line="240" w:lineRule="auto"/>
+              <w:rPr>
+                <w:rFonts w:ascii="標楷體" w:eastAsia="標楷體" w:hAnsi="標楷體" w:cs="標楷體"/>
+                <w:sz w:val="28"/>
+                <w:szCs w:val="28"/>
+              </w:rPr>
+            </w:pPr>
+            <w:r>
+              <w:rPr>
+                <w:rFonts w:ascii="標楷體" w:eastAsia="標楷體" w:hAnsi="標楷體" w:cs="標楷體"/>
+                <w:sz w:val="28"/>
+                <w:szCs w:val="28"/>
+              </w:rPr>
+              <w:t>嘗試次數</w:t>
+            </w:r>
+          </w:p>
+        </w:tc>
+        <w:tc>
+          <w:tcPr>
+            <w:tcW w:w="1830" w:type="dxa"/>
+            <w:shd w:val="clear" w:color="auto" w:fill="auto"/>
+            <w:tcMar>
+              <w:top w:w="100" w:type="dxa"/>
+              <w:left w:w="100" w:type="dxa"/>
+              <w:bottom w:w="100" w:type="dxa"/>
+              <w:right w:w="100" w:type="dxa"/>
+            </w:tcMar>
+          </w:tcPr>
+          <w:p>
+            <w:pPr>
+              <w:widowControl w:val="0"/>
+              <w:spacing w:line="240" w:lineRule="auto"/>
+              <w:rPr>
+                <w:rFonts w:ascii="標楷體" w:eastAsia="標楷體" w:hAnsi="標楷體" w:cs="標楷體"/>
+                <w:sz w:val="28"/>
+                <w:szCs w:val="28"/>
+              </w:rPr>
+            </w:pPr>
+          </w:p>
+        </w:tc>
+        <w:tc>
+          <w:tcPr>
+            <w:tcW w:w="2040" w:type="dxa"/>
+            <w:shd w:val="clear" w:color="auto" w:fill="auto"/>
+            <w:tcMar>
+              <w:top w:w="100" w:type="dxa"/>
+              <w:left w:w="100" w:type="dxa"/>
+              <w:bottom w:w="100" w:type="dxa"/>
+              <w:right w:w="100" w:type="dxa"/>
+            </w:tcMar>
+          </w:tcPr>
+          <w:p>
+            <w:pPr>
+              <w:widowControl w:val="0"/>
+              <w:spacing w:line="240" w:lineRule="auto"/>
+              <w:rPr>
+                <w:rFonts w:ascii="標楷體" w:eastAsia="標楷體" w:hAnsi="標楷體" w:cs="標楷體"/>
+                <w:sz w:val="28"/>
+                <w:szCs w:val="28"/>
+              </w:rPr>
+            </w:pPr>
           </w:p>
         </w:tc>
       </w:tr>
@@ -36713,6 +36443,7 @@
                 <w:sz w:val="28"/>
                 <w:szCs w:val="28"/>
               </w:rPr>
+              <w:lastRenderedPageBreak/>
               <w:t>project_name</w:t>
             </w:r>
           </w:p>
@@ -36862,7 +36593,6 @@
                 <w:sz w:val="28"/>
                 <w:szCs w:val="28"/>
               </w:rPr>
-              <w:lastRenderedPageBreak/>
               <w:t>search_tag</w:t>
             </w:r>
           </w:p>
@@ -39380,7 +39110,6 @@
           <w:sz w:val="28"/>
           <w:szCs w:val="28"/>
         </w:rPr>
-        <w:lastRenderedPageBreak/>
         <w:t>表 8-2-6、資料表敘述 T06.Chat_History</w:t>
       </w:r>
     </w:p>

--- a/專題手冊草稿.docx
+++ b/專題手冊草稿.docx
@@ -6946,7 +6946,27 @@
           <w:szCs w:val="28"/>
           <w:highlight w:val="white"/>
         </w:rPr>
-        <w:t xml:space="preserve">傳統人工分析高度依賴分析師當下的主觀判斷。人工分析極易因時隔多月、經手專案繁雜，或是經手人不同導致兩次報告的分析觀念與權重產生偏差。系統化分析能確保每次分析完全一模一樣，使企業能真正具備科學基準來判斷是否有實質改善，而非受分析師個人觀念漂移的影響。 </w:t>
+        <w:t>傳統人工分析高度依賴分析師當下的主觀判斷。人工分析極易因時隔多月、經手專案繁雜，或是經手人不同導致兩次報告的分析觀念與權重產生偏差。系統化分析能確保</w:t>
+      </w:r>
+      <w:r>
+        <w:rPr>
+          <w:rFonts w:ascii="標楷體" w:eastAsia="標楷體" w:hAnsi="標楷體" w:cs="標楷體" w:hint="eastAsia"/>
+          <w:color w:val="1F1F1F"/>
+          <w:sz w:val="28"/>
+          <w:szCs w:val="28"/>
+          <w:highlight w:val="white"/>
+        </w:rPr>
+        <w:t>每次分析觀念相同</w:t>
+      </w:r>
+      <w:r>
+        <w:rPr>
+          <w:rFonts w:ascii="標楷體" w:eastAsia="標楷體" w:hAnsi="標楷體" w:cs="標楷體"/>
+          <w:color w:val="1F1F1F"/>
+          <w:sz w:val="28"/>
+          <w:szCs w:val="28"/>
+          <w:highlight w:val="white"/>
+        </w:rPr>
+        <w:t xml:space="preserve">，使企業能真正具備科學基準來判斷是否有實質改善，而非受分析師個人觀念漂移的影響。 </w:t>
       </w:r>
     </w:p>
     <w:p>
@@ -7161,7 +7181,23 @@
           <w:sz w:val="28"/>
           <w:szCs w:val="28"/>
         </w:rPr>
-        <w:t>1.流程自動化：利用TF-IDF與Google Gemini處理技術，實現從原始數據導入、自動清洗到初步分類的自動化流程。</w:t>
+        <w:t>1.流程自動化：利用TF-IDF與</w:t>
+      </w:r>
+      <w:r>
+        <w:rPr>
+          <w:rFonts w:ascii="標楷體" w:eastAsia="標楷體" w:hAnsi="標楷體" w:cs="標楷體" w:hint="eastAsia"/>
+          <w:sz w:val="28"/>
+          <w:szCs w:val="28"/>
+        </w:rPr>
+        <w:t>AI</w:t>
+      </w:r>
+      <w:r>
+        <w:rPr>
+          <w:rFonts w:ascii="標楷體" w:eastAsia="標楷體" w:hAnsi="標楷體" w:cs="標楷體"/>
+          <w:sz w:val="28"/>
+          <w:szCs w:val="28"/>
+        </w:rPr>
+        <w:t>處理技術，實現從原始數據導入、自動清洗到初步分類的自動化流程。</w:t>
       </w:r>
     </w:p>
     <w:p>
@@ -10699,10 +10735,10 @@
           <w:szCs w:val="32"/>
         </w:rPr>
         <w:drawing>
-          <wp:inline distT="0" distB="0" distL="0" distR="0" wp14:anchorId="0E09E77B" wp14:editId="6E60B4A3">
-            <wp:extent cx="5394960" cy="2577081"/>
-            <wp:effectExtent l="0" t="0" r="0" b="0"/>
-            <wp:docPr id="12" name="圖片 12"/>
+          <wp:inline distT="0" distB="0" distL="0" distR="0" wp14:anchorId="58B52C40" wp14:editId="32770756">
+            <wp:extent cx="5733415" cy="3033395"/>
+            <wp:effectExtent l="0" t="0" r="635" b="0"/>
+            <wp:docPr id="5" name="圖片 5"/>
             <wp:cNvGraphicFramePr>
               <a:graphicFrameLocks xmlns:a="http://schemas.openxmlformats.org/drawingml/2006/main" noChangeAspect="1"/>
             </wp:cNvGraphicFramePr>
@@ -10722,7 +10758,7 @@
                   <pic:spPr>
                     <a:xfrm>
                       <a:off x="0" y="0"/>
-                      <a:ext cx="5402131" cy="2580506"/>
+                      <a:ext cx="5733415" cy="3033395"/>
                     </a:xfrm>
                     <a:prstGeom prst="rect">
                       <a:avLst/>
@@ -11097,17 +11133,8 @@
           <w:szCs w:val="28"/>
           <w:lang w:val="en-US"/>
         </w:rPr>
-        <w:t>自動化標籤與分類技術： 透過 AI 模型對上傳的原始數據進行即時</w:t>
-      </w:r>
-      <w:r>
-        <w:rPr>
-          <w:rFonts w:ascii="標楷體" w:eastAsia="標楷體" w:hAnsi="標楷體" w:cs="標楷體"/>
-          <w:sz w:val="28"/>
-          <w:szCs w:val="28"/>
-          <w:lang w:val="en-US"/>
-        </w:rPr>
         <w:lastRenderedPageBreak/>
-        <w:t>清洗與特徵提取，自動完成資料分類，並產出易於理解的摘要建議。</w:t>
+        <w:t>自動化標籤與分類技術： 透過 AI 模型對上傳的原始數據進行即時清洗與特徵提取，自動完成資料分類，並產出易於理解的摘要建議。</w:t>
       </w:r>
     </w:p>
     <w:p>
@@ -11444,6 +11471,7 @@
           <w:sz w:val="32"/>
           <w:szCs w:val="32"/>
         </w:rPr>
+        <w:lastRenderedPageBreak/>
         <w:t xml:space="preserve"> </w:t>
       </w:r>
       <w:r>
@@ -11470,7 +11498,6 @@
           <w:sz w:val="32"/>
           <w:szCs w:val="32"/>
         </w:rPr>
-        <w:lastRenderedPageBreak/>
         <w:t>3-3 使用標準與工具</w:t>
       </w:r>
     </w:p>
@@ -12552,7 +12579,6 @@
           <w:sz w:val="36"/>
           <w:szCs w:val="36"/>
         </w:rPr>
-        <w:lastRenderedPageBreak/>
         <w:t>第四章 專案時程與組織分工</w:t>
       </w:r>
     </w:p>
@@ -16083,7 +16109,6 @@
                 <w:sz w:val="28"/>
                 <w:szCs w:val="28"/>
               </w:rPr>
-              <w:lastRenderedPageBreak/>
               <w:t>前端</w:t>
             </w:r>
           </w:p>
@@ -18223,7 +18248,6 @@
           <w:sz w:val="32"/>
           <w:szCs w:val="32"/>
         </w:rPr>
-        <w:lastRenderedPageBreak/>
         <w:t>4-2 專案組織與分工</w:t>
       </w:r>
     </w:p>
@@ -18993,7 +19017,6 @@
           <w:sz w:val="32"/>
           <w:szCs w:val="32"/>
         </w:rPr>
-        <w:lastRenderedPageBreak/>
         <w:t>4-3 上傳 GitHub 紀錄</w:t>
       </w:r>
     </w:p>
@@ -19383,7 +19406,6 @@
           <w:sz w:val="36"/>
           <w:szCs w:val="36"/>
         </w:rPr>
-        <w:lastRenderedPageBreak/>
         <w:t>第五章 需求模型</w:t>
       </w:r>
     </w:p>
@@ -19909,7 +19931,7 @@
                 <w:sz w:val="28"/>
                 <w:szCs w:val="28"/>
               </w:rPr>
-              <w:t>」與「登入後修改」兩類情境。系統將利用Gmail OTP 傳送修改驗整碼，修改完成後未登入狀態須強制重新登入以策</w:t>
+              <w:t>」與「登入後修</w:t>
             </w:r>
             <w:r>
               <w:rPr>
@@ -19918,7 +19940,7 @@
                 <w:szCs w:val="28"/>
               </w:rPr>
               <w:lastRenderedPageBreak/>
-              <w:t xml:space="preserve">安全；登入狀態則直接套用新密碼，無須中斷當前作業。 </w:t>
+              <w:t xml:space="preserve">改」兩類情境。系統將利用Gmail OTP 傳送修改驗整碼，修改完成後未登入狀態須強制重新登入以策安全；登入狀態則直接套用新密碼，無須中斷當前作業。 </w:t>
             </w:r>
           </w:p>
           <w:p>
@@ -21116,16 +21138,7 @@
                 <w:sz w:val="28"/>
                 <w:szCs w:val="28"/>
               </w:rPr>
-              <w:t>3.5 AI問卷機制：講師匯入 PPT 投影片，系統透過 AI 解析核心知識點並自動產出問卷題目，同步生成</w:t>
-            </w:r>
-            <w:r>
-              <w:rPr>
-                <w:rFonts w:ascii="標楷體" w:eastAsia="標楷體" w:hAnsi="標楷體" w:cs="標楷體"/>
-                <w:sz w:val="28"/>
-                <w:szCs w:val="28"/>
-              </w:rPr>
-              <w:lastRenderedPageBreak/>
-              <w:t>專屬填答連結與驗證碼。</w:t>
+              <w:t>3.5 AI問卷機制：講師匯入 PPT 投影片，系統透過 AI 解析核心知識點並自動產出問卷題目，同步生成專屬填答連結與驗證碼。</w:t>
             </w:r>
           </w:p>
         </w:tc>
@@ -21169,7 +21182,6 @@
                 <w:sz w:val="30"/>
                 <w:szCs w:val="30"/>
               </w:rPr>
-              <w:lastRenderedPageBreak/>
               <w:t>A04</w:t>
             </w:r>
           </w:p>
@@ -22282,7 +22294,16 @@
                 <w:sz w:val="28"/>
                 <w:szCs w:val="28"/>
               </w:rPr>
-              <w:t xml:space="preserve"> AI核心邏輯應能穩定處理雙語的感言回饋，確保跨語言語意解析的精準度，並維持分類標籤在不同語境下的一致性。</w:t>
+              <w:t xml:space="preserve"> AI核心邏輯應能穩定處理雙語的感言回饋，確保跨語</w:t>
+            </w:r>
+            <w:r>
+              <w:rPr>
+                <w:rFonts w:ascii="標楷體" w:eastAsia="標楷體" w:hAnsi="標楷體" w:cs="標楷體"/>
+                <w:sz w:val="28"/>
+                <w:szCs w:val="28"/>
+              </w:rPr>
+              <w:lastRenderedPageBreak/>
+              <w:t>言語意解析的精準度，並維持分類標籤在不同語境下的一致性。</w:t>
             </w:r>
           </w:p>
         </w:tc>
@@ -22523,7 +22544,6 @@
           <w:sz w:val="28"/>
           <w:szCs w:val="28"/>
         </w:rPr>
-        <w:lastRenderedPageBreak/>
         <w:drawing>
           <wp:inline distT="114300" distB="114300" distL="114300" distR="114300" wp14:anchorId="7433CDA7" wp14:editId="026567D3">
             <wp:extent cx="5731200" cy="3886200"/>
@@ -22624,6 +22644,7 @@
           <w:sz w:val="24"/>
           <w:szCs w:val="24"/>
         </w:rPr>
+        <w:lastRenderedPageBreak/>
         <w:drawing>
           <wp:inline distT="114300" distB="114300" distL="114300" distR="114300" wp14:anchorId="074CA95A" wp14:editId="23098ECE">
             <wp:extent cx="5586413" cy="3600545"/>
@@ -22707,7 +22728,6 @@
           <w:sz w:val="36"/>
           <w:szCs w:val="36"/>
         </w:rPr>
-        <w:lastRenderedPageBreak/>
         <w:drawing>
           <wp:inline distT="114300" distB="114300" distL="114300" distR="114300" wp14:anchorId="40B84CA5" wp14:editId="79611C09">
             <wp:extent cx="6228061" cy="4052888"/>
@@ -22776,6 +22796,7 @@
           <w:rFonts w:ascii="標楷體" w:eastAsia="標楷體" w:hAnsi="標楷體"/>
           <w:noProof/>
         </w:rPr>
+        <w:lastRenderedPageBreak/>
         <w:drawing>
           <wp:anchor distT="114300" distB="114300" distL="114300" distR="114300" simplePos="0" relativeHeight="251659264" behindDoc="0" locked="0" layoutInCell="1" hidden="0" allowOverlap="1" wp14:anchorId="1D7D6F5F" wp14:editId="640F9E9B">
             <wp:simplePos x="0" y="0"/>
@@ -22856,6 +22877,7 @@
           <w:sz w:val="28"/>
           <w:szCs w:val="28"/>
         </w:rPr>
+        <w:lastRenderedPageBreak/>
         <w:drawing>
           <wp:inline distT="114300" distB="114300" distL="114300" distR="114300" wp14:anchorId="080FA823" wp14:editId="5BB1F34C">
             <wp:extent cx="5731200" cy="4406900"/>
@@ -30730,7 +30752,7 @@
           <w:szCs w:val="32"/>
         </w:rPr>
         <w:drawing>
-          <wp:inline distT="0" distB="0" distL="0" distR="0" wp14:anchorId="7D5EA328" wp14:editId="5D573A05">
+          <wp:inline distT="0" distB="0" distL="0" distR="0" wp14:anchorId="7D5EA328" wp14:editId="424891A3">
             <wp:extent cx="5733415" cy="3418840"/>
             <wp:effectExtent l="0" t="0" r="635" b="0"/>
             <wp:docPr id="11" name="圖片 11" descr="一張含有 文字, 圖表, 方案, 工程製圖 的圖片&#10;&#10;AI 產生的內容可能不正確。"/>
@@ -34692,7 +34714,7 @@
               <w:widowControl w:val="0"/>
               <w:spacing w:line="240" w:lineRule="auto"/>
               <w:rPr>
-                <w:rFonts w:ascii="標楷體" w:eastAsia="標楷體" w:hAnsi="標楷體" w:cs="標楷體" w:hint="eastAsia"/>
+                <w:rFonts w:ascii="標楷體" w:eastAsia="標楷體" w:hAnsi="標楷體" w:cs="標楷體"/>
               </w:rPr>
             </w:pPr>
             <w:r>
@@ -35673,7 +35695,7 @@
               <w:widowControl w:val="0"/>
               <w:spacing w:line="240" w:lineRule="auto"/>
               <w:rPr>
-                <w:rFonts w:ascii="標楷體" w:eastAsia="標楷體" w:hAnsi="標楷體" w:cs="標楷體" w:hint="eastAsia"/>
+                <w:rFonts w:ascii="標楷體" w:eastAsia="標楷體" w:hAnsi="標楷體" w:cs="標楷體"/>
                 <w:sz w:val="28"/>
                 <w:szCs w:val="28"/>
               </w:rPr>
